--- a/02-放大电路/01-运算放大电路/指数放大电路/指数放大电路.docx
+++ b/02-放大电路/01-运算放大电路/指数放大电路/指数放大电路.docx
@@ -2388,6 +2388,20 @@
     </w:p>
     <w:bookmarkEnd w:id="26"/>
     <w:bookmarkEnd w:id="27"/>
+    <w:p>
+      <w:pPr>
+        <w:spacing w:before="360"/>
+        <w:jc w:val="center"/>
+      </w:pPr>
+      <w:r>
+        <w:rPr>
+          <w:rFonts w:ascii="Times New Roman" w:hAnsi="Times New Roman"/>
+          <w:color w:val="555555"/>
+          <w:sz w:val="21"/>
+        </w:rPr>
+        <w:t>材料收集者：杜文杰</w:t>
+      </w:r>
+    </w:p>
     <w:sectPr>
       <w:headerReference r:id="rId9" w:type="default"/>
       <w:footerReference r:id="rId10" w:type="default"/>

--- a/02-放大电路/01-运算放大电路/指数放大电路/指数放大电路.docx
+++ b/02-放大电路/01-运算放大电路/指数放大电路/指数放大电路.docx
@@ -1,6 +1,6 @@
 
 <file path=word/document.xml><?xml version="1.0" encoding="utf-8"?>
-<w:document xmlns:w="http://schemas.openxmlformats.org/wordprocessingml/2006/main" xmlns:m="http://schemas.openxmlformats.org/officeDocument/2006/math" xmlns:r="http://schemas.openxmlformats.org/officeDocument/2006/relationships" xmlns:o="urn:schemas-microsoft-com:office:office" xmlns:v="urn:schemas-microsoft-com:vml" xmlns:w10="urn:schemas-microsoft-com:office:word" xmlns:a="http://schemas.openxmlformats.org/drawingml/2006/main" xmlns:pic="http://schemas.openxmlformats.org/drawingml/2006/picture" xmlns:wp="http://schemas.openxmlformats.org/drawingml/2006/wordprocessingDrawing">
+<w:document xmlns:m="http://schemas.openxmlformats.org/officeDocument/2006/math" xmlns:r="http://schemas.openxmlformats.org/officeDocument/2006/relationships" xmlns:w="http://schemas.openxmlformats.org/wordprocessingml/2006/main" xmlns:o="urn:schemas-microsoft-com:office:office" xmlns:v="urn:schemas-microsoft-com:vml" xmlns:w10="urn:schemas-microsoft-com:office:word" xmlns:a="http://schemas.openxmlformats.org/drawingml/2006/main" xmlns:pic="http://schemas.openxmlformats.org/drawingml/2006/picture" xmlns:wp="http://schemas.openxmlformats.org/drawingml/2006/wordprocessingDrawing">
   <w:body>
     <w:bookmarkStart w:id="27" w:name="指数放大电路"/>
     <w:p>
@@ -9,7 +9,7 @@
       </w:pPr>
       <w:r>
         <w:rPr>
-          <w:rFonts w:hint="eastAsia"/>
+          <w:rFonts w:hint="eastAsia" w:eastAsia="黑体"/>
         </w:rPr>
         <w:t xml:space="preserve">指数放大电路</w:t>
       </w:r>
@@ -21,7 +21,7 @@
       </w:pPr>
       <w:r>
         <w:rPr>
-          <w:rFonts w:hint="eastAsia"/>
+          <w:rFonts w:hint="eastAsia" w:eastAsia="黑体"/>
         </w:rPr>
         <w:t xml:space="preserve">拓扑描述</w:t>
       </w:r>
@@ -32,16 +32,19 @@
       </w:pPr>
       <w:r>
         <w:rPr>
-          <w:rFonts w:hint="eastAsia"/>
+          <w:rFonts w:hint="eastAsia" w:eastAsia="黑体"/>
         </w:rPr>
         <w:t xml:space="preserve">由</w:t>
       </w:r>
       <w:r>
+        <w:rPr>
+          <w:rFonts w:eastAsia="黑体"/>
+        </w:rPr>
         <w:t xml:space="preserve"> </w:t>
       </w:r>
       <w:r>
         <w:rPr>
-          <w:rFonts w:hint="eastAsia"/>
+          <w:rFonts w:hint="eastAsia" w:eastAsia="黑体"/>
           <w:b/>
           <w:bCs/>
         </w:rPr>
@@ -49,17 +52,21 @@
       </w:r>
       <w:r>
         <w:rPr>
+          <w:rFonts w:eastAsia="黑体"/>
           <w:b/>
           <w:bCs/>
         </w:rPr>
         <w:t xml:space="preserve"> A1</w:t>
       </w:r>
       <w:r>
+        <w:rPr>
+          <w:rFonts w:eastAsia="黑体"/>
+        </w:rPr>
         <w:t xml:space="preserve">、</w:t>
       </w:r>
       <w:r>
         <w:rPr>
-          <w:rFonts w:hint="eastAsia"/>
+          <w:rFonts w:hint="eastAsia" w:eastAsia="黑体"/>
           <w:b/>
           <w:bCs/>
         </w:rPr>
@@ -67,6 +74,7 @@
       </w:r>
       <w:r>
         <w:rPr>
+          <w:rFonts w:eastAsia="黑体"/>
           <w:b/>
           <w:bCs/>
         </w:rPr>
@@ -78,20 +86,26 @@
         </m:r>
       </m:oMath>
       <w:r>
+        <w:rPr>
+          <w:rFonts w:eastAsia="黑体"/>
+        </w:rPr>
         <w:t xml:space="preserve"> </w:t>
       </w:r>
       <w:r>
         <w:rPr>
-          <w:rFonts w:hint="eastAsia"/>
+          <w:rFonts w:hint="eastAsia" w:eastAsia="黑体"/>
         </w:rPr>
         <w:t xml:space="preserve">与</w:t>
       </w:r>
       <w:r>
+        <w:rPr>
+          <w:rFonts w:eastAsia="黑体"/>
+        </w:rPr>
         <w:t xml:space="preserve"> </w:t>
       </w:r>
       <w:r>
         <w:rPr>
-          <w:rFonts w:hint="eastAsia"/>
+          <w:rFonts w:hint="eastAsia" w:eastAsia="黑体"/>
           <w:b/>
           <w:bCs/>
         </w:rPr>
@@ -99,6 +113,7 @@
       </w:r>
       <w:r>
         <w:rPr>
+          <w:rFonts w:eastAsia="黑体"/>
           <w:b/>
           <w:bCs/>
         </w:rPr>
@@ -106,7 +121,7 @@
       </w:r>
       <w:r>
         <w:rPr>
-          <w:rFonts w:hint="eastAsia"/>
+          <w:rFonts w:hint="eastAsia" w:eastAsia="黑体"/>
           <w:b/>
           <w:bCs/>
         </w:rPr>
@@ -114,6 +129,7 @@
       </w:r>
       <w:r>
         <w:rPr>
+          <w:rFonts w:eastAsia="黑体"/>
           <w:b/>
           <w:bCs/>
         </w:rPr>
@@ -121,24 +137,27 @@
       </w:r>
       <w:r>
         <w:rPr>
-          <w:rFonts w:hint="eastAsia"/>
+          <w:rFonts w:hint="eastAsia" w:eastAsia="黑体"/>
           <w:b/>
           <w:bCs/>
         </w:rPr>
         <w:t xml:space="preserve">的基-射结）</w:t>
       </w:r>
       <w:r>
+        <w:rPr>
+          <w:rFonts w:eastAsia="黑体"/>
+        </w:rPr>
         <w:t xml:space="preserve"> </w:t>
       </w:r>
       <w:r>
         <w:rPr>
-          <w:rFonts w:hint="eastAsia"/>
+          <w:rFonts w:hint="eastAsia" w:eastAsia="黑体"/>
         </w:rPr>
         <w:t xml:space="preserve">组成。电路关键节点：</w:t>
       </w:r>
       <w:r>
         <w:rPr>
-          <w:rFonts w:hint="eastAsia"/>
+          <w:rFonts w:hint="eastAsia" w:eastAsia="黑体"/>
           <w:b/>
           <w:bCs/>
         </w:rPr>
@@ -146,11 +165,14 @@
       </w:r>
       <w:r>
         <w:rPr>
-          <w:rFonts w:hint="eastAsia"/>
+          <w:rFonts w:hint="eastAsia" w:eastAsia="黑体"/>
         </w:rPr>
         <w:t xml:space="preserve">（信号源</w:t>
       </w:r>
       <w:r>
+        <w:rPr>
+          <w:rFonts w:eastAsia="黑体"/>
+        </w:rPr>
         <w:t xml:space="preserve"> </w:t>
       </w:r>
       <m:oMath>
@@ -171,17 +193,20 @@
         </m:sSub>
       </m:oMath>
       <w:r>
+        <w:rPr>
+          <w:rFonts w:eastAsia="黑体"/>
+        </w:rPr>
         <w:t xml:space="preserve"> </w:t>
       </w:r>
       <w:r>
         <w:rPr>
-          <w:rFonts w:hint="eastAsia"/>
+          <w:rFonts w:hint="eastAsia" w:eastAsia="黑体"/>
         </w:rPr>
         <w:t xml:space="preserve">正端接输入非线性器件的阳极/基极）；</w:t>
       </w:r>
       <w:r>
         <w:rPr>
-          <w:rFonts w:hint="eastAsia"/>
+          <w:rFonts w:hint="eastAsia" w:eastAsia="黑体"/>
           <w:b/>
           <w:bCs/>
         </w:rPr>
@@ -189,20 +214,26 @@
       </w:r>
       <w:r>
         <w:rPr>
-          <w:rFonts w:hint="eastAsia"/>
+          <w:rFonts w:hint="eastAsia" w:eastAsia="黑体"/>
         </w:rPr>
         <w:t xml:space="preserve">（非线性器件的阴极/发射极、A1</w:t>
       </w:r>
       <w:r>
+        <w:rPr>
+          <w:rFonts w:eastAsia="黑体"/>
+        </w:rPr>
         <w:t xml:space="preserve"> </w:t>
       </w:r>
       <w:r>
         <w:rPr>
-          <w:rFonts w:hint="eastAsia"/>
+          <w:rFonts w:hint="eastAsia" w:eastAsia="黑体"/>
         </w:rPr>
         <w:t xml:space="preserve">的</w:t>
       </w:r>
       <w:r>
+        <w:rPr>
+          <w:rFonts w:eastAsia="黑体"/>
+        </w:rPr>
         <w:t xml:space="preserve"> IN−、</w:t>
       </w:r>
       <m:oMath>
@@ -211,17 +242,20 @@
         </m:r>
       </m:oMath>
       <w:r>
+        <w:rPr>
+          <w:rFonts w:eastAsia="黑体"/>
+        </w:rPr>
         <w:t xml:space="preserve"> </w:t>
       </w:r>
       <w:r>
         <w:rPr>
-          <w:rFonts w:hint="eastAsia"/>
+          <w:rFonts w:hint="eastAsia" w:eastAsia="黑体"/>
         </w:rPr>
         <w:t xml:space="preserve">左端相连）；</w:t>
       </w:r>
       <w:r>
         <w:rPr>
-          <w:rFonts w:hint="eastAsia"/>
+          <w:rFonts w:hint="eastAsia" w:eastAsia="黑体"/>
           <w:b/>
           <w:bCs/>
         </w:rPr>
@@ -229,29 +263,38 @@
       </w:r>
       <w:r>
         <w:rPr>
-          <w:rFonts w:hint="eastAsia"/>
+          <w:rFonts w:hint="eastAsia" w:eastAsia="黑体"/>
         </w:rPr>
         <w:t xml:space="preserve">（A1</w:t>
       </w:r>
       <w:r>
+        <w:rPr>
+          <w:rFonts w:eastAsia="黑体"/>
+        </w:rPr>
         <w:t xml:space="preserve"> </w:t>
       </w:r>
       <w:r>
         <w:rPr>
-          <w:rFonts w:hint="eastAsia"/>
+          <w:rFonts w:hint="eastAsia" w:eastAsia="黑体"/>
         </w:rPr>
         <w:t xml:space="preserve">的</w:t>
       </w:r>
       <w:r>
+        <w:rPr>
+          <w:rFonts w:eastAsia="黑体"/>
+        </w:rPr>
         <w:t xml:space="preserve"> OUT </w:t>
       </w:r>
       <w:r>
         <w:rPr>
-          <w:rFonts w:hint="eastAsia"/>
+          <w:rFonts w:hint="eastAsia" w:eastAsia="黑体"/>
         </w:rPr>
         <w:t xml:space="preserve">与</w:t>
       </w:r>
       <w:r>
+        <w:rPr>
+          <w:rFonts w:eastAsia="黑体"/>
+        </w:rPr>
         <w:t xml:space="preserve"> </w:t>
       </w:r>
       <m:oMath>
@@ -260,15 +303,21 @@
         </m:r>
       </m:oMath>
       <w:r>
+        <w:rPr>
+          <w:rFonts w:eastAsia="黑体"/>
+        </w:rPr>
         <w:t xml:space="preserve"> </w:t>
       </w:r>
       <w:r>
         <w:rPr>
-          <w:rFonts w:hint="eastAsia"/>
+          <w:rFonts w:hint="eastAsia" w:eastAsia="黑体"/>
         </w:rPr>
         <w:t xml:space="preserve">右端相连，作为输出</w:t>
       </w:r>
       <w:r>
+        <w:rPr>
+          <w:rFonts w:eastAsia="黑体"/>
+        </w:rPr>
         <w:t xml:space="preserve"> </w:t>
       </w:r>
       <m:oMath>
@@ -293,29 +342,38 @@
       </m:oMath>
       <w:r>
         <w:rPr>
-          <w:rFonts w:hint="eastAsia"/>
+          <w:rFonts w:hint="eastAsia" w:eastAsia="黑体"/>
         </w:rPr>
         <w:t xml:space="preserve">）；A1</w:t>
       </w:r>
       <w:r>
+        <w:rPr>
+          <w:rFonts w:eastAsia="黑体"/>
+        </w:rPr>
         <w:t xml:space="preserve"> </w:t>
       </w:r>
       <w:r>
         <w:rPr>
-          <w:rFonts w:hint="eastAsia"/>
+          <w:rFonts w:hint="eastAsia" w:eastAsia="黑体"/>
         </w:rPr>
         <w:t xml:space="preserve">的</w:t>
       </w:r>
       <w:r>
+        <w:rPr>
+          <w:rFonts w:eastAsia="黑体"/>
+        </w:rPr>
         <w:t xml:space="preserve"> IN+ </w:t>
       </w:r>
       <w:r>
         <w:rPr>
-          <w:rFonts w:hint="eastAsia"/>
+          <w:rFonts w:hint="eastAsia" w:eastAsia="黑体"/>
         </w:rPr>
         <w:t xml:space="preserve">接地</w:t>
       </w:r>
       <w:r>
+        <w:rPr>
+          <w:rFonts w:eastAsia="黑体"/>
+        </w:rPr>
         <w:t xml:space="preserve"> GND。</w:t>
       </w:r>
     </w:p>
@@ -323,13 +381,13 @@
       <w:pPr/>
       <w:r>
         <w:rPr>
-          <w:rFonts w:hint="eastAsia"/>
+          <w:rFonts w:hint="eastAsia" w:eastAsia="黑体"/>
         </w:rPr>
         <w:t xml:space="preserve">各元件管脚连接：</w:t>
       </w:r>
       <w:r>
         <w:rPr>
-          <w:rFonts w:hint="eastAsia"/>
+          <w:rFonts w:hint="eastAsia" w:eastAsia="黑体"/>
           <w:b/>
           <w:bCs/>
         </w:rPr>
@@ -337,6 +395,7 @@
       </w:r>
       <w:r>
         <w:rPr>
+          <w:rFonts w:eastAsia="黑体"/>
           <w:b/>
           <w:bCs/>
         </w:rPr>
@@ -344,16 +403,19 @@
       </w:r>
       <w:r>
         <w:rPr>
-          <w:rFonts w:hint="eastAsia"/>
+          <w:rFonts w:hint="eastAsia" w:eastAsia="黑体"/>
         </w:rPr>
         <w:t xml:space="preserve">（或三极管</w:t>
       </w:r>
       <w:r>
+        <w:rPr>
+          <w:rFonts w:eastAsia="黑体"/>
+        </w:rPr>
         <w:t xml:space="preserve"> Q </w:t>
       </w:r>
       <w:r>
         <w:rPr>
-          <w:rFonts w:hint="eastAsia"/>
+          <w:rFonts w:hint="eastAsia" w:eastAsia="黑体"/>
         </w:rPr>
         <w:t xml:space="preserve">的发射结）跨接在输入节点与反相端节点之间，阳极/基极接输入节点、阴极/发射极接反相端节点；</w:t>
       </w:r>
@@ -363,76 +425,101 @@
         </m:r>
       </m:oMath>
       <w:r>
+        <w:rPr>
+          <w:rFonts w:eastAsia="黑体"/>
+        </w:rPr>
         <w:t xml:space="preserve"> </w:t>
       </w:r>
       <w:r>
         <w:rPr>
-          <w:rFonts w:hint="eastAsia"/>
+          <w:rFonts w:hint="eastAsia" w:eastAsia="黑体"/>
         </w:rPr>
         <w:t xml:space="preserve">一端接反相端节点、另一端接输出节点；</w:t>
       </w:r>
       <w:r>
         <w:rPr>
+          <w:rFonts w:eastAsia="黑体"/>
           <w:b/>
           <w:bCs/>
         </w:rPr>
         <w:t xml:space="preserve">A1</w:t>
       </w:r>
       <w:r>
+        <w:rPr>
+          <w:rFonts w:eastAsia="黑体"/>
+        </w:rPr>
         <w:t xml:space="preserve"> </w:t>
       </w:r>
       <w:r>
         <w:rPr>
-          <w:rFonts w:hint="eastAsia"/>
+          <w:rFonts w:hint="eastAsia" w:eastAsia="黑体"/>
         </w:rPr>
         <w:t xml:space="preserve">的</w:t>
       </w:r>
       <w:r>
+        <w:rPr>
+          <w:rFonts w:eastAsia="黑体"/>
+        </w:rPr>
         <w:t xml:space="preserve"> IN− </w:t>
       </w:r>
       <w:r>
         <w:rPr>
-          <w:rFonts w:hint="eastAsia"/>
+          <w:rFonts w:hint="eastAsia" w:eastAsia="黑体"/>
         </w:rPr>
         <w:t xml:space="preserve">接反相端节点、IN+</w:t>
       </w:r>
       <w:r>
+        <w:rPr>
+          <w:rFonts w:eastAsia="黑体"/>
+        </w:rPr>
         <w:t xml:space="preserve"> </w:t>
       </w:r>
       <w:r>
         <w:rPr>
-          <w:rFonts w:hint="eastAsia"/>
+          <w:rFonts w:hint="eastAsia" w:eastAsia="黑体"/>
         </w:rPr>
         <w:t xml:space="preserve">接地</w:t>
       </w:r>
       <w:r>
+        <w:rPr>
+          <w:rFonts w:eastAsia="黑体"/>
+        </w:rPr>
         <w:t xml:space="preserve"> GND、OUT </w:t>
       </w:r>
       <w:r>
         <w:rPr>
-          <w:rFonts w:hint="eastAsia"/>
+          <w:rFonts w:hint="eastAsia" w:eastAsia="黑体"/>
         </w:rPr>
         <w:t xml:space="preserve">接输出节点、V+</w:t>
       </w:r>
       <w:r>
+        <w:rPr>
+          <w:rFonts w:eastAsia="黑体"/>
+        </w:rPr>
         <w:t xml:space="preserve"> </w:t>
       </w:r>
       <w:r>
         <w:rPr>
-          <w:rFonts w:hint="eastAsia"/>
+          <w:rFonts w:hint="eastAsia" w:eastAsia="黑体"/>
         </w:rPr>
         <w:t xml:space="preserve">接</w:t>
       </w:r>
       <w:r>
+        <w:rPr>
+          <w:rFonts w:eastAsia="黑体"/>
+        </w:rPr>
         <w:t xml:space="preserve"> +VCC、V− </w:t>
       </w:r>
       <w:r>
         <w:rPr>
-          <w:rFonts w:hint="eastAsia"/>
+          <w:rFonts w:hint="eastAsia" w:eastAsia="黑体"/>
         </w:rPr>
         <w:t xml:space="preserve">接</w:t>
       </w:r>
       <w:r>
+        <w:rPr>
+          <w:rFonts w:eastAsia="黑体"/>
+        </w:rPr>
         <w:t xml:space="preserve"> −VEE。</w:t>
       </w:r>
     </w:p>
@@ -440,20 +527,26 @@
       <w:pPr/>
       <w:r>
         <w:rPr>
-          <w:rFonts w:hint="eastAsia"/>
+          <w:rFonts w:hint="eastAsia" w:eastAsia="黑体"/>
         </w:rPr>
         <w:t xml:space="preserve">由此构成指数（反对数）放大组态：输入电压直接加在</w:t>
       </w:r>
       <w:r>
+        <w:rPr>
+          <w:rFonts w:eastAsia="黑体"/>
+        </w:rPr>
         <w:t xml:space="preserve"> PN </w:t>
       </w:r>
       <w:r>
         <w:rPr>
-          <w:rFonts w:hint="eastAsia"/>
+          <w:rFonts w:hint="eastAsia" w:eastAsia="黑体"/>
         </w:rPr>
         <w:t xml:space="preserve">结上，其指数电流经反馈电阻</w:t>
       </w:r>
       <w:r>
+        <w:rPr>
+          <w:rFonts w:eastAsia="黑体"/>
+        </w:rPr>
         <w:t xml:space="preserve"> </w:t>
       </w:r>
       <m:oMath>
@@ -462,15 +555,21 @@
         </m:r>
       </m:oMath>
       <w:r>
+        <w:rPr>
+          <w:rFonts w:eastAsia="黑体"/>
+        </w:rPr>
         <w:t xml:space="preserve"> </w:t>
       </w:r>
       <w:r>
         <w:rPr>
-          <w:rFonts w:hint="eastAsia"/>
+          <w:rFonts w:hint="eastAsia" w:eastAsia="黑体"/>
         </w:rPr>
         <w:t xml:space="preserve">转为输出电压，输出正比于</w:t>
       </w:r>
       <w:r>
+        <w:rPr>
+          <w:rFonts w:eastAsia="黑体"/>
+        </w:rPr>
         <w:t xml:space="preserve"> </w:t>
       </w:r>
       <m:oMath>
@@ -479,11 +578,14 @@
         </m:r>
       </m:oMath>
       <w:r>
+        <w:rPr>
+          <w:rFonts w:eastAsia="黑体"/>
+        </w:rPr>
         <w:t xml:space="preserve"> </w:t>
       </w:r>
       <w:r>
         <w:rPr>
-          <w:rFonts w:hint="eastAsia"/>
+          <w:rFonts w:hint="eastAsia" w:eastAsia="黑体"/>
         </w:rPr>
         <w:t xml:space="preserve">的输入次方，与对数放大互为逆运算。</w:t>
       </w:r>
@@ -496,7 +598,7 @@
       </w:pPr>
       <w:r>
         <w:rPr>
-          <w:rFonts w:hint="eastAsia"/>
+          <w:rFonts w:hint="eastAsia" w:eastAsia="黑体"/>
         </w:rPr>
         <w:t xml:space="preserve">工作原理</w:t>
       </w:r>
@@ -506,15 +608,21 @@
         <w:pStyle w:val="FirstParagraph"/>
       </w:pPr>
       <w:r>
+        <w:rPr>
+          <w:rFonts w:eastAsia="黑体"/>
+        </w:rPr>
         <w:t xml:space="preserve">PN </w:t>
       </w:r>
       <w:r>
         <w:rPr>
-          <w:rFonts w:hint="eastAsia"/>
+          <w:rFonts w:hint="eastAsia" w:eastAsia="黑体"/>
         </w:rPr>
         <w:t xml:space="preserve">结正向电流与其端电压呈指数关系</w:t>
       </w:r>
       <w:r>
+        <w:rPr>
+          <w:rFonts w:eastAsia="黑体"/>
+        </w:rPr>
         <w:t xml:space="preserve"> </w:t>
       </w:r>
       <m:oMath>
@@ -608,11 +716,14 @@
       </m:oMath>
       <w:r>
         <w:rPr>
-          <w:rFonts w:hint="eastAsia"/>
+          <w:rFonts w:hint="eastAsia" w:eastAsia="黑体"/>
         </w:rPr>
         <w:t xml:space="preserve">。运放控制反馈使流过电阻</w:t>
       </w:r>
       <w:r>
+        <w:rPr>
+          <w:rFonts w:eastAsia="黑体"/>
+        </w:rPr>
         <w:t xml:space="preserve"> </w:t>
       </w:r>
       <m:oMath>
@@ -621,11 +732,14 @@
         </m:r>
       </m:oMath>
       <w:r>
+        <w:rPr>
+          <w:rFonts w:eastAsia="黑体"/>
+        </w:rPr>
         <w:t xml:space="preserve"> </w:t>
       </w:r>
       <w:r>
         <w:rPr>
-          <w:rFonts w:hint="eastAsia"/>
+          <w:rFonts w:hint="eastAsia" w:eastAsia="黑体"/>
         </w:rPr>
         <w:t xml:space="preserve">的电流等于二极管电流，输入电压线性变化时输出电压按指数规律变化，从而完成反对数运算。</w:t>
       </w:r>
@@ -638,7 +752,7 @@
       </w:pPr>
       <w:r>
         <w:rPr>
-          <w:rFonts w:hint="eastAsia"/>
+          <w:rFonts w:hint="eastAsia" w:eastAsia="黑体"/>
         </w:rPr>
         <w:t xml:space="preserve">关键计算公式</w:t>
       </w:r>
@@ -652,7 +766,7 @@
       </w:pPr>
       <w:r>
         <w:rPr>
-          <w:rFonts w:hint="eastAsia"/>
+          <w:rFonts w:hint="eastAsia" w:eastAsia="黑体"/>
         </w:rPr>
         <w:t xml:space="preserve">输出电流（二极管正向伏安特性）：</w:t>
       </w:r>
@@ -785,7 +899,7 @@
       </w:pPr>
       <w:r>
         <w:rPr>
-          <w:rFonts w:hint="eastAsia"/>
+          <w:rFonts w:hint="eastAsia" w:eastAsia="黑体"/>
         </w:rPr>
         <w:t xml:space="preserve">热电压：</w:t>
       </w:r>
@@ -907,7 +1021,7 @@
       </w:pPr>
       <w:r>
         <w:rPr>
-          <w:rFonts w:hint="eastAsia"/>
+          <w:rFonts w:hint="eastAsia" w:eastAsia="黑体"/>
         </w:rPr>
         <w:t xml:space="preserve">输出电压（理想指数关系）：</w:t>
       </w:r>
@@ -1015,7 +1129,7 @@
       </w:pPr>
       <w:r>
         <w:rPr>
-          <w:rFonts w:hint="eastAsia"/>
+          <w:rFonts w:hint="eastAsia" w:eastAsia="黑体"/>
         </w:rPr>
         <w:t xml:space="preserve">采用三极管时更精确的对数/指数关系：</w:t>
       </w:r>
@@ -1139,7 +1253,7 @@
             </w:pPr>
             <w:r>
               <w:rPr>
-                <w:rFonts w:hint="eastAsia"/>
+                <w:rFonts w:hint="eastAsia" w:eastAsia="黑体"/>
               </w:rPr>
               <w:t xml:space="preserve">符号</w:t>
             </w:r>
@@ -1153,7 +1267,7 @@
             </w:pPr>
             <w:r>
               <w:rPr>
-                <w:rFonts w:hint="eastAsia"/>
+                <w:rFonts w:hint="eastAsia" w:eastAsia="黑体"/>
               </w:rPr>
               <w:t xml:space="preserve">含义</w:t>
             </w:r>
@@ -1167,7 +1281,7 @@
             </w:pPr>
             <w:r>
               <w:rPr>
-                <w:rFonts w:hint="eastAsia"/>
+                <w:rFonts w:hint="eastAsia" w:eastAsia="黑体"/>
               </w:rPr>
               <w:t xml:space="preserve">单位</w:t>
             </w:r>
@@ -1214,6 +1328,9 @@
               </m:sSub>
             </m:oMath>
             <w:r>
+              <w:rPr>
+                <w:rFonts w:eastAsia="黑体"/>
+              </w:rPr>
               <w:t xml:space="preserve">​</w:t>
             </w:r>
           </w:p>
@@ -1226,16 +1343,19 @@
             </w:pPr>
             <w:r>
               <w:rPr>
-                <w:rFonts w:hint="eastAsia"/>
+                <w:rFonts w:hint="eastAsia" w:eastAsia="黑体"/>
               </w:rPr>
               <w:t xml:space="preserve">二极管</w:t>
             </w:r>
             <w:r>
+              <w:rPr>
+                <w:rFonts w:eastAsia="黑体"/>
+              </w:rPr>
               <w:t xml:space="preserve"> / </w:t>
             </w:r>
             <w:r>
               <w:rPr>
-                <w:rFonts w:hint="eastAsia"/>
+                <w:rFonts w:hint="eastAsia" w:eastAsia="黑体"/>
               </w:rPr>
               <w:t xml:space="preserve">集电极电流</w:t>
             </w:r>
@@ -1248,6 +1368,9 @@
               <w:pStyle w:val="Compact"/>
             </w:pPr>
             <w:r>
+              <w:rPr>
+                <w:rFonts w:eastAsia="黑体"/>
+              </w:rPr>
               <w:t xml:space="preserve">A</w:t>
             </w:r>
           </w:p>
@@ -1275,6 +1398,9 @@
               </m:sSub>
             </m:oMath>
             <w:r>
+              <w:rPr>
+                <w:rFonts w:eastAsia="黑体"/>
+              </w:rPr>
               <w:t xml:space="preserve">​</w:t>
             </w:r>
           </w:p>
@@ -1287,7 +1413,7 @@
             </w:pPr>
             <w:r>
               <w:rPr>
-                <w:rFonts w:hint="eastAsia"/>
+                <w:rFonts w:hint="eastAsia" w:eastAsia="黑体"/>
               </w:rPr>
               <w:t xml:space="preserve">反向饱和电流</w:t>
             </w:r>
@@ -1300,6 +1426,9 @@
               <w:pStyle w:val="Compact"/>
             </w:pPr>
             <w:r>
+              <w:rPr>
+                <w:rFonts w:eastAsia="黑体"/>
+              </w:rPr>
               <w:t xml:space="preserve">A</w:t>
             </w:r>
           </w:p>
@@ -1330,6 +1459,9 @@
               </m:sSub>
             </m:oMath>
             <w:r>
+              <w:rPr>
+                <w:rFonts w:eastAsia="黑体"/>
+              </w:rPr>
               <w:t xml:space="preserve">​</w:t>
             </w:r>
           </w:p>
@@ -1342,7 +1474,7 @@
             </w:pPr>
             <w:r>
               <w:rPr>
-                <w:rFonts w:hint="eastAsia"/>
+                <w:rFonts w:hint="eastAsia" w:eastAsia="黑体"/>
               </w:rPr>
               <w:t xml:space="preserve">基极－发射极电压</w:t>
             </w:r>
@@ -1355,6 +1487,9 @@
               <w:pStyle w:val="Compact"/>
             </w:pPr>
             <w:r>
+              <w:rPr>
+                <w:rFonts w:eastAsia="黑体"/>
+              </w:rPr>
               <w:t xml:space="preserve">V</w:t>
             </w:r>
           </w:p>
@@ -1373,6 +1508,9 @@
               </m:r>
             </m:oMath>
             <w:r>
+              <w:rPr>
+                <w:rFonts w:eastAsia="黑体"/>
+              </w:rPr>
               <w:t xml:space="preserve">​</w:t>
             </w:r>
           </w:p>
@@ -1385,7 +1523,7 @@
             </w:pPr>
             <w:r>
               <w:rPr>
-                <w:rFonts w:hint="eastAsia"/>
+                <w:rFonts w:hint="eastAsia" w:eastAsia="黑体"/>
               </w:rPr>
               <w:t xml:space="preserve">理想因子（1~2）</w:t>
             </w:r>
@@ -1399,7 +1537,7 @@
             </w:pPr>
             <w:r>
               <w:rPr>
-                <w:rFonts w:hint="eastAsia"/>
+                <w:rFonts w:hint="eastAsia" w:eastAsia="黑体"/>
               </w:rPr>
               <w:t xml:space="preserve">无量纲</w:t>
             </w:r>
@@ -1428,6 +1566,9 @@
               </m:sSub>
             </m:oMath>
             <w:r>
+              <w:rPr>
+                <w:rFonts w:eastAsia="黑体"/>
+              </w:rPr>
               <w:t xml:space="preserve">​</w:t>
             </w:r>
           </w:p>
@@ -1440,7 +1581,7 @@
             </w:pPr>
             <w:r>
               <w:rPr>
-                <w:rFonts w:hint="eastAsia"/>
+                <w:rFonts w:hint="eastAsia" w:eastAsia="黑体"/>
               </w:rPr>
               <w:t xml:space="preserve">热电压</w:t>
             </w:r>
@@ -1453,6 +1594,9 @@
               <w:pStyle w:val="Compact"/>
             </w:pPr>
             <w:r>
+              <w:rPr>
+                <w:rFonts w:eastAsia="黑体"/>
+              </w:rPr>
               <w:t xml:space="preserve">V</w:t>
             </w:r>
           </w:p>
@@ -1471,6 +1615,9 @@
               </m:r>
             </m:oMath>
             <w:r>
+              <w:rPr>
+                <w:rFonts w:eastAsia="黑体"/>
+              </w:rPr>
               <w:t xml:space="preserve">​</w:t>
             </w:r>
           </w:p>
@@ -1483,7 +1630,7 @@
             </w:pPr>
             <w:r>
               <w:rPr>
-                <w:rFonts w:hint="eastAsia"/>
+                <w:rFonts w:hint="eastAsia" w:eastAsia="黑体"/>
               </w:rPr>
               <w:t xml:space="preserve">玻尔兹曼常数</w:t>
             </w:r>
@@ -1496,6 +1643,9 @@
               <w:pStyle w:val="Compact"/>
             </w:pPr>
             <w:r>
+              <w:rPr>
+                <w:rFonts w:eastAsia="黑体"/>
+              </w:rPr>
               <w:t xml:space="preserve">J/K</w:t>
             </w:r>
           </w:p>
@@ -1514,6 +1664,9 @@
               </m:r>
             </m:oMath>
             <w:r>
+              <w:rPr>
+                <w:rFonts w:eastAsia="黑体"/>
+              </w:rPr>
               <w:t xml:space="preserve">​</w:t>
             </w:r>
           </w:p>
@@ -1526,7 +1679,7 @@
             </w:pPr>
             <w:r>
               <w:rPr>
-                <w:rFonts w:hint="eastAsia"/>
+                <w:rFonts w:hint="eastAsia" w:eastAsia="黑体"/>
               </w:rPr>
               <w:t xml:space="preserve">电子电荷</w:t>
             </w:r>
@@ -1539,6 +1692,9 @@
               <w:pStyle w:val="Compact"/>
             </w:pPr>
             <w:r>
+              <w:rPr>
+                <w:rFonts w:eastAsia="黑体"/>
+              </w:rPr>
               <w:t xml:space="preserve">C</w:t>
             </w:r>
           </w:p>
@@ -1557,6 +1713,9 @@
               </m:r>
             </m:oMath>
             <w:r>
+              <w:rPr>
+                <w:rFonts w:eastAsia="黑体"/>
+              </w:rPr>
               <w:t xml:space="preserve">​</w:t>
             </w:r>
           </w:p>
@@ -1569,7 +1728,7 @@
             </w:pPr>
             <w:r>
               <w:rPr>
-                <w:rFonts w:hint="eastAsia"/>
+                <w:rFonts w:hint="eastAsia" w:eastAsia="黑体"/>
               </w:rPr>
               <w:t xml:space="preserve">绝对温度</w:t>
             </w:r>
@@ -1582,6 +1741,9 @@
               <w:pStyle w:val="Compact"/>
             </w:pPr>
             <w:r>
+              <w:rPr>
+                <w:rFonts w:eastAsia="黑体"/>
+              </w:rPr>
               <w:t xml:space="preserve">K</w:t>
             </w:r>
           </w:p>
@@ -1596,7 +1758,7 @@
       </w:pPr>
       <w:r>
         <w:rPr>
-          <w:rFonts w:hint="eastAsia"/>
+          <w:rFonts w:hint="eastAsia" w:eastAsia="黑体"/>
         </w:rPr>
         <w:t xml:space="preserve">元件调整影响</w:t>
       </w:r>
@@ -1611,7 +1773,7 @@
       </w:pPr>
       <w:r>
         <w:rPr>
-          <w:rFonts w:hint="eastAsia"/>
+          <w:rFonts w:hint="eastAsia" w:eastAsia="黑体"/>
           <w:b/>
           <w:bCs/>
         </w:rPr>
@@ -1619,6 +1781,7 @@
       </w:r>
       <w:r>
         <w:rPr>
+          <w:rFonts w:eastAsia="黑体"/>
           <w:b/>
           <w:bCs/>
         </w:rPr>
@@ -1631,6 +1794,7 @@
       </m:oMath>
       <w:r>
         <w:rPr>
+          <w:rFonts w:eastAsia="黑体"/>
           <w:b/>
           <w:bCs/>
         </w:rPr>
@@ -1638,21 +1802,27 @@
       </w:r>
       <w:r>
         <w:rPr>
-          <w:rFonts w:hint="eastAsia"/>
+          <w:rFonts w:hint="eastAsia" w:eastAsia="黑体"/>
           <w:b/>
           <w:bCs/>
         </w:rPr>
         <w:t xml:space="preserve">增大</w:t>
       </w:r>
       <w:r>
+        <w:rPr>
+          <w:rFonts w:eastAsia="黑体"/>
+        </w:rPr>
         <w:t xml:space="preserve"> </w:t>
       </w:r>
       <w:r>
+        <w:rPr>
+          <w:rFonts w:eastAsia="黑体"/>
+        </w:rPr>
         <w:t xml:space="preserve">→ </w:t>
       </w:r>
       <w:r>
         <w:rPr>
-          <w:rFonts w:hint="eastAsia"/>
+          <w:rFonts w:hint="eastAsia" w:eastAsia="黑体"/>
         </w:rPr>
         <w:t xml:space="preserve">同样输入电压下电流减小，输出幅度下降。</w:t>
       </w:r>
@@ -1667,7 +1837,7 @@
       </w:pPr>
       <w:r>
         <w:rPr>
-          <w:rFonts w:hint="eastAsia"/>
+          <w:rFonts w:hint="eastAsia" w:eastAsia="黑体"/>
           <w:b/>
           <w:bCs/>
         </w:rPr>
@@ -1675,6 +1845,7 @@
       </w:r>
       <w:r>
         <w:rPr>
+          <w:rFonts w:eastAsia="黑体"/>
           <w:b/>
           <w:bCs/>
         </w:rPr>
@@ -1696,6 +1867,7 @@
       </m:oMath>
       <w:r>
         <w:rPr>
+          <w:rFonts w:eastAsia="黑体"/>
           <w:b/>
           <w:bCs/>
         </w:rPr>
@@ -1703,7 +1875,7 @@
       </w:r>
       <w:r>
         <w:rPr>
-          <w:rFonts w:hint="eastAsia"/>
+          <w:rFonts w:hint="eastAsia" w:eastAsia="黑体"/>
           <w:b/>
           <w:bCs/>
         </w:rPr>
@@ -1711,6 +1883,7 @@
       </w:r>
       <w:r>
         <w:rPr>
+          <w:rFonts w:eastAsia="黑体"/>
           <w:b/>
           <w:bCs/>
         </w:rPr>
@@ -1718,21 +1891,27 @@
       </w:r>
       <w:r>
         <w:rPr>
-          <w:rFonts w:hint="eastAsia"/>
+          <w:rFonts w:hint="eastAsia" w:eastAsia="黑体"/>
           <w:b/>
           <w:bCs/>
         </w:rPr>
         <w:t xml:space="preserve">换用二极管</w:t>
       </w:r>
       <w:r>
+        <w:rPr>
+          <w:rFonts w:eastAsia="黑体"/>
+        </w:rPr>
         <w:t xml:space="preserve"> </w:t>
       </w:r>
       <w:r>
+        <w:rPr>
+          <w:rFonts w:eastAsia="黑体"/>
+        </w:rPr>
         <w:t xml:space="preserve">→ </w:t>
       </w:r>
       <w:r>
         <w:rPr>
-          <w:rFonts w:hint="eastAsia"/>
+          <w:rFonts w:hint="eastAsia" w:eastAsia="黑体"/>
         </w:rPr>
         <w:t xml:space="preserve">输出尺度与温度系数改变。</w:t>
       </w:r>
@@ -1752,21 +1931,27 @@
       </m:oMath>
       <w:r>
         <w:rPr>
-          <w:rFonts w:hint="eastAsia"/>
+          <w:rFonts w:hint="eastAsia" w:eastAsia="黑体"/>
           <w:b/>
           <w:bCs/>
         </w:rPr>
         <w:t xml:space="preserve">（理想因子）增大</w:t>
       </w:r>
       <w:r>
+        <w:rPr>
+          <w:rFonts w:eastAsia="黑体"/>
+        </w:rPr>
         <w:t xml:space="preserve"> </w:t>
       </w:r>
       <w:r>
+        <w:rPr>
+          <w:rFonts w:eastAsia="黑体"/>
+        </w:rPr>
         <w:t xml:space="preserve">→ </w:t>
       </w:r>
       <w:r>
         <w:rPr>
-          <w:rFonts w:hint="eastAsia"/>
+          <w:rFonts w:hint="eastAsia" w:eastAsia="黑体"/>
         </w:rPr>
         <w:t xml:space="preserve">指数斜率变缓（灵敏度下降）。</w:t>
       </w:r>
@@ -1781,19 +1966,28 @@
       </w:pPr>
       <w:r>
         <w:rPr>
-          <w:rFonts w:hint="eastAsia"/>
+          <w:rFonts w:hint="eastAsia" w:eastAsia="黑体"/>
           <w:b/>
           <w:bCs/>
         </w:rPr>
         <w:t xml:space="preserve">温度升高</w:t>
       </w:r>
       <w:r>
+        <w:rPr>
+          <w:rFonts w:eastAsia="黑体"/>
+        </w:rPr>
         <w:t xml:space="preserve"> </w:t>
       </w:r>
       <w:r>
+        <w:rPr>
+          <w:rFonts w:eastAsia="黑体"/>
+        </w:rPr>
         <w:t xml:space="preserve">→</w:t>
       </w:r>
       <w:r>
+        <w:rPr>
+          <w:rFonts w:eastAsia="黑体"/>
+        </w:rPr>
         <w:t xml:space="preserve"> </w:t>
       </w:r>
       <m:oMath>
@@ -1811,11 +2005,14 @@
         </m:sSub>
       </m:oMath>
       <w:r>
+        <w:rPr>
+          <w:rFonts w:eastAsia="黑体"/>
+        </w:rPr>
         <w:t xml:space="preserve"> </w:t>
       </w:r>
       <w:r>
         <w:rPr>
-          <w:rFonts w:hint="eastAsia"/>
+          <w:rFonts w:hint="eastAsia" w:eastAsia="黑体"/>
         </w:rPr>
         <w:t xml:space="preserve">增大会使指数特性随温度漂移，需温补。</w:t>
       </w:r>
@@ -1828,7 +2025,7 @@
       </w:pPr>
       <w:r>
         <w:rPr>
-          <w:rFonts w:hint="eastAsia"/>
+          <w:rFonts w:hint="eastAsia" w:eastAsia="黑体"/>
         </w:rPr>
         <w:t xml:space="preserve">典型参数示例</w:t>
       </w:r>
@@ -1869,15 +2066,21 @@
         </m:r>
       </m:oMath>
       <w:r>
+        <w:rPr>
+          <w:rFonts w:eastAsia="黑体"/>
+        </w:rPr>
         <w:t xml:space="preserve"> </w:t>
       </w:r>
       <w:r>
         <w:rPr>
-          <w:rFonts w:hint="eastAsia"/>
+          <w:rFonts w:hint="eastAsia" w:eastAsia="黑体"/>
         </w:rPr>
         <w:t xml:space="preserve">时</w:t>
       </w:r>
       <w:r>
+        <w:rPr>
+          <w:rFonts w:eastAsia="黑体"/>
+        </w:rPr>
         <w:t xml:space="preserve"> </w:t>
       </w:r>
       <m:oMath>
@@ -1915,11 +2118,14 @@
       </m:oMath>
       <w:r>
         <w:rPr>
-          <w:rFonts w:hint="eastAsia"/>
+          <w:rFonts w:hint="eastAsia" w:eastAsia="黑体"/>
         </w:rPr>
         <w:t xml:space="preserve">；输入</w:t>
       </w:r>
       <w:r>
+        <w:rPr>
+          <w:rFonts w:eastAsia="黑体"/>
+        </w:rPr>
         <w:t xml:space="preserve"> </w:t>
       </w:r>
       <m:oMath>
@@ -1940,15 +2146,21 @@
         </m:sSub>
       </m:oMath>
       <w:r>
+        <w:rPr>
+          <w:rFonts w:eastAsia="黑体"/>
+        </w:rPr>
         <w:t xml:space="preserve"> </w:t>
       </w:r>
       <w:r>
         <w:rPr>
-          <w:rFonts w:hint="eastAsia"/>
+          <w:rFonts w:hint="eastAsia" w:eastAsia="黑体"/>
         </w:rPr>
         <w:t xml:space="preserve">每变化</w:t>
       </w:r>
       <w:r>
+        <w:rPr>
+          <w:rFonts w:eastAsia="黑体"/>
+        </w:rPr>
         <w:t xml:space="preserve"> </w:t>
       </w:r>
       <m:oMath>
@@ -1968,11 +2180,14 @@
       </m:oMath>
       <w:r>
         <w:rPr>
-          <w:rFonts w:hint="eastAsia"/>
+          <w:rFonts w:hint="eastAsia" w:eastAsia="黑体"/>
         </w:rPr>
         <w:t xml:space="preserve">（近似</w:t>
       </w:r>
       <w:r>
+        <w:rPr>
+          <w:rFonts w:eastAsia="黑体"/>
+        </w:rPr>
         <w:t xml:space="preserve"> </w:t>
       </w:r>
       <m:oMath>
@@ -1994,7 +2209,7 @@
       </m:oMath>
       <w:r>
         <w:rPr>
-          <w:rFonts w:hint="eastAsia"/>
+          <w:rFonts w:hint="eastAsia" w:eastAsia="黑体"/>
         </w:rPr>
         <w:t xml:space="preserve">），输出电流约变化一个数量级（</w:t>
       </w:r>
@@ -2011,7 +2226,7 @@
       </m:oMath>
       <w:r>
         <w:rPr>
-          <w:rFonts w:hint="eastAsia"/>
+          <w:rFonts w:hint="eastAsia" w:eastAsia="黑体"/>
         </w:rPr>
         <w:t xml:space="preserve">）。</w:t>
       </w:r>
@@ -2026,7 +2241,7 @@
       </w:pPr>
       <w:r>
         <w:rPr>
-          <w:rFonts w:hint="eastAsia"/>
+          <w:rFonts w:hint="eastAsia" w:eastAsia="黑体"/>
         </w:rPr>
         <w:t xml:space="preserve">取三极管，</w:t>
       </w:r>
@@ -2067,6 +2282,9 @@
         </m:r>
       </m:oMath>
       <w:r>
+        <w:rPr>
+          <w:rFonts w:eastAsia="黑体"/>
+        </w:rPr>
         <w:t xml:space="preserve">、</w:t>
       </w:r>
       <m:oMath>
@@ -2104,7 +2322,7 @@
       </m:oMath>
       <w:r>
         <w:rPr>
-          <w:rFonts w:hint="eastAsia"/>
+          <w:rFonts w:hint="eastAsia" w:eastAsia="黑体"/>
         </w:rPr>
         <w:t xml:space="preserve">：</w:t>
       </w:r>
@@ -2157,7 +2375,7 @@
       </m:oMath>
       <w:r>
         <w:rPr>
-          <w:rFonts w:hint="eastAsia"/>
+          <w:rFonts w:hint="eastAsia" w:eastAsia="黑体"/>
         </w:rPr>
         <w:t xml:space="preserve">，呈强指数放大。</w:t>
       </w:r>
@@ -2170,7 +2388,7 @@
       </w:pPr>
       <w:r>
         <w:rPr>
-          <w:rFonts w:hint="eastAsia"/>
+          <w:rFonts w:hint="eastAsia" w:eastAsia="黑体"/>
         </w:rPr>
         <w:t xml:space="preserve">常见器件型号</w:t>
       </w:r>
@@ -2185,7 +2403,7 @@
       </w:pPr>
       <w:r>
         <w:rPr>
-          <w:rFonts w:hint="eastAsia"/>
+          <w:rFonts w:hint="eastAsia" w:eastAsia="黑体"/>
         </w:rPr>
         <w:t xml:space="preserve">运算放大器：OP07（低输入偏置）、LM358。</w:t>
       </w:r>
@@ -2200,25 +2418,31 @@
       </w:pPr>
       <w:r>
         <w:rPr>
-          <w:rFonts w:hint="eastAsia"/>
+          <w:rFonts w:hint="eastAsia" w:eastAsia="黑体"/>
         </w:rPr>
         <w:t xml:space="preserve">指数器件：二极管</w:t>
       </w:r>
       <w:r>
+        <w:rPr>
+          <w:rFonts w:eastAsia="黑体"/>
+        </w:rPr>
         <w:t xml:space="preserve"> </w:t>
       </w:r>
       <w:r>
         <w:rPr>
-          <w:rFonts w:hint="eastAsia"/>
+          <w:rFonts w:hint="eastAsia" w:eastAsia="黑体"/>
         </w:rPr>
         <w:t xml:space="preserve">1N4148；匹配双三极管</w:t>
       </w:r>
       <w:r>
+        <w:rPr>
+          <w:rFonts w:eastAsia="黑体"/>
+        </w:rPr>
         <w:t xml:space="preserve"> </w:t>
       </w:r>
       <w:r>
         <w:rPr>
-          <w:rFonts w:hint="eastAsia"/>
+          <w:rFonts w:hint="eastAsia" w:eastAsia="黑体"/>
         </w:rPr>
         <w:t xml:space="preserve">MAT02、LM394（超配对）。</w:t>
       </w:r>
@@ -2231,7 +2455,7 @@
       </w:pPr>
       <w:r>
         <w:rPr>
-          <w:rFonts w:hint="eastAsia"/>
+          <w:rFonts w:hint="eastAsia" w:eastAsia="黑体"/>
         </w:rPr>
         <w:t xml:space="preserve">注意事项</w:t>
       </w:r>
@@ -2245,20 +2469,26 @@
         </w:numPr>
       </w:pPr>
       <w:r>
+        <w:rPr>
+          <w:rFonts w:eastAsia="黑体"/>
+        </w:rPr>
         <w:t xml:space="preserve">PN </w:t>
       </w:r>
       <w:r>
         <w:rPr>
-          <w:rFonts w:hint="eastAsia"/>
+          <w:rFonts w:hint="eastAsia" w:eastAsia="黑体"/>
         </w:rPr>
         <w:t xml:space="preserve">结特性强烈依赖温度，实用电路必须加温补（匹配对管</w:t>
       </w:r>
       <w:r>
+        <w:rPr>
+          <w:rFonts w:eastAsia="黑体"/>
+        </w:rPr>
         <w:t xml:space="preserve"> + </w:t>
       </w:r>
       <w:r>
         <w:rPr>
-          <w:rFonts w:hint="eastAsia"/>
+          <w:rFonts w:hint="eastAsia" w:eastAsia="黑体"/>
         </w:rPr>
         <w:t xml:space="preserve">热敏补偿）。</w:t>
       </w:r>
@@ -2273,11 +2503,14 @@
       </w:pPr>
       <w:r>
         <w:rPr>
-          <w:rFonts w:hint="eastAsia"/>
+          <w:rFonts w:hint="eastAsia" w:eastAsia="黑体"/>
         </w:rPr>
         <w:t xml:space="preserve">输入动态范围窄、受</w:t>
       </w:r>
       <w:r>
+        <w:rPr>
+          <w:rFonts w:eastAsia="黑体"/>
+        </w:rPr>
         <w:t xml:space="preserve"> </w:t>
       </w:r>
       <m:oMath>
@@ -2295,11 +2528,14 @@
         </m:sSub>
       </m:oMath>
       <w:r>
+        <w:rPr>
+          <w:rFonts w:eastAsia="黑体"/>
+        </w:rPr>
         <w:t xml:space="preserve"> </w:t>
       </w:r>
       <w:r>
         <w:rPr>
-          <w:rFonts w:hint="eastAsia"/>
+          <w:rFonts w:hint="eastAsia" w:eastAsia="黑体"/>
         </w:rPr>
         <w:t xml:space="preserve">与结的偏差影响大，精度不如对数/指数专用芯片。</w:t>
       </w:r>
@@ -2314,7 +2550,7 @@
       </w:pPr>
       <w:r>
         <w:rPr>
-          <w:rFonts w:hint="eastAsia"/>
+          <w:rFonts w:hint="eastAsia" w:eastAsia="黑体"/>
         </w:rPr>
         <w:t xml:space="preserve">运放输入偏置电流会造成误差，宜选低偏置运放并注意结的匹配。</w:t>
       </w:r>
@@ -2327,7 +2563,7 @@
       </w:pPr>
       <w:r>
         <w:rPr>
-          <w:rFonts w:hint="eastAsia"/>
+          <w:rFonts w:hint="eastAsia" w:eastAsia="黑体"/>
         </w:rPr>
         <w:t xml:space="preserve">参考资料</w:t>
       </w:r>
@@ -2341,6 +2577,9 @@
         </w:numPr>
       </w:pPr>
       <w:r>
+        <w:rPr>
+          <w:rFonts w:eastAsia="黑体"/>
+        </w:rPr>
         <w:t xml:space="preserve">Wikipedia: log amplifier / Operational amplifier applications。</w:t>
       </w:r>
     </w:p>
@@ -2354,7 +2593,7 @@
       </w:pPr>
       <w:r>
         <w:rPr>
-          <w:rFonts w:hint="eastAsia"/>
+          <w:rFonts w:hint="eastAsia" w:eastAsia="黑体"/>
         </w:rPr>
         <w:t xml:space="preserve">《模拟电子技术基础》（童诗白、华成英）。</w:t>
       </w:r>
@@ -2368,20 +2607,26 @@
         </w:numPr>
       </w:pPr>
       <w:r>
+        <w:rPr>
+          <w:rFonts w:eastAsia="黑体"/>
+        </w:rPr>
         <w:t xml:space="preserve">TI </w:t>
       </w:r>
       <w:r>
         <w:rPr>
-          <w:rFonts w:hint="eastAsia"/>
+          <w:rFonts w:hint="eastAsia" w:eastAsia="黑体"/>
         </w:rPr>
         <w:t xml:space="preserve">应用笔记（对数</w:t>
       </w:r>
       <w:r>
+        <w:rPr>
+          <w:rFonts w:eastAsia="黑体"/>
+        </w:rPr>
         <w:t xml:space="preserve"> / </w:t>
       </w:r>
       <w:r>
         <w:rPr>
-          <w:rFonts w:hint="eastAsia"/>
+          <w:rFonts w:hint="eastAsia" w:eastAsia="黑体"/>
         </w:rPr>
         <w:t xml:space="preserve">指数放大器）。</w:t>
       </w:r>
@@ -2395,11 +2640,11 @@
       </w:pPr>
       <w:r>
         <w:rPr>
-          <w:rFonts w:ascii="Times New Roman" w:hAnsi="Times New Roman"/>
+          <w:rFonts w:ascii="Times New Roman" w:hAnsi="Times New Roman" w:eastAsia="黑体"/>
           <w:color w:val="555555"/>
           <w:sz w:val="21"/>
         </w:rPr>
-        <w:t>材料收集者：杜文杰</w:t>
+        <w:t>材料收集者：杜文杰，WX手机：19519196569，QQ:3478827729</w:t>
       </w:r>
     </w:p>
     <w:sectPr>
@@ -2419,7 +2664,7 @@
 </file>
 
 <file path=word/footer1.xml><?xml version="1.0" encoding="utf-8"?>
-<w:ftr xmlns:m="http://schemas.openxmlformats.org/officeDocument/2006/math" xmlns:mc="http://schemas.openxmlformats.org/markup-compatibility/2006" xmlns:mo="http://schemas.microsoft.com/office/mac/office/2008/main" xmlns:mv="urn:schemas-microsoft-com:mac:vml" xmlns:o="urn:schemas-microsoft-com:office:office" xmlns:r="http://schemas.openxmlformats.org/officeDocument/2006/relationships" xmlns:v="urn:schemas-microsoft-com:vml" xmlns:w10="urn:schemas-microsoft-com:office:word" xmlns:w14="http://schemas.microsoft.com/office/word/2010/wordml" xmlns:w="http://schemas.openxmlformats.org/wordprocessingml/2006/main" xmlns:wne="http://schemas.microsoft.com/office/word/2006/wordml" xmlns:wp14="http://schemas.microsoft.com/office/word/2010/wordprocessingDrawing" xmlns:wp="http://schemas.openxmlformats.org/drawingml/2006/wordprocessingDrawing" xmlns:wpc="http://schemas.microsoft.com/office/word/2010/wordprocessingCanvas" xmlns:wpg="http://schemas.microsoft.com/office/word/2010/wordprocessingGroup" xmlns:wpi="http://schemas.microsoft.com/office/word/2010/wordprocessingInk" xmlns:wps="http://schemas.microsoft.com/office/word/2010/wordprocessingShape" mc:Ignorable="w14 wp14">
+<w:ftr xmlns:mc="http://schemas.openxmlformats.org/markup-compatibility/2006" xmlns:w="http://schemas.openxmlformats.org/wordprocessingml/2006/main" xmlns:m="http://schemas.openxmlformats.org/officeDocument/2006/math" xmlns:mo="http://schemas.microsoft.com/office/mac/office/2008/main" xmlns:mv="urn:schemas-microsoft-com:mac:vml" xmlns:o="urn:schemas-microsoft-com:office:office" xmlns:r="http://schemas.openxmlformats.org/officeDocument/2006/relationships" xmlns:v="urn:schemas-microsoft-com:vml" xmlns:w10="urn:schemas-microsoft-com:office:word" xmlns:w14="http://schemas.microsoft.com/office/word/2010/wordml" xmlns:wne="http://schemas.microsoft.com/office/word/2006/wordml" xmlns:wp14="http://schemas.microsoft.com/office/word/2010/wordprocessingDrawing" xmlns:wp="http://schemas.openxmlformats.org/drawingml/2006/wordprocessingDrawing" xmlns:wpc="http://schemas.microsoft.com/office/word/2010/wordprocessingCanvas" xmlns:wpg="http://schemas.microsoft.com/office/word/2010/wordprocessingGroup" xmlns:wpi="http://schemas.microsoft.com/office/word/2010/wordprocessingInk" xmlns:wps="http://schemas.microsoft.com/office/word/2010/wordprocessingShape" mc:Ignorable="w14 wp14">
   <w:p>
     <w:pPr>
       <w:pStyle w:val="Footer"/>
@@ -2427,12 +2672,14 @@
     </w:pPr>
     <w:r>
       <w:rPr>
+        <w:rFonts w:eastAsia="黑体"/>
         <w:sz w:val="18"/>
       </w:rPr>
       <w:t xml:space="preserve">第 </w:t>
     </w:r>
     <w:r>
       <w:rPr>
+        <w:rFonts w:eastAsia="黑体"/>
         <w:sz w:val="18"/>
       </w:rPr>
       <w:fldChar w:fldCharType="begin"/>
@@ -2441,6 +2688,7 @@
     </w:r>
     <w:r>
       <w:rPr>
+        <w:rFonts w:eastAsia="黑体"/>
         <w:sz w:val="18"/>
       </w:rPr>
       <w:t xml:space="preserve"> 页</w:t>
@@ -2454,6 +2702,9 @@
   <w:footnote w:type="continuationSeparator" w:id="0">
     <w:p>
       <w:r>
+        <w:rPr>
+          <w:rFonts w:eastAsia="黑体"/>
+        </w:rPr>
         <w:continuationSeparator/>
       </w:r>
     </w:p>
@@ -2461,6 +2712,9 @@
   <w:footnote w:type="separator" w:id="-1">
     <w:p>
       <w:r>
+        <w:rPr>
+          <w:rFonts w:eastAsia="黑体"/>
+        </w:rPr>
         <w:separator/>
       </w:r>
     </w:p>
@@ -2469,7 +2723,7 @@
 </file>
 
 <file path=word/header1.xml><?xml version="1.0" encoding="utf-8"?>
-<w:hdr xmlns:m="http://schemas.openxmlformats.org/officeDocument/2006/math" xmlns:mc="http://schemas.openxmlformats.org/markup-compatibility/2006" xmlns:mo="http://schemas.microsoft.com/office/mac/office/2008/main" xmlns:mv="urn:schemas-microsoft-com:mac:vml" xmlns:o="urn:schemas-microsoft-com:office:office" xmlns:r="http://schemas.openxmlformats.org/officeDocument/2006/relationships" xmlns:v="urn:schemas-microsoft-com:vml" xmlns:w10="urn:schemas-microsoft-com:office:word" xmlns:w14="http://schemas.microsoft.com/office/word/2010/wordml" xmlns:w="http://schemas.openxmlformats.org/wordprocessingml/2006/main" xmlns:wne="http://schemas.microsoft.com/office/word/2006/wordml" xmlns:wp14="http://schemas.microsoft.com/office/word/2010/wordprocessingDrawing" xmlns:wp="http://schemas.openxmlformats.org/drawingml/2006/wordprocessingDrawing" xmlns:wpc="http://schemas.microsoft.com/office/word/2010/wordprocessingCanvas" xmlns:wpg="http://schemas.microsoft.com/office/word/2010/wordprocessingGroup" xmlns:wpi="http://schemas.microsoft.com/office/word/2010/wordprocessingInk" xmlns:wps="http://schemas.microsoft.com/office/word/2010/wordprocessingShape" mc:Ignorable="w14 wp14">
+<w:hdr xmlns:mc="http://schemas.openxmlformats.org/markup-compatibility/2006" xmlns:w="http://schemas.openxmlformats.org/wordprocessingml/2006/main" xmlns:m="http://schemas.openxmlformats.org/officeDocument/2006/math" xmlns:mo="http://schemas.microsoft.com/office/mac/office/2008/main" xmlns:mv="urn:schemas-microsoft-com:mac:vml" xmlns:o="urn:schemas-microsoft-com:office:office" xmlns:r="http://schemas.openxmlformats.org/officeDocument/2006/relationships" xmlns:v="urn:schemas-microsoft-com:vml" xmlns:w10="urn:schemas-microsoft-com:office:word" xmlns:w14="http://schemas.microsoft.com/office/word/2010/wordml" xmlns:wne="http://schemas.microsoft.com/office/word/2006/wordml" xmlns:wp14="http://schemas.microsoft.com/office/word/2010/wordprocessingDrawing" xmlns:wp="http://schemas.openxmlformats.org/drawingml/2006/wordprocessingDrawing" xmlns:wpc="http://schemas.microsoft.com/office/word/2010/wordprocessingCanvas" xmlns:wpg="http://schemas.microsoft.com/office/word/2010/wordprocessingGroup" xmlns:wpi="http://schemas.microsoft.com/office/word/2010/wordprocessingInk" xmlns:wps="http://schemas.microsoft.com/office/word/2010/wordprocessingShape" mc:Ignorable="w14 wp14">
   <w:p>
     <w:pPr>
       <w:pStyle w:val="Header"/>
@@ -2477,7 +2731,7 @@
     </w:pPr>
     <w:r>
       <w:rPr>
-        <w:rFonts w:ascii="Times New Roman" w:hAnsi="Times New Roman"/>
+        <w:rFonts w:ascii="Times New Roman" w:hAnsi="Times New Roman" w:eastAsia="黑体"/>
         <w:sz w:val="18"/>
         <w:rFonts w:eastAsia="黑体"/>
         <w:rFonts w:eastAsia="黑体"/>
@@ -2489,7 +2743,7 @@
 </file>
 
 <file path=word/numbering.xml><?xml version="1.0" encoding="utf-8"?>
-<w:numbering xmlns:m="http://schemas.openxmlformats.org/officeDocument/2006/math" xmlns:mc="http://schemas.openxmlformats.org/markup-compatibility/2006" xmlns:mo="http://schemas.microsoft.com/office/mac/office/2008/main" xmlns:mv="urn:schemas-microsoft-com:mac:vml" xmlns:o="urn:schemas-microsoft-com:office:office" xmlns:r="http://schemas.openxmlformats.org/officeDocument/2006/relationships" xmlns:v="urn:schemas-microsoft-com:vml" xmlns:w="http://schemas.openxmlformats.org/wordprocessingml/2006/main" xmlns:w10="urn:schemas-microsoft-com:office:word" xmlns:w14="http://schemas.microsoft.com/office/word/2010/wordml" xmlns:wne="http://schemas.microsoft.com/office/word/2006/wordml" xmlns:wp="http://schemas.openxmlformats.org/drawingml/2006/wordprocessingDrawing" xmlns:wp14="http://schemas.microsoft.com/office/word/2010/wordprocessingDrawing" xmlns:wpc="http://schemas.microsoft.com/office/word/2010/wordprocessingCanvas" xmlns:wpg="http://schemas.microsoft.com/office/word/2010/wordprocessingGroup" xmlns:wpi="http://schemas.microsoft.com/office/word/2010/wordprocessingInk" xmlns:wps="http://schemas.microsoft.com/office/word/2010/wordprocessingShape" mc:Ignorable="w14 wp14">
+<w:numbering xmlns:mc="http://schemas.openxmlformats.org/markup-compatibility/2006" xmlns:w="http://schemas.openxmlformats.org/wordprocessingml/2006/main" xmlns:m="http://schemas.openxmlformats.org/officeDocument/2006/math" xmlns:mo="http://schemas.microsoft.com/office/mac/office/2008/main" xmlns:mv="urn:schemas-microsoft-com:mac:vml" xmlns:o="urn:schemas-microsoft-com:office:office" xmlns:r="http://schemas.openxmlformats.org/officeDocument/2006/relationships" xmlns:v="urn:schemas-microsoft-com:vml" xmlns:w10="urn:schemas-microsoft-com:office:word" xmlns:w14="http://schemas.microsoft.com/office/word/2010/wordml" xmlns:wne="http://schemas.microsoft.com/office/word/2006/wordml" xmlns:wp="http://schemas.openxmlformats.org/drawingml/2006/wordprocessingDrawing" xmlns:wp14="http://schemas.microsoft.com/office/word/2010/wordprocessingDrawing" xmlns:wpc="http://schemas.microsoft.com/office/word/2010/wordprocessingCanvas" xmlns:wpg="http://schemas.microsoft.com/office/word/2010/wordprocessingGroup" xmlns:wpi="http://schemas.microsoft.com/office/word/2010/wordprocessingInk" xmlns:wps="http://schemas.microsoft.com/office/word/2010/wordprocessingShape" mc:Ignorable="w14 wp14">
   <w:abstractNum w:abstractNumId="0">
     <w:nsid w:val="FFFFFF7C"/>
     <w:multiLevelType w:val="singleLevel"/>
@@ -2576,7 +2830,7 @@
         <w:ind w:hanging="360" w:left="1440"/>
       </w:pPr>
       <w:rPr>
-        <w:rFonts w:ascii="Symbol" w:hAnsi="Symbol" w:hint="default"/>
+        <w:rFonts w:ascii="Symbol" w:hAnsi="Symbol" w:hint="default" w:eastAsia="黑体"/>
       </w:rPr>
     </w:lvl>
   </w:abstractNum>
@@ -2597,7 +2851,7 @@
         <w:ind w:hanging="360" w:left="1080"/>
       </w:pPr>
       <w:rPr>
-        <w:rFonts w:ascii="Symbol" w:hAnsi="Symbol" w:hint="default"/>
+        <w:rFonts w:ascii="Symbol" w:hAnsi="Symbol" w:hint="default" w:eastAsia="黑体"/>
       </w:rPr>
     </w:lvl>
   </w:abstractNum>
@@ -2618,7 +2872,7 @@
         <w:ind w:hanging="360" w:left="720"/>
       </w:pPr>
       <w:rPr>
-        <w:rFonts w:ascii="Symbol" w:hAnsi="Symbol" w:hint="default"/>
+        <w:rFonts w:ascii="Symbol" w:hAnsi="Symbol" w:hint="default" w:eastAsia="黑体"/>
       </w:rPr>
     </w:lvl>
   </w:abstractNum>
@@ -2657,7 +2911,7 @@
         <w:ind w:hanging="360" w:left="360"/>
       </w:pPr>
       <w:rPr>
-        <w:rFonts w:ascii="Symbol" w:hAnsi="Symbol" w:hint="default"/>
+        <w:rFonts w:ascii="Symbol" w:hAnsi="Symbol" w:hint="default" w:eastAsia="黑体"/>
       </w:rPr>
     </w:lvl>
   </w:abstractNum>
@@ -2748,7 +3002,7 @@
         <w:ind w:left="720" w:hanging="360"/>
       </w:pPr>
       <w:rPr>
-        <w:rFonts w:ascii="Symbol" w:hAnsi="Symbol" w:cs="Symbol" w:hint="default"/>
+        <w:rFonts w:ascii="Symbol" w:hAnsi="Symbol" w:cs="Symbol" w:hint="default" w:eastAsia="黑体"/>
       </w:rPr>
     </w:lvl>
     <w:lvl w:ilvl="1">
@@ -2759,7 +3013,7 @@
         <w:ind w:left="1440" w:hanging="360"/>
       </w:pPr>
       <w:rPr>
-        <w:rFonts w:ascii="Courier New" w:hAnsi="Courier New" w:cs="Courier New" w:hint="default"/>
+        <w:rFonts w:ascii="Courier New" w:hAnsi="Courier New" w:cs="Courier New" w:hint="default" w:eastAsia="黑体"/>
       </w:rPr>
     </w:lvl>
     <w:lvl w:ilvl="2">
@@ -2770,7 +3024,7 @@
         <w:ind w:left="2160" w:hanging="360"/>
       </w:pPr>
       <w:rPr>
-        <w:rFonts w:ascii="Wingdings" w:hAnsi="Wingdings" w:cs="Wingdings" w:hint="default"/>
+        <w:rFonts w:ascii="Wingdings" w:hAnsi="Wingdings" w:cs="Wingdings" w:hint="default" w:eastAsia="黑体"/>
       </w:rPr>
     </w:lvl>
     <w:lvl w:ilvl="3">
@@ -2781,7 +3035,7 @@
         <w:ind w:left="2880" w:hanging="360"/>
       </w:pPr>
       <w:rPr>
-        <w:rFonts w:ascii="Symbol" w:hAnsi="Symbol" w:cs="Symbol" w:hint="default"/>
+        <w:rFonts w:ascii="Symbol" w:hAnsi="Symbol" w:cs="Symbol" w:hint="default" w:eastAsia="黑体"/>
       </w:rPr>
     </w:lvl>
     <w:lvl w:ilvl="4">
@@ -2792,7 +3046,7 @@
         <w:ind w:left="3600" w:hanging="360"/>
       </w:pPr>
       <w:rPr>
-        <w:rFonts w:ascii="Courier New" w:hAnsi="Courier New" w:cs="Courier New" w:hint="default"/>
+        <w:rFonts w:ascii="Courier New" w:hAnsi="Courier New" w:cs="Courier New" w:hint="default" w:eastAsia="黑体"/>
       </w:rPr>
     </w:lvl>
     <w:lvl w:ilvl="5">
@@ -2803,7 +3057,7 @@
         <w:ind w:left="4320" w:hanging="360"/>
       </w:pPr>
       <w:rPr>
-        <w:rFonts w:ascii="Wingdings" w:hAnsi="Wingdings" w:cs="Wingdings" w:hint="default"/>
+        <w:rFonts w:ascii="Wingdings" w:hAnsi="Wingdings" w:cs="Wingdings" w:hint="default" w:eastAsia="黑体"/>
       </w:rPr>
     </w:lvl>
     <w:lvl w:ilvl="6">
@@ -2814,7 +3068,7 @@
         <w:ind w:left="5040" w:hanging="360"/>
       </w:pPr>
       <w:rPr>
-        <w:rFonts w:ascii="Symbol" w:hAnsi="Symbol" w:cs="Symbol" w:hint="default"/>
+        <w:rFonts w:ascii="Symbol" w:hAnsi="Symbol" w:cs="Symbol" w:hint="default" w:eastAsia="黑体"/>
       </w:rPr>
     </w:lvl>
     <w:lvl w:ilvl="7">
@@ -2825,7 +3079,7 @@
         <w:ind w:left="5760" w:hanging="360"/>
       </w:pPr>
       <w:rPr>
-        <w:rFonts w:ascii="Courier New" w:hAnsi="Courier New" w:cs="Courier New" w:hint="default"/>
+        <w:rFonts w:ascii="Courier New" w:hAnsi="Courier New" w:cs="Courier New" w:hint="default" w:eastAsia="黑体"/>
       </w:rPr>
     </w:lvl>
     <w:lvl w:ilvl="8">
@@ -2836,7 +3090,7 @@
         <w:ind w:left="6480" w:hanging="360"/>
       </w:pPr>
       <w:rPr>
-        <w:rFonts w:ascii="Wingdings" w:hAnsi="Wingdings" w:cs="Wingdings" w:hint="default"/>
+        <w:rFonts w:ascii="Wingdings" w:hAnsi="Wingdings" w:cs="Wingdings" w:hint="default" w:eastAsia="黑体"/>
       </w:rPr>
     </w:lvl>
   </w:abstractNum>
@@ -2892,11 +3146,11 @@
 </file>
 
 <file path=word/styles.xml><?xml version="1.0" encoding="utf-8"?>
-<w:styles xmlns:mc="http://schemas.openxmlformats.org/markup-compatibility/2006" xmlns:r="http://schemas.openxmlformats.org/officeDocument/2006/relationships" xmlns:w="http://schemas.openxmlformats.org/wordprocessingml/2006/main" xmlns:w14="http://schemas.microsoft.com/office/word/2010/wordml" mc:Ignorable="w14">
+<w:styles xmlns:mc="http://schemas.openxmlformats.org/markup-compatibility/2006" xmlns:w="http://schemas.openxmlformats.org/wordprocessingml/2006/main" xmlns:r="http://schemas.openxmlformats.org/officeDocument/2006/relationships" xmlns:w14="http://schemas.microsoft.com/office/word/2010/wordml" mc:Ignorable="w14">
   <w:docDefaults>
     <w:rPrDefault>
       <w:rPr>
-        <w:rFonts w:asciiTheme="minorHAnsi" w:cstheme="minorBidi" w:eastAsiaTheme="minorEastAsia" w:hAnsiTheme="minorHAnsi"/>
+        <w:rFonts w:asciiTheme="minorHAnsi" w:cstheme="minorBidi" w:hAnsiTheme="minorHAnsi" w:eastAsia="黑体"/>
         <w:sz w:val="22"/>
         <w:szCs w:val="22"/>
         <w:lang w:bidi="ar-SA" w:eastAsia="en-US" w:val="en-US"/>
@@ -3118,7 +3372,7 @@
       <w:outlineLvl w:val="0"/>
     </w:pPr>
     <w:rPr>
-      <w:rFonts w:ascii="Times New Roman" w:asciiTheme="majorHAnsi" w:cstheme="majorBidi" w:eastAsia="黑体" w:eastAsiaTheme="majorEastAsia" w:hAnsi="Times New Roman" w:hAnsiTheme="majorHAnsi"/>
+      <w:rFonts w:ascii="Times New Roman" w:asciiTheme="majorHAnsi" w:cstheme="majorBidi" w:eastAsia="黑体" w:hAnsi="Times New Roman" w:hAnsiTheme="majorHAnsi"/>
       <w:b/>
       <w:bCs/>
       <w:color w:val="1F3864"/>
@@ -3142,7 +3396,7 @@
       <w:outlineLvl w:val="1"/>
     </w:pPr>
     <w:rPr>
-      <w:rFonts w:ascii="Times New Roman" w:asciiTheme="majorHAnsi" w:cstheme="majorBidi" w:eastAsia="黑体" w:eastAsiaTheme="majorEastAsia" w:hAnsi="Times New Roman" w:hAnsiTheme="majorHAnsi"/>
+      <w:rFonts w:ascii="Times New Roman" w:asciiTheme="majorHAnsi" w:cstheme="majorBidi" w:eastAsia="黑体" w:hAnsi="Times New Roman" w:hAnsiTheme="majorHAnsi"/>
       <w:b/>
       <w:bCs/>
       <w:color w:val="2E4E7E"/>
@@ -3166,7 +3420,7 @@
       <w:outlineLvl w:val="2"/>
     </w:pPr>
     <w:rPr>
-      <w:rFonts w:ascii="Times New Roman" w:asciiTheme="majorHAnsi" w:cstheme="majorBidi" w:eastAsia="黑体" w:eastAsiaTheme="majorEastAsia" w:hAnsi="Times New Roman" w:hAnsiTheme="majorHAnsi"/>
+      <w:rFonts w:ascii="Times New Roman" w:asciiTheme="majorHAnsi" w:cstheme="majorBidi" w:eastAsia="黑体" w:hAnsi="Times New Roman" w:hAnsiTheme="majorHAnsi"/>
       <w:b/>
       <w:bCs/>
       <w:color w:val="2E4E7E"/>
@@ -3190,7 +3444,7 @@
       <w:outlineLvl w:val="3"/>
     </w:pPr>
     <w:rPr>
-      <w:rFonts w:ascii="Times New Roman" w:asciiTheme="majorHAnsi" w:cstheme="majorBidi" w:eastAsia="黑体" w:eastAsiaTheme="majorEastAsia" w:hAnsi="Times New Roman" w:hAnsiTheme="majorHAnsi"/>
+      <w:rFonts w:ascii="Times New Roman" w:asciiTheme="majorHAnsi" w:cstheme="majorBidi" w:eastAsia="黑体" w:hAnsi="Times New Roman" w:hAnsiTheme="majorHAnsi"/>
       <w:b/>
       <w:bCs/>
       <w:i/>
@@ -3216,7 +3470,7 @@
       <w:outlineLvl w:val="4"/>
     </w:pPr>
     <w:rPr>
-      <w:rFonts w:ascii="Times New Roman" w:asciiTheme="majorHAnsi" w:cstheme="majorBidi" w:eastAsia="黑体" w:eastAsiaTheme="majorEastAsia" w:hAnsi="Times New Roman" w:hAnsiTheme="majorHAnsi"/>
+      <w:rFonts w:ascii="Times New Roman" w:asciiTheme="majorHAnsi" w:cstheme="majorBidi" w:eastAsia="黑体" w:hAnsi="Times New Roman" w:hAnsiTheme="majorHAnsi"/>
       <w:b/>
       <w:color w:val="333333"/>
       <w:sz w:val="22"/>
@@ -3239,7 +3493,7 @@
       <w:outlineLvl w:val="5"/>
     </w:pPr>
     <w:rPr>
-      <w:rFonts w:asciiTheme="majorHAnsi" w:cstheme="majorBidi" w:eastAsiaTheme="majorEastAsia" w:hAnsiTheme="majorHAnsi"/>
+      <w:rFonts w:asciiTheme="majorHAnsi" w:cstheme="majorBidi" w:hAnsiTheme="majorHAnsi" w:eastAsia="黑体"/>
       <w:i/>
       <w:iCs/>
       <w:color w:themeColor="accent1" w:themeShade="7F" w:val="243F60"/>
@@ -3262,7 +3516,7 @@
       <w:outlineLvl w:val="6"/>
     </w:pPr>
     <w:rPr>
-      <w:rFonts w:asciiTheme="majorHAnsi" w:cstheme="majorBidi" w:eastAsiaTheme="majorEastAsia" w:hAnsiTheme="majorHAnsi"/>
+      <w:rFonts w:asciiTheme="majorHAnsi" w:cstheme="majorBidi" w:hAnsiTheme="majorHAnsi" w:eastAsia="黑体"/>
       <w:i/>
       <w:iCs/>
       <w:color w:themeColor="text1" w:themeTint="BF" w:val="404040"/>
@@ -3285,7 +3539,7 @@
       <w:outlineLvl w:val="7"/>
     </w:pPr>
     <w:rPr>
-      <w:rFonts w:asciiTheme="majorHAnsi" w:cstheme="majorBidi" w:eastAsiaTheme="majorEastAsia" w:hAnsiTheme="majorHAnsi"/>
+      <w:rFonts w:asciiTheme="majorHAnsi" w:cstheme="majorBidi" w:hAnsiTheme="majorHAnsi" w:eastAsia="黑体"/>
       <w:color w:themeColor="accent1" w:val="4F81BD"/>
       <w:sz w:val="20"/>
       <w:szCs w:val="20"/>
@@ -3308,7 +3562,7 @@
       <w:outlineLvl w:val="8"/>
     </w:pPr>
     <w:rPr>
-      <w:rFonts w:asciiTheme="majorHAnsi" w:cstheme="majorBidi" w:eastAsiaTheme="majorEastAsia" w:hAnsiTheme="majorHAnsi"/>
+      <w:rFonts w:asciiTheme="majorHAnsi" w:cstheme="majorBidi" w:hAnsiTheme="majorHAnsi" w:eastAsia="黑体"/>
       <w:i/>
       <w:iCs/>
       <w:color w:themeColor="text1" w:themeTint="BF" w:val="404040"/>
@@ -3359,7 +3613,7 @@
     <w:uiPriority w:val="9"/>
     <w:rsid w:val="00FC693F"/>
     <w:rPr>
-      <w:rFonts w:asciiTheme="majorHAnsi" w:cstheme="majorBidi" w:eastAsiaTheme="majorEastAsia" w:hAnsiTheme="majorHAnsi"/>
+      <w:rFonts w:asciiTheme="majorHAnsi" w:cstheme="majorBidi" w:hAnsiTheme="majorHAnsi" w:eastAsia="黑体"/>
       <w:b/>
       <w:bCs/>
       <w:color w:themeColor="accent1" w:themeShade="BF" w:val="365F91"/>
@@ -3374,7 +3628,7 @@
     <w:uiPriority w:val="9"/>
     <w:rsid w:val="00FC693F"/>
     <w:rPr>
-      <w:rFonts w:asciiTheme="majorHAnsi" w:cstheme="majorBidi" w:eastAsiaTheme="majorEastAsia" w:hAnsiTheme="majorHAnsi"/>
+      <w:rFonts w:asciiTheme="majorHAnsi" w:cstheme="majorBidi" w:hAnsiTheme="majorHAnsi" w:eastAsia="黑体"/>
       <w:b/>
       <w:bCs/>
       <w:color w:themeColor="accent1" w:val="4F81BD"/>
@@ -3389,7 +3643,7 @@
     <w:uiPriority w:val="9"/>
     <w:rsid w:val="00FC693F"/>
     <w:rPr>
-      <w:rFonts w:asciiTheme="majorHAnsi" w:cstheme="majorBidi" w:eastAsiaTheme="majorEastAsia" w:hAnsiTheme="majorHAnsi"/>
+      <w:rFonts w:asciiTheme="majorHAnsi" w:cstheme="majorBidi" w:hAnsiTheme="majorHAnsi" w:eastAsia="黑体"/>
       <w:b/>
       <w:bCs/>
       <w:color w:themeColor="accent1" w:val="4F81BD"/>
@@ -3412,7 +3666,7 @@
       <w:contextualSpacing/>
     </w:pPr>
     <w:rPr>
-      <w:rFonts w:ascii="Times New Roman" w:asciiTheme="majorHAnsi" w:cstheme="majorBidi" w:eastAsia="黑体" w:eastAsiaTheme="majorEastAsia" w:hAnsi="Times New Roman" w:hAnsiTheme="majorHAnsi"/>
+      <w:rFonts w:ascii="Times New Roman" w:asciiTheme="majorHAnsi" w:cstheme="majorBidi" w:eastAsia="黑体" w:hAnsi="Times New Roman" w:hAnsiTheme="majorHAnsi"/>
       <w:b/>
       <w:color w:val="1F3864"/>
       <w:spacing w:val="5"/>
@@ -3428,7 +3682,7 @@
     <w:uiPriority w:val="10"/>
     <w:rsid w:val="00FC693F"/>
     <w:rPr>
-      <w:rFonts w:asciiTheme="majorHAnsi" w:cstheme="majorBidi" w:eastAsiaTheme="majorEastAsia" w:hAnsiTheme="majorHAnsi"/>
+      <w:rFonts w:asciiTheme="majorHAnsi" w:cstheme="majorBidi" w:hAnsiTheme="majorHAnsi" w:eastAsia="黑体"/>
       <w:color w:themeColor="text2" w:themeShade="BF" w:val="17365D"/>
       <w:spacing w:val="5"/>
       <w:kern w:val="28"/>
@@ -3450,7 +3704,7 @@
       </w:numPr>
     </w:pPr>
     <w:rPr>
-      <w:rFonts w:asciiTheme="majorHAnsi" w:cstheme="majorBidi" w:eastAsiaTheme="majorEastAsia" w:hAnsiTheme="majorHAnsi"/>
+      <w:rFonts w:asciiTheme="majorHAnsi" w:cstheme="majorBidi" w:hAnsiTheme="majorHAnsi" w:eastAsia="黑体"/>
       <w:i/>
       <w:iCs/>
       <w:color w:themeColor="accent1" w:val="4F81BD"/>
@@ -3466,7 +3720,7 @@
     <w:uiPriority w:val="11"/>
     <w:rsid w:val="00FC693F"/>
     <w:rPr>
-      <w:rFonts w:asciiTheme="majorHAnsi" w:cstheme="majorBidi" w:eastAsiaTheme="majorEastAsia" w:hAnsiTheme="majorHAnsi"/>
+      <w:rFonts w:asciiTheme="majorHAnsi" w:cstheme="majorBidi" w:hAnsiTheme="majorHAnsi" w:eastAsia="黑体"/>
       <w:i/>
       <w:iCs/>
       <w:color w:themeColor="accent1" w:val="4F81BD"/>
@@ -3533,6 +3787,7 @@
       <w:spacing w:after="120"/>
     </w:pPr>
     <w:rPr>
+      <w:rFonts w:eastAsia="黑体"/>
       <w:sz w:val="16"/>
       <w:szCs w:val="16"/>
     </w:rPr>
@@ -3544,6 +3799,7 @@
     <w:uiPriority w:val="99"/>
     <w:rsid w:val="00AA1D8D"/>
     <w:rPr>
+      <w:rFonts w:eastAsia="黑体"/>
       <w:sz w:val="16"/>
       <w:szCs w:val="16"/>
     </w:rPr>
@@ -3713,7 +3969,7 @@
       </w:tabs>
     </w:pPr>
     <w:rPr>
-      <w:rFonts w:ascii="Courier" w:hAnsi="Courier"/>
+      <w:rFonts w:ascii="Courier" w:hAnsi="Courier" w:eastAsia="黑体"/>
       <w:sz w:val="20"/>
       <w:szCs w:val="20"/>
     </w:rPr>
@@ -3725,7 +3981,7 @@
     <w:uiPriority w:val="99"/>
     <w:rsid w:val="0029639D"/>
     <w:rPr>
-      <w:rFonts w:ascii="Courier" w:hAnsi="Courier"/>
+      <w:rFonts w:ascii="Courier" w:hAnsi="Courier" w:eastAsia="黑体"/>
       <w:sz w:val="20"/>
       <w:szCs w:val="20"/>
     </w:rPr>
@@ -3761,6 +4017,7 @@
     <w:uiPriority w:val="29"/>
     <w:rsid w:val="00FC693F"/>
     <w:rPr>
+      <w:rFonts w:eastAsia="黑体"/>
       <w:i/>
       <w:iCs/>
       <w:color w:themeColor="text1" w:val="000000"/>
@@ -3774,7 +4031,7 @@
     <w:semiHidden/>
     <w:rsid w:val="00FC693F"/>
     <w:rPr>
-      <w:rFonts w:asciiTheme="majorHAnsi" w:cstheme="majorBidi" w:eastAsiaTheme="majorEastAsia" w:hAnsiTheme="majorHAnsi"/>
+      <w:rFonts w:asciiTheme="majorHAnsi" w:cstheme="majorBidi" w:hAnsiTheme="majorHAnsi" w:eastAsia="黑体"/>
       <w:b/>
       <w:bCs/>
       <w:i/>
@@ -3790,7 +4047,7 @@
     <w:semiHidden/>
     <w:rsid w:val="00FC693F"/>
     <w:rPr>
-      <w:rFonts w:asciiTheme="majorHAnsi" w:cstheme="majorBidi" w:eastAsiaTheme="majorEastAsia" w:hAnsiTheme="majorHAnsi"/>
+      <w:rFonts w:asciiTheme="majorHAnsi" w:cstheme="majorBidi" w:hAnsiTheme="majorHAnsi" w:eastAsia="黑体"/>
       <w:color w:themeColor="accent1" w:themeShade="7F" w:val="243F60"/>
     </w:rPr>
   </w:style>
@@ -3802,7 +4059,7 @@
     <w:semiHidden/>
     <w:rsid w:val="00FC693F"/>
     <w:rPr>
-      <w:rFonts w:asciiTheme="majorHAnsi" w:cstheme="majorBidi" w:eastAsiaTheme="majorEastAsia" w:hAnsiTheme="majorHAnsi"/>
+      <w:rFonts w:asciiTheme="majorHAnsi" w:cstheme="majorBidi" w:hAnsiTheme="majorHAnsi" w:eastAsia="黑体"/>
       <w:i/>
       <w:iCs/>
       <w:color w:themeColor="accent1" w:themeShade="7F" w:val="243F60"/>
@@ -3816,7 +4073,7 @@
     <w:semiHidden/>
     <w:rsid w:val="00FC693F"/>
     <w:rPr>
-      <w:rFonts w:asciiTheme="majorHAnsi" w:cstheme="majorBidi" w:eastAsiaTheme="majorEastAsia" w:hAnsiTheme="majorHAnsi"/>
+      <w:rFonts w:asciiTheme="majorHAnsi" w:cstheme="majorBidi" w:hAnsiTheme="majorHAnsi" w:eastAsia="黑体"/>
       <w:i/>
       <w:iCs/>
       <w:color w:themeColor="text1" w:themeTint="BF" w:val="404040"/>
@@ -3830,7 +4087,7 @@
     <w:semiHidden/>
     <w:rsid w:val="00FC693F"/>
     <w:rPr>
-      <w:rFonts w:asciiTheme="majorHAnsi" w:cstheme="majorBidi" w:eastAsiaTheme="majorEastAsia" w:hAnsiTheme="majorHAnsi"/>
+      <w:rFonts w:asciiTheme="majorHAnsi" w:cstheme="majorBidi" w:hAnsiTheme="majorHAnsi" w:eastAsia="黑体"/>
       <w:color w:themeColor="accent1" w:val="4F81BD"/>
       <w:sz w:val="20"/>
       <w:szCs w:val="20"/>
@@ -3844,7 +4101,7 @@
     <w:semiHidden/>
     <w:rsid w:val="00FC693F"/>
     <w:rPr>
-      <w:rFonts w:asciiTheme="majorHAnsi" w:cstheme="majorBidi" w:eastAsiaTheme="majorEastAsia" w:hAnsiTheme="majorHAnsi"/>
+      <w:rFonts w:asciiTheme="majorHAnsi" w:cstheme="majorBidi" w:hAnsiTheme="majorHAnsi" w:eastAsia="黑体"/>
       <w:i/>
       <w:iCs/>
       <w:color w:themeColor="text1" w:themeTint="BF" w:val="404040"/>
@@ -3865,6 +4122,7 @@
       <w:spacing w:line="240" w:lineRule="auto"/>
     </w:pPr>
     <w:rPr>
+      <w:rFonts w:eastAsia="黑体"/>
       <w:b/>
       <w:bCs/>
       <w:color w:themeColor="accent1" w:val="4F81BD"/>
@@ -3879,6 +4137,7 @@
     <w:qFormat/>
     <w:rsid w:val="00FC693F"/>
     <w:rPr>
+      <w:rFonts w:eastAsia="黑体"/>
       <w:b/>
       <w:bCs/>
     </w:rPr>
@@ -3890,6 +4149,7 @@
     <w:qFormat/>
     <w:rsid w:val="00FC693F"/>
     <w:rPr>
+      <w:rFonts w:eastAsia="黑体"/>
       <w:i/>
       <w:iCs/>
     </w:rPr>
@@ -3910,6 +4170,7 @@
       <w:ind w:left="936" w:right="936"/>
     </w:pPr>
     <w:rPr>
+      <w:rFonts w:eastAsia="黑体"/>
       <w:b/>
       <w:bCs/>
       <w:i/>
@@ -3924,6 +4185,7 @@
     <w:uiPriority w:val="30"/>
     <w:rsid w:val="00FC693F"/>
     <w:rPr>
+      <w:rFonts w:eastAsia="黑体"/>
       <w:b/>
       <w:bCs/>
       <w:i/>
@@ -3938,6 +4200,7 @@
     <w:qFormat/>
     <w:rsid w:val="00FC693F"/>
     <w:rPr>
+      <w:rFonts w:eastAsia="黑体"/>
       <w:i/>
       <w:iCs/>
       <w:color w:themeColor="text1" w:themeTint="7F" w:val="808080"/>
@@ -3950,6 +4213,7 @@
     <w:qFormat/>
     <w:rsid w:val="00FC693F"/>
     <w:rPr>
+      <w:rFonts w:eastAsia="黑体"/>
       <w:b/>
       <w:bCs/>
       <w:i/>
@@ -3964,6 +4228,7 @@
     <w:qFormat/>
     <w:rsid w:val="00FC693F"/>
     <w:rPr>
+      <w:rFonts w:eastAsia="黑体"/>
       <w:smallCaps/>
       <w:color w:themeColor="accent2" w:val="C0504D"/>
       <w:u w:val="single"/>
@@ -3976,6 +4241,7 @@
     <w:qFormat/>
     <w:rsid w:val="00FC693F"/>
     <w:rPr>
+      <w:rFonts w:eastAsia="黑体"/>
       <w:b/>
       <w:bCs/>
       <w:smallCaps/>
@@ -3991,6 +4257,7 @@
     <w:qFormat/>
     <w:rsid w:val="00FC693F"/>
     <w:rPr>
+      <w:rFonts w:eastAsia="黑体"/>
       <w:b/>
       <w:bCs/>
       <w:smallCaps/>
@@ -4045,6 +4312,7 @@
       <w:spacing w:after="0" w:line="240" w:lineRule="auto"/>
     </w:pPr>
     <w:rPr>
+      <w:rFonts w:eastAsia="黑体"/>
       <w:color w:themeColor="text1" w:themeShade="BF" w:val="000000"/>
     </w:rPr>
     <w:tblPr>
@@ -4067,6 +4335,7 @@
         <w:spacing w:after="0" w:before="0" w:line="240" w:lineRule="auto"/>
       </w:pPr>
       <w:rPr>
+        <w:rFonts w:eastAsia="黑体"/>
         <w:b/>
         <w:bCs/>
       </w:rPr>
@@ -4087,6 +4356,7 @@
         <w:spacing w:after="0" w:before="0" w:line="240" w:lineRule="auto"/>
       </w:pPr>
       <w:rPr>
+        <w:rFonts w:eastAsia="黑体"/>
         <w:b/>
         <w:bCs/>
       </w:rPr>
@@ -4104,12 +4374,14 @@
     </w:tblStylePr>
     <w:tblStylePr w:type="firstCol">
       <w:rPr>
+        <w:rFonts w:eastAsia="黑体"/>
         <w:b/>
         <w:bCs/>
       </w:rPr>
     </w:tblStylePr>
     <w:tblStylePr w:type="lastCol">
       <w:rPr>
+        <w:rFonts w:eastAsia="黑体"/>
         <w:b/>
         <w:bCs/>
       </w:rPr>
@@ -4148,6 +4420,7 @@
       <w:spacing w:after="0" w:line="240" w:lineRule="auto"/>
     </w:pPr>
     <w:rPr>
+      <w:rFonts w:eastAsia="黑体"/>
       <w:color w:themeColor="accent1" w:themeShade="BF" w:val="365F91"/>
     </w:rPr>
     <w:tblPr>
@@ -4170,6 +4443,7 @@
         <w:spacing w:after="0" w:before="0" w:line="240" w:lineRule="auto"/>
       </w:pPr>
       <w:rPr>
+        <w:rFonts w:eastAsia="黑体"/>
         <w:b/>
         <w:bCs/>
       </w:rPr>
@@ -4190,6 +4464,7 @@
         <w:spacing w:after="0" w:before="0" w:line="240" w:lineRule="auto"/>
       </w:pPr>
       <w:rPr>
+        <w:rFonts w:eastAsia="黑体"/>
         <w:b/>
         <w:bCs/>
       </w:rPr>
@@ -4207,12 +4482,14 @@
     </w:tblStylePr>
     <w:tblStylePr w:type="firstCol">
       <w:rPr>
+        <w:rFonts w:eastAsia="黑体"/>
         <w:b/>
         <w:bCs/>
       </w:rPr>
     </w:tblStylePr>
     <w:tblStylePr w:type="lastCol">
       <w:rPr>
+        <w:rFonts w:eastAsia="黑体"/>
         <w:b/>
         <w:bCs/>
       </w:rPr>
@@ -4251,6 +4528,7 @@
       <w:spacing w:after="0" w:line="240" w:lineRule="auto"/>
     </w:pPr>
     <w:rPr>
+      <w:rFonts w:eastAsia="黑体"/>
       <w:color w:themeColor="accent2" w:themeShade="BF" w:val="943634"/>
     </w:rPr>
     <w:tblPr>
@@ -4273,6 +4551,7 @@
         <w:spacing w:after="0" w:before="0" w:line="240" w:lineRule="auto"/>
       </w:pPr>
       <w:rPr>
+        <w:rFonts w:eastAsia="黑体"/>
         <w:b/>
         <w:bCs/>
       </w:rPr>
@@ -4293,6 +4572,7 @@
         <w:spacing w:after="0" w:before="0" w:line="240" w:lineRule="auto"/>
       </w:pPr>
       <w:rPr>
+        <w:rFonts w:eastAsia="黑体"/>
         <w:b/>
         <w:bCs/>
       </w:rPr>
@@ -4310,12 +4590,14 @@
     </w:tblStylePr>
     <w:tblStylePr w:type="firstCol">
       <w:rPr>
+        <w:rFonts w:eastAsia="黑体"/>
         <w:b/>
         <w:bCs/>
       </w:rPr>
     </w:tblStylePr>
     <w:tblStylePr w:type="lastCol">
       <w:rPr>
+        <w:rFonts w:eastAsia="黑体"/>
         <w:b/>
         <w:bCs/>
       </w:rPr>
@@ -4354,6 +4636,7 @@
       <w:spacing w:after="0" w:line="240" w:lineRule="auto"/>
     </w:pPr>
     <w:rPr>
+      <w:rFonts w:eastAsia="黑体"/>
       <w:color w:themeColor="accent3" w:themeShade="BF" w:val="76923C"/>
     </w:rPr>
     <w:tblPr>
@@ -4376,6 +4659,7 @@
         <w:spacing w:after="0" w:before="0" w:line="240" w:lineRule="auto"/>
       </w:pPr>
       <w:rPr>
+        <w:rFonts w:eastAsia="黑体"/>
         <w:b/>
         <w:bCs/>
       </w:rPr>
@@ -4396,6 +4680,7 @@
         <w:spacing w:after="0" w:before="0" w:line="240" w:lineRule="auto"/>
       </w:pPr>
       <w:rPr>
+        <w:rFonts w:eastAsia="黑体"/>
         <w:b/>
         <w:bCs/>
       </w:rPr>
@@ -4413,12 +4698,14 @@
     </w:tblStylePr>
     <w:tblStylePr w:type="firstCol">
       <w:rPr>
+        <w:rFonts w:eastAsia="黑体"/>
         <w:b/>
         <w:bCs/>
       </w:rPr>
     </w:tblStylePr>
     <w:tblStylePr w:type="lastCol">
       <w:rPr>
+        <w:rFonts w:eastAsia="黑体"/>
         <w:b/>
         <w:bCs/>
       </w:rPr>
@@ -4457,6 +4744,7 @@
       <w:spacing w:after="0" w:line="240" w:lineRule="auto"/>
     </w:pPr>
     <w:rPr>
+      <w:rFonts w:eastAsia="黑体"/>
       <w:color w:themeColor="accent4" w:themeShade="BF" w:val="5F497A"/>
     </w:rPr>
     <w:tblPr>
@@ -4479,6 +4767,7 @@
         <w:spacing w:after="0" w:before="0" w:line="240" w:lineRule="auto"/>
       </w:pPr>
       <w:rPr>
+        <w:rFonts w:eastAsia="黑体"/>
         <w:b/>
         <w:bCs/>
       </w:rPr>
@@ -4499,6 +4788,7 @@
         <w:spacing w:after="0" w:before="0" w:line="240" w:lineRule="auto"/>
       </w:pPr>
       <w:rPr>
+        <w:rFonts w:eastAsia="黑体"/>
         <w:b/>
         <w:bCs/>
       </w:rPr>
@@ -4516,12 +4806,14 @@
     </w:tblStylePr>
     <w:tblStylePr w:type="firstCol">
       <w:rPr>
+        <w:rFonts w:eastAsia="黑体"/>
         <w:b/>
         <w:bCs/>
       </w:rPr>
     </w:tblStylePr>
     <w:tblStylePr w:type="lastCol">
       <w:rPr>
+        <w:rFonts w:eastAsia="黑体"/>
         <w:b/>
         <w:bCs/>
       </w:rPr>
@@ -4560,6 +4852,7 @@
       <w:spacing w:after="0" w:line="240" w:lineRule="auto"/>
     </w:pPr>
     <w:rPr>
+      <w:rFonts w:eastAsia="黑体"/>
       <w:color w:themeColor="accent5" w:themeShade="BF" w:val="31849B"/>
     </w:rPr>
     <w:tblPr>
@@ -4582,6 +4875,7 @@
         <w:spacing w:after="0" w:before="0" w:line="240" w:lineRule="auto"/>
       </w:pPr>
       <w:rPr>
+        <w:rFonts w:eastAsia="黑体"/>
         <w:b/>
         <w:bCs/>
       </w:rPr>
@@ -4602,6 +4896,7 @@
         <w:spacing w:after="0" w:before="0" w:line="240" w:lineRule="auto"/>
       </w:pPr>
       <w:rPr>
+        <w:rFonts w:eastAsia="黑体"/>
         <w:b/>
         <w:bCs/>
       </w:rPr>
@@ -4619,12 +4914,14 @@
     </w:tblStylePr>
     <w:tblStylePr w:type="firstCol">
       <w:rPr>
+        <w:rFonts w:eastAsia="黑体"/>
         <w:b/>
         <w:bCs/>
       </w:rPr>
     </w:tblStylePr>
     <w:tblStylePr w:type="lastCol">
       <w:rPr>
+        <w:rFonts w:eastAsia="黑体"/>
         <w:b/>
         <w:bCs/>
       </w:rPr>
@@ -4663,6 +4960,7 @@
       <w:spacing w:after="0" w:line="240" w:lineRule="auto"/>
     </w:pPr>
     <w:rPr>
+      <w:rFonts w:eastAsia="黑体"/>
       <w:color w:themeColor="accent6" w:themeShade="BF" w:val="E36C0A"/>
     </w:rPr>
     <w:tblPr>
@@ -4685,6 +4983,7 @@
         <w:spacing w:after="0" w:before="0" w:line="240" w:lineRule="auto"/>
       </w:pPr>
       <w:rPr>
+        <w:rFonts w:eastAsia="黑体"/>
         <w:b/>
         <w:bCs/>
       </w:rPr>
@@ -4705,6 +5004,7 @@
         <w:spacing w:after="0" w:before="0" w:line="240" w:lineRule="auto"/>
       </w:pPr>
       <w:rPr>
+        <w:rFonts w:eastAsia="黑体"/>
         <w:b/>
         <w:bCs/>
       </w:rPr>
@@ -4722,12 +5022,14 @@
     </w:tblStylePr>
     <w:tblStylePr w:type="firstCol">
       <w:rPr>
+        <w:rFonts w:eastAsia="黑体"/>
         <w:b/>
         <w:bCs/>
       </w:rPr>
     </w:tblStylePr>
     <w:tblStylePr w:type="lastCol">
       <w:rPr>
+        <w:rFonts w:eastAsia="黑体"/>
         <w:b/>
         <w:bCs/>
       </w:rPr>
@@ -4787,6 +5089,7 @@
         <w:spacing w:after="0" w:before="0" w:line="240" w:lineRule="auto"/>
       </w:pPr>
       <w:rPr>
+        <w:rFonts w:eastAsia="黑体"/>
         <w:b/>
         <w:bCs/>
         <w:color w:themeColor="background1" w:val="FFFFFF"/>
@@ -4801,6 +5104,7 @@
         <w:spacing w:after="0" w:before="0" w:line="240" w:lineRule="auto"/>
       </w:pPr>
       <w:rPr>
+        <w:rFonts w:eastAsia="黑体"/>
         <w:b/>
         <w:bCs/>
       </w:rPr>
@@ -4816,12 +5120,14 @@
     </w:tblStylePr>
     <w:tblStylePr w:type="firstCol">
       <w:rPr>
+        <w:rFonts w:eastAsia="黑体"/>
         <w:b/>
         <w:bCs/>
       </w:rPr>
     </w:tblStylePr>
     <w:tblStylePr w:type="lastCol">
       <w:rPr>
+        <w:rFonts w:eastAsia="黑体"/>
         <w:b/>
         <w:bCs/>
       </w:rPr>
@@ -4879,6 +5185,7 @@
         <w:spacing w:after="0" w:before="0" w:line="240" w:lineRule="auto"/>
       </w:pPr>
       <w:rPr>
+        <w:rFonts w:eastAsia="黑体"/>
         <w:b/>
         <w:bCs/>
         <w:color w:themeColor="background1" w:val="FFFFFF"/>
@@ -4893,6 +5200,7 @@
         <w:spacing w:after="0" w:before="0" w:line="240" w:lineRule="auto"/>
       </w:pPr>
       <w:rPr>
+        <w:rFonts w:eastAsia="黑体"/>
         <w:b/>
         <w:bCs/>
       </w:rPr>
@@ -4908,12 +5216,14 @@
     </w:tblStylePr>
     <w:tblStylePr w:type="firstCol">
       <w:rPr>
+        <w:rFonts w:eastAsia="黑体"/>
         <w:b/>
         <w:bCs/>
       </w:rPr>
     </w:tblStylePr>
     <w:tblStylePr w:type="lastCol">
       <w:rPr>
+        <w:rFonts w:eastAsia="黑体"/>
         <w:b/>
         <w:bCs/>
       </w:rPr>
@@ -4971,6 +5281,7 @@
         <w:spacing w:after="0" w:before="0" w:line="240" w:lineRule="auto"/>
       </w:pPr>
       <w:rPr>
+        <w:rFonts w:eastAsia="黑体"/>
         <w:b/>
         <w:bCs/>
         <w:color w:themeColor="background1" w:val="FFFFFF"/>
@@ -4985,6 +5296,7 @@
         <w:spacing w:after="0" w:before="0" w:line="240" w:lineRule="auto"/>
       </w:pPr>
       <w:rPr>
+        <w:rFonts w:eastAsia="黑体"/>
         <w:b/>
         <w:bCs/>
       </w:rPr>
@@ -5000,12 +5312,14 @@
     </w:tblStylePr>
     <w:tblStylePr w:type="firstCol">
       <w:rPr>
+        <w:rFonts w:eastAsia="黑体"/>
         <w:b/>
         <w:bCs/>
       </w:rPr>
     </w:tblStylePr>
     <w:tblStylePr w:type="lastCol">
       <w:rPr>
+        <w:rFonts w:eastAsia="黑体"/>
         <w:b/>
         <w:bCs/>
       </w:rPr>
@@ -5063,6 +5377,7 @@
         <w:spacing w:after="0" w:before="0" w:line="240" w:lineRule="auto"/>
       </w:pPr>
       <w:rPr>
+        <w:rFonts w:eastAsia="黑体"/>
         <w:b/>
         <w:bCs/>
         <w:color w:themeColor="background1" w:val="FFFFFF"/>
@@ -5077,6 +5392,7 @@
         <w:spacing w:after="0" w:before="0" w:line="240" w:lineRule="auto"/>
       </w:pPr>
       <w:rPr>
+        <w:rFonts w:eastAsia="黑体"/>
         <w:b/>
         <w:bCs/>
       </w:rPr>
@@ -5092,12 +5408,14 @@
     </w:tblStylePr>
     <w:tblStylePr w:type="firstCol">
       <w:rPr>
+        <w:rFonts w:eastAsia="黑体"/>
         <w:b/>
         <w:bCs/>
       </w:rPr>
     </w:tblStylePr>
     <w:tblStylePr w:type="lastCol">
       <w:rPr>
+        <w:rFonts w:eastAsia="黑体"/>
         <w:b/>
         <w:bCs/>
       </w:rPr>
@@ -5155,6 +5473,7 @@
         <w:spacing w:after="0" w:before="0" w:line="240" w:lineRule="auto"/>
       </w:pPr>
       <w:rPr>
+        <w:rFonts w:eastAsia="黑体"/>
         <w:b/>
         <w:bCs/>
         <w:color w:themeColor="background1" w:val="FFFFFF"/>
@@ -5169,6 +5488,7 @@
         <w:spacing w:after="0" w:before="0" w:line="240" w:lineRule="auto"/>
       </w:pPr>
       <w:rPr>
+        <w:rFonts w:eastAsia="黑体"/>
         <w:b/>
         <w:bCs/>
       </w:rPr>
@@ -5184,12 +5504,14 @@
     </w:tblStylePr>
     <w:tblStylePr w:type="firstCol">
       <w:rPr>
+        <w:rFonts w:eastAsia="黑体"/>
         <w:b/>
         <w:bCs/>
       </w:rPr>
     </w:tblStylePr>
     <w:tblStylePr w:type="lastCol">
       <w:rPr>
+        <w:rFonts w:eastAsia="黑体"/>
         <w:b/>
         <w:bCs/>
       </w:rPr>
@@ -5247,6 +5569,7 @@
         <w:spacing w:after="0" w:before="0" w:line="240" w:lineRule="auto"/>
       </w:pPr>
       <w:rPr>
+        <w:rFonts w:eastAsia="黑体"/>
         <w:b/>
         <w:bCs/>
         <w:color w:themeColor="background1" w:val="FFFFFF"/>
@@ -5261,6 +5584,7 @@
         <w:spacing w:after="0" w:before="0" w:line="240" w:lineRule="auto"/>
       </w:pPr>
       <w:rPr>
+        <w:rFonts w:eastAsia="黑体"/>
         <w:b/>
         <w:bCs/>
       </w:rPr>
@@ -5276,12 +5600,14 @@
     </w:tblStylePr>
     <w:tblStylePr w:type="firstCol">
       <w:rPr>
+        <w:rFonts w:eastAsia="黑体"/>
         <w:b/>
         <w:bCs/>
       </w:rPr>
     </w:tblStylePr>
     <w:tblStylePr w:type="lastCol">
       <w:rPr>
+        <w:rFonts w:eastAsia="黑体"/>
         <w:b/>
         <w:bCs/>
       </w:rPr>
@@ -5339,6 +5665,7 @@
         <w:spacing w:after="0" w:before="0" w:line="240" w:lineRule="auto"/>
       </w:pPr>
       <w:rPr>
+        <w:rFonts w:eastAsia="黑体"/>
         <w:b/>
         <w:bCs/>
         <w:color w:themeColor="background1" w:val="FFFFFF"/>
@@ -5353,6 +5680,7 @@
         <w:spacing w:after="0" w:before="0" w:line="240" w:lineRule="auto"/>
       </w:pPr>
       <w:rPr>
+        <w:rFonts w:eastAsia="黑体"/>
         <w:b/>
         <w:bCs/>
       </w:rPr>
@@ -5368,12 +5696,14 @@
     </w:tblStylePr>
     <w:tblStylePr w:type="firstCol">
       <w:rPr>
+        <w:rFonts w:eastAsia="黑体"/>
         <w:b/>
         <w:bCs/>
       </w:rPr>
     </w:tblStylePr>
     <w:tblStylePr w:type="lastCol">
       <w:rPr>
+        <w:rFonts w:eastAsia="黑体"/>
         <w:b/>
         <w:bCs/>
       </w:rPr>
@@ -5433,7 +5763,7 @@
         <w:spacing w:after="0" w:before="0" w:line="240" w:lineRule="auto"/>
       </w:pPr>
       <w:rPr>
-        <w:rFonts w:asciiTheme="majorHAnsi" w:cstheme="majorBidi" w:eastAsiaTheme="majorEastAsia" w:hAnsiTheme="majorHAnsi"/>
+        <w:rFonts w:asciiTheme="majorHAnsi" w:cstheme="majorBidi" w:hAnsiTheme="majorHAnsi" w:eastAsia="黑体"/>
         <w:b/>
         <w:bCs/>
       </w:rPr>
@@ -5454,7 +5784,7 @@
         <w:spacing w:after="0" w:before="0" w:line="240" w:lineRule="auto"/>
       </w:pPr>
       <w:rPr>
-        <w:rFonts w:asciiTheme="majorHAnsi" w:cstheme="majorBidi" w:eastAsiaTheme="majorEastAsia" w:hAnsiTheme="majorHAnsi"/>
+        <w:rFonts w:asciiTheme="majorHAnsi" w:cstheme="majorBidi" w:hAnsiTheme="majorHAnsi" w:eastAsia="黑体"/>
         <w:b/>
         <w:bCs/>
       </w:rPr>
@@ -5472,14 +5802,14 @@
     </w:tblStylePr>
     <w:tblStylePr w:type="firstCol">
       <w:rPr>
-        <w:rFonts w:asciiTheme="majorHAnsi" w:cstheme="majorBidi" w:eastAsiaTheme="majorEastAsia" w:hAnsiTheme="majorHAnsi"/>
+        <w:rFonts w:asciiTheme="majorHAnsi" w:cstheme="majorBidi" w:hAnsiTheme="majorHAnsi" w:eastAsia="黑体"/>
         <w:b/>
         <w:bCs/>
       </w:rPr>
     </w:tblStylePr>
     <w:tblStylePr w:type="lastCol">
       <w:rPr>
-        <w:rFonts w:asciiTheme="majorHAnsi" w:cstheme="majorBidi" w:eastAsiaTheme="majorEastAsia" w:hAnsiTheme="majorHAnsi"/>
+        <w:rFonts w:asciiTheme="majorHAnsi" w:cstheme="majorBidi" w:hAnsiTheme="majorHAnsi" w:eastAsia="黑体"/>
         <w:b/>
         <w:bCs/>
       </w:rPr>
@@ -5563,7 +5893,7 @@
         <w:spacing w:after="0" w:before="0" w:line="240" w:lineRule="auto"/>
       </w:pPr>
       <w:rPr>
-        <w:rFonts w:asciiTheme="majorHAnsi" w:cstheme="majorBidi" w:eastAsiaTheme="majorEastAsia" w:hAnsiTheme="majorHAnsi"/>
+        <w:rFonts w:asciiTheme="majorHAnsi" w:cstheme="majorBidi" w:hAnsiTheme="majorHAnsi" w:eastAsia="黑体"/>
         <w:b/>
         <w:bCs/>
       </w:rPr>
@@ -5584,7 +5914,7 @@
         <w:spacing w:after="0" w:before="0" w:line="240" w:lineRule="auto"/>
       </w:pPr>
       <w:rPr>
-        <w:rFonts w:asciiTheme="majorHAnsi" w:cstheme="majorBidi" w:eastAsiaTheme="majorEastAsia" w:hAnsiTheme="majorHAnsi"/>
+        <w:rFonts w:asciiTheme="majorHAnsi" w:cstheme="majorBidi" w:hAnsiTheme="majorHAnsi" w:eastAsia="黑体"/>
         <w:b/>
         <w:bCs/>
       </w:rPr>
@@ -5602,14 +5932,14 @@
     </w:tblStylePr>
     <w:tblStylePr w:type="firstCol">
       <w:rPr>
-        <w:rFonts w:asciiTheme="majorHAnsi" w:cstheme="majorBidi" w:eastAsiaTheme="majorEastAsia" w:hAnsiTheme="majorHAnsi"/>
+        <w:rFonts w:asciiTheme="majorHAnsi" w:cstheme="majorBidi" w:hAnsiTheme="majorHAnsi" w:eastAsia="黑体"/>
         <w:b/>
         <w:bCs/>
       </w:rPr>
     </w:tblStylePr>
     <w:tblStylePr w:type="lastCol">
       <w:rPr>
-        <w:rFonts w:asciiTheme="majorHAnsi" w:cstheme="majorBidi" w:eastAsiaTheme="majorEastAsia" w:hAnsiTheme="majorHAnsi"/>
+        <w:rFonts w:asciiTheme="majorHAnsi" w:cstheme="majorBidi" w:hAnsiTheme="majorHAnsi" w:eastAsia="黑体"/>
         <w:b/>
         <w:bCs/>
       </w:rPr>
@@ -5693,7 +6023,7 @@
         <w:spacing w:after="0" w:before="0" w:line="240" w:lineRule="auto"/>
       </w:pPr>
       <w:rPr>
-        <w:rFonts w:asciiTheme="majorHAnsi" w:cstheme="majorBidi" w:eastAsiaTheme="majorEastAsia" w:hAnsiTheme="majorHAnsi"/>
+        <w:rFonts w:asciiTheme="majorHAnsi" w:cstheme="majorBidi" w:hAnsiTheme="majorHAnsi" w:eastAsia="黑体"/>
         <w:b/>
         <w:bCs/>
       </w:rPr>
@@ -5714,7 +6044,7 @@
         <w:spacing w:after="0" w:before="0" w:line="240" w:lineRule="auto"/>
       </w:pPr>
       <w:rPr>
-        <w:rFonts w:asciiTheme="majorHAnsi" w:cstheme="majorBidi" w:eastAsiaTheme="majorEastAsia" w:hAnsiTheme="majorHAnsi"/>
+        <w:rFonts w:asciiTheme="majorHAnsi" w:cstheme="majorBidi" w:hAnsiTheme="majorHAnsi" w:eastAsia="黑体"/>
         <w:b/>
         <w:bCs/>
       </w:rPr>
@@ -5732,14 +6062,14 @@
     </w:tblStylePr>
     <w:tblStylePr w:type="firstCol">
       <w:rPr>
-        <w:rFonts w:asciiTheme="majorHAnsi" w:cstheme="majorBidi" w:eastAsiaTheme="majorEastAsia" w:hAnsiTheme="majorHAnsi"/>
+        <w:rFonts w:asciiTheme="majorHAnsi" w:cstheme="majorBidi" w:hAnsiTheme="majorHAnsi" w:eastAsia="黑体"/>
         <w:b/>
         <w:bCs/>
       </w:rPr>
     </w:tblStylePr>
     <w:tblStylePr w:type="lastCol">
       <w:rPr>
-        <w:rFonts w:asciiTheme="majorHAnsi" w:cstheme="majorBidi" w:eastAsiaTheme="majorEastAsia" w:hAnsiTheme="majorHAnsi"/>
+        <w:rFonts w:asciiTheme="majorHAnsi" w:cstheme="majorBidi" w:hAnsiTheme="majorHAnsi" w:eastAsia="黑体"/>
         <w:b/>
         <w:bCs/>
       </w:rPr>
@@ -5823,7 +6153,7 @@
         <w:spacing w:after="0" w:before="0" w:line="240" w:lineRule="auto"/>
       </w:pPr>
       <w:rPr>
-        <w:rFonts w:asciiTheme="majorHAnsi" w:cstheme="majorBidi" w:eastAsiaTheme="majorEastAsia" w:hAnsiTheme="majorHAnsi"/>
+        <w:rFonts w:asciiTheme="majorHAnsi" w:cstheme="majorBidi" w:hAnsiTheme="majorHAnsi" w:eastAsia="黑体"/>
         <w:b/>
         <w:bCs/>
       </w:rPr>
@@ -5844,7 +6174,7 @@
         <w:spacing w:after="0" w:before="0" w:line="240" w:lineRule="auto"/>
       </w:pPr>
       <w:rPr>
-        <w:rFonts w:asciiTheme="majorHAnsi" w:cstheme="majorBidi" w:eastAsiaTheme="majorEastAsia" w:hAnsiTheme="majorHAnsi"/>
+        <w:rFonts w:asciiTheme="majorHAnsi" w:cstheme="majorBidi" w:hAnsiTheme="majorHAnsi" w:eastAsia="黑体"/>
         <w:b/>
         <w:bCs/>
       </w:rPr>
@@ -5862,14 +6192,14 @@
     </w:tblStylePr>
     <w:tblStylePr w:type="firstCol">
       <w:rPr>
-        <w:rFonts w:asciiTheme="majorHAnsi" w:cstheme="majorBidi" w:eastAsiaTheme="majorEastAsia" w:hAnsiTheme="majorHAnsi"/>
+        <w:rFonts w:asciiTheme="majorHAnsi" w:cstheme="majorBidi" w:hAnsiTheme="majorHAnsi" w:eastAsia="黑体"/>
         <w:b/>
         <w:bCs/>
       </w:rPr>
     </w:tblStylePr>
     <w:tblStylePr w:type="lastCol">
       <w:rPr>
-        <w:rFonts w:asciiTheme="majorHAnsi" w:cstheme="majorBidi" w:eastAsiaTheme="majorEastAsia" w:hAnsiTheme="majorHAnsi"/>
+        <w:rFonts w:asciiTheme="majorHAnsi" w:cstheme="majorBidi" w:hAnsiTheme="majorHAnsi" w:eastAsia="黑体"/>
         <w:b/>
         <w:bCs/>
       </w:rPr>
@@ -5953,7 +6283,7 @@
         <w:spacing w:after="0" w:before="0" w:line="240" w:lineRule="auto"/>
       </w:pPr>
       <w:rPr>
-        <w:rFonts w:asciiTheme="majorHAnsi" w:cstheme="majorBidi" w:eastAsiaTheme="majorEastAsia" w:hAnsiTheme="majorHAnsi"/>
+        <w:rFonts w:asciiTheme="majorHAnsi" w:cstheme="majorBidi" w:hAnsiTheme="majorHAnsi" w:eastAsia="黑体"/>
         <w:b/>
         <w:bCs/>
       </w:rPr>
@@ -5974,7 +6304,7 @@
         <w:spacing w:after="0" w:before="0" w:line="240" w:lineRule="auto"/>
       </w:pPr>
       <w:rPr>
-        <w:rFonts w:asciiTheme="majorHAnsi" w:cstheme="majorBidi" w:eastAsiaTheme="majorEastAsia" w:hAnsiTheme="majorHAnsi"/>
+        <w:rFonts w:asciiTheme="majorHAnsi" w:cstheme="majorBidi" w:hAnsiTheme="majorHAnsi" w:eastAsia="黑体"/>
         <w:b/>
         <w:bCs/>
       </w:rPr>
@@ -5992,14 +6322,14 @@
     </w:tblStylePr>
     <w:tblStylePr w:type="firstCol">
       <w:rPr>
-        <w:rFonts w:asciiTheme="majorHAnsi" w:cstheme="majorBidi" w:eastAsiaTheme="majorEastAsia" w:hAnsiTheme="majorHAnsi"/>
+        <w:rFonts w:asciiTheme="majorHAnsi" w:cstheme="majorBidi" w:hAnsiTheme="majorHAnsi" w:eastAsia="黑体"/>
         <w:b/>
         <w:bCs/>
       </w:rPr>
     </w:tblStylePr>
     <w:tblStylePr w:type="lastCol">
       <w:rPr>
-        <w:rFonts w:asciiTheme="majorHAnsi" w:cstheme="majorBidi" w:eastAsiaTheme="majorEastAsia" w:hAnsiTheme="majorHAnsi"/>
+        <w:rFonts w:asciiTheme="majorHAnsi" w:cstheme="majorBidi" w:hAnsiTheme="majorHAnsi" w:eastAsia="黑体"/>
         <w:b/>
         <w:bCs/>
       </w:rPr>
@@ -6083,7 +6413,7 @@
         <w:spacing w:after="0" w:before="0" w:line="240" w:lineRule="auto"/>
       </w:pPr>
       <w:rPr>
-        <w:rFonts w:asciiTheme="majorHAnsi" w:cstheme="majorBidi" w:eastAsiaTheme="majorEastAsia" w:hAnsiTheme="majorHAnsi"/>
+        <w:rFonts w:asciiTheme="majorHAnsi" w:cstheme="majorBidi" w:hAnsiTheme="majorHAnsi" w:eastAsia="黑体"/>
         <w:b/>
         <w:bCs/>
       </w:rPr>
@@ -6104,7 +6434,7 @@
         <w:spacing w:after="0" w:before="0" w:line="240" w:lineRule="auto"/>
       </w:pPr>
       <w:rPr>
-        <w:rFonts w:asciiTheme="majorHAnsi" w:cstheme="majorBidi" w:eastAsiaTheme="majorEastAsia" w:hAnsiTheme="majorHAnsi"/>
+        <w:rFonts w:asciiTheme="majorHAnsi" w:cstheme="majorBidi" w:hAnsiTheme="majorHAnsi" w:eastAsia="黑体"/>
         <w:b/>
         <w:bCs/>
       </w:rPr>
@@ -6122,14 +6452,14 @@
     </w:tblStylePr>
     <w:tblStylePr w:type="firstCol">
       <w:rPr>
-        <w:rFonts w:asciiTheme="majorHAnsi" w:cstheme="majorBidi" w:eastAsiaTheme="majorEastAsia" w:hAnsiTheme="majorHAnsi"/>
+        <w:rFonts w:asciiTheme="majorHAnsi" w:cstheme="majorBidi" w:hAnsiTheme="majorHAnsi" w:eastAsia="黑体"/>
         <w:b/>
         <w:bCs/>
       </w:rPr>
     </w:tblStylePr>
     <w:tblStylePr w:type="lastCol">
       <w:rPr>
-        <w:rFonts w:asciiTheme="majorHAnsi" w:cstheme="majorBidi" w:eastAsiaTheme="majorEastAsia" w:hAnsiTheme="majorHAnsi"/>
+        <w:rFonts w:asciiTheme="majorHAnsi" w:cstheme="majorBidi" w:hAnsiTheme="majorHAnsi" w:eastAsia="黑体"/>
         <w:b/>
         <w:bCs/>
       </w:rPr>
@@ -6213,7 +6543,7 @@
         <w:spacing w:after="0" w:before="0" w:line="240" w:lineRule="auto"/>
       </w:pPr>
       <w:rPr>
-        <w:rFonts w:asciiTheme="majorHAnsi" w:cstheme="majorBidi" w:eastAsiaTheme="majorEastAsia" w:hAnsiTheme="majorHAnsi"/>
+        <w:rFonts w:asciiTheme="majorHAnsi" w:cstheme="majorBidi" w:hAnsiTheme="majorHAnsi" w:eastAsia="黑体"/>
         <w:b/>
         <w:bCs/>
       </w:rPr>
@@ -6234,7 +6564,7 @@
         <w:spacing w:after="0" w:before="0" w:line="240" w:lineRule="auto"/>
       </w:pPr>
       <w:rPr>
-        <w:rFonts w:asciiTheme="majorHAnsi" w:cstheme="majorBidi" w:eastAsiaTheme="majorEastAsia" w:hAnsiTheme="majorHAnsi"/>
+        <w:rFonts w:asciiTheme="majorHAnsi" w:cstheme="majorBidi" w:hAnsiTheme="majorHAnsi" w:eastAsia="黑体"/>
         <w:b/>
         <w:bCs/>
       </w:rPr>
@@ -6252,14 +6582,14 @@
     </w:tblStylePr>
     <w:tblStylePr w:type="firstCol">
       <w:rPr>
-        <w:rFonts w:asciiTheme="majorHAnsi" w:cstheme="majorBidi" w:eastAsiaTheme="majorEastAsia" w:hAnsiTheme="majorHAnsi"/>
+        <w:rFonts w:asciiTheme="majorHAnsi" w:cstheme="majorBidi" w:hAnsiTheme="majorHAnsi" w:eastAsia="黑体"/>
         <w:b/>
         <w:bCs/>
       </w:rPr>
     </w:tblStylePr>
     <w:tblStylePr w:type="lastCol">
       <w:rPr>
-        <w:rFonts w:asciiTheme="majorHAnsi" w:cstheme="majorBidi" w:eastAsiaTheme="majorEastAsia" w:hAnsiTheme="majorHAnsi"/>
+        <w:rFonts w:asciiTheme="majorHAnsi" w:cstheme="majorBidi" w:hAnsiTheme="majorHAnsi" w:eastAsia="黑体"/>
         <w:b/>
         <w:bCs/>
       </w:rPr>
@@ -6342,6 +6672,7 @@
         <w:spacing w:after="0" w:before="0" w:line="240" w:lineRule="auto"/>
       </w:pPr>
       <w:rPr>
+        <w:rFonts w:eastAsia="黑体"/>
         <w:b/>
         <w:bCs/>
         <w:color w:themeColor="background1" w:val="FFFFFF"/>
@@ -6364,6 +6695,7 @@
         <w:spacing w:after="0" w:before="0" w:line="240" w:lineRule="auto"/>
       </w:pPr>
       <w:rPr>
+        <w:rFonts w:eastAsia="黑体"/>
         <w:b/>
         <w:bCs/>
       </w:rPr>
@@ -6381,12 +6713,14 @@
     </w:tblStylePr>
     <w:tblStylePr w:type="firstCol">
       <w:rPr>
+        <w:rFonts w:eastAsia="黑体"/>
         <w:b/>
         <w:bCs/>
       </w:rPr>
     </w:tblStylePr>
     <w:tblStylePr w:type="lastCol">
       <w:rPr>
+        <w:rFonts w:eastAsia="黑体"/>
         <w:b/>
         <w:bCs/>
       </w:rPr>
@@ -6448,6 +6782,7 @@
         <w:spacing w:after="0" w:before="0" w:line="240" w:lineRule="auto"/>
       </w:pPr>
       <w:rPr>
+        <w:rFonts w:eastAsia="黑体"/>
         <w:b/>
         <w:bCs/>
         <w:color w:themeColor="background1" w:val="FFFFFF"/>
@@ -6470,6 +6805,7 @@
         <w:spacing w:after="0" w:before="0" w:line="240" w:lineRule="auto"/>
       </w:pPr>
       <w:rPr>
+        <w:rFonts w:eastAsia="黑体"/>
         <w:b/>
         <w:bCs/>
       </w:rPr>
@@ -6487,12 +6823,14 @@
     </w:tblStylePr>
     <w:tblStylePr w:type="firstCol">
       <w:rPr>
+        <w:rFonts w:eastAsia="黑体"/>
         <w:b/>
         <w:bCs/>
       </w:rPr>
     </w:tblStylePr>
     <w:tblStylePr w:type="lastCol">
       <w:rPr>
+        <w:rFonts w:eastAsia="黑体"/>
         <w:b/>
         <w:bCs/>
       </w:rPr>
@@ -6554,6 +6892,7 @@
         <w:spacing w:after="0" w:before="0" w:line="240" w:lineRule="auto"/>
       </w:pPr>
       <w:rPr>
+        <w:rFonts w:eastAsia="黑体"/>
         <w:b/>
         <w:bCs/>
         <w:color w:themeColor="background1" w:val="FFFFFF"/>
@@ -6576,6 +6915,7 @@
         <w:spacing w:after="0" w:before="0" w:line="240" w:lineRule="auto"/>
       </w:pPr>
       <w:rPr>
+        <w:rFonts w:eastAsia="黑体"/>
         <w:b/>
         <w:bCs/>
       </w:rPr>
@@ -6593,12 +6933,14 @@
     </w:tblStylePr>
     <w:tblStylePr w:type="firstCol">
       <w:rPr>
+        <w:rFonts w:eastAsia="黑体"/>
         <w:b/>
         <w:bCs/>
       </w:rPr>
     </w:tblStylePr>
     <w:tblStylePr w:type="lastCol">
       <w:rPr>
+        <w:rFonts w:eastAsia="黑体"/>
         <w:b/>
         <w:bCs/>
       </w:rPr>
@@ -6660,6 +7002,7 @@
         <w:spacing w:after="0" w:before="0" w:line="240" w:lineRule="auto"/>
       </w:pPr>
       <w:rPr>
+        <w:rFonts w:eastAsia="黑体"/>
         <w:b/>
         <w:bCs/>
         <w:color w:themeColor="background1" w:val="FFFFFF"/>
@@ -6682,6 +7025,7 @@
         <w:spacing w:after="0" w:before="0" w:line="240" w:lineRule="auto"/>
       </w:pPr>
       <w:rPr>
+        <w:rFonts w:eastAsia="黑体"/>
         <w:b/>
         <w:bCs/>
       </w:rPr>
@@ -6699,12 +7043,14 @@
     </w:tblStylePr>
     <w:tblStylePr w:type="firstCol">
       <w:rPr>
+        <w:rFonts w:eastAsia="黑体"/>
         <w:b/>
         <w:bCs/>
       </w:rPr>
     </w:tblStylePr>
     <w:tblStylePr w:type="lastCol">
       <w:rPr>
+        <w:rFonts w:eastAsia="黑体"/>
         <w:b/>
         <w:bCs/>
       </w:rPr>
@@ -6766,6 +7112,7 @@
         <w:spacing w:after="0" w:before="0" w:line="240" w:lineRule="auto"/>
       </w:pPr>
       <w:rPr>
+        <w:rFonts w:eastAsia="黑体"/>
         <w:b/>
         <w:bCs/>
         <w:color w:themeColor="background1" w:val="FFFFFF"/>
@@ -6788,6 +7135,7 @@
         <w:spacing w:after="0" w:before="0" w:line="240" w:lineRule="auto"/>
       </w:pPr>
       <w:rPr>
+        <w:rFonts w:eastAsia="黑体"/>
         <w:b/>
         <w:bCs/>
       </w:rPr>
@@ -6805,12 +7153,14 @@
     </w:tblStylePr>
     <w:tblStylePr w:type="firstCol">
       <w:rPr>
+        <w:rFonts w:eastAsia="黑体"/>
         <w:b/>
         <w:bCs/>
       </w:rPr>
     </w:tblStylePr>
     <w:tblStylePr w:type="lastCol">
       <w:rPr>
+        <w:rFonts w:eastAsia="黑体"/>
         <w:b/>
         <w:bCs/>
       </w:rPr>
@@ -6872,6 +7222,7 @@
         <w:spacing w:after="0" w:before="0" w:line="240" w:lineRule="auto"/>
       </w:pPr>
       <w:rPr>
+        <w:rFonts w:eastAsia="黑体"/>
         <w:b/>
         <w:bCs/>
         <w:color w:themeColor="background1" w:val="FFFFFF"/>
@@ -6894,6 +7245,7 @@
         <w:spacing w:after="0" w:before="0" w:line="240" w:lineRule="auto"/>
       </w:pPr>
       <w:rPr>
+        <w:rFonts w:eastAsia="黑体"/>
         <w:b/>
         <w:bCs/>
       </w:rPr>
@@ -6911,12 +7263,14 @@
     </w:tblStylePr>
     <w:tblStylePr w:type="firstCol">
       <w:rPr>
+        <w:rFonts w:eastAsia="黑体"/>
         <w:b/>
         <w:bCs/>
       </w:rPr>
     </w:tblStylePr>
     <w:tblStylePr w:type="lastCol">
       <w:rPr>
+        <w:rFonts w:eastAsia="黑体"/>
         <w:b/>
         <w:bCs/>
       </w:rPr>
@@ -6978,6 +7332,7 @@
         <w:spacing w:after="0" w:before="0" w:line="240" w:lineRule="auto"/>
       </w:pPr>
       <w:rPr>
+        <w:rFonts w:eastAsia="黑体"/>
         <w:b/>
         <w:bCs/>
         <w:color w:themeColor="background1" w:val="FFFFFF"/>
@@ -7000,6 +7355,7 @@
         <w:spacing w:after="0" w:before="0" w:line="240" w:lineRule="auto"/>
       </w:pPr>
       <w:rPr>
+        <w:rFonts w:eastAsia="黑体"/>
         <w:b/>
         <w:bCs/>
       </w:rPr>
@@ -7017,12 +7373,14 @@
     </w:tblStylePr>
     <w:tblStylePr w:type="firstCol">
       <w:rPr>
+        <w:rFonts w:eastAsia="黑体"/>
         <w:b/>
         <w:bCs/>
       </w:rPr>
     </w:tblStylePr>
     <w:tblStylePr w:type="lastCol">
       <w:rPr>
+        <w:rFonts w:eastAsia="黑体"/>
         <w:b/>
         <w:bCs/>
       </w:rPr>
@@ -7081,6 +7439,7 @@
         <w:spacing w:after="0" w:before="0" w:line="240" w:lineRule="auto"/>
       </w:pPr>
       <w:rPr>
+        <w:rFonts w:eastAsia="黑体"/>
         <w:b/>
         <w:bCs/>
         <w:color w:themeColor="background1" w:val="FFFFFF"/>
@@ -7103,6 +7462,7 @@
         <w:spacing w:after="0" w:before="0" w:line="240" w:lineRule="auto"/>
       </w:pPr>
       <w:rPr>
+        <w:rFonts w:eastAsia="黑体"/>
         <w:color w:val="auto"/>
       </w:rPr>
       <w:tblPr/>
@@ -7120,6 +7480,7 @@
     </w:tblStylePr>
     <w:tblStylePr w:type="firstCol">
       <w:rPr>
+        <w:rFonts w:eastAsia="黑体"/>
         <w:b/>
         <w:bCs/>
         <w:color w:themeColor="background1" w:val="FFFFFF"/>
@@ -7139,6 +7500,7 @@
     </w:tblStylePr>
     <w:tblStylePr w:type="lastCol">
       <w:rPr>
+        <w:rFonts w:eastAsia="黑体"/>
         <w:b/>
         <w:bCs/>
         <w:color w:themeColor="background1" w:val="FFFFFF"/>
@@ -7187,6 +7549,7 @@
     </w:tblStylePr>
     <w:tblStylePr w:type="nwCell">
       <w:rPr>
+        <w:rFonts w:eastAsia="黑体"/>
         <w:color w:themeColor="background1" w:val="FFFFFF"/>
       </w:rPr>
       <w:tblPr/>
@@ -7230,6 +7593,7 @@
         <w:spacing w:after="0" w:before="0" w:line="240" w:lineRule="auto"/>
       </w:pPr>
       <w:rPr>
+        <w:rFonts w:eastAsia="黑体"/>
         <w:b/>
         <w:bCs/>
         <w:color w:themeColor="background1" w:val="FFFFFF"/>
@@ -7252,6 +7616,7 @@
         <w:spacing w:after="0" w:before="0" w:line="240" w:lineRule="auto"/>
       </w:pPr>
       <w:rPr>
+        <w:rFonts w:eastAsia="黑体"/>
         <w:color w:val="auto"/>
       </w:rPr>
       <w:tblPr/>
@@ -7269,6 +7634,7 @@
     </w:tblStylePr>
     <w:tblStylePr w:type="firstCol">
       <w:rPr>
+        <w:rFonts w:eastAsia="黑体"/>
         <w:b/>
         <w:bCs/>
         <w:color w:themeColor="background1" w:val="FFFFFF"/>
@@ -7288,6 +7654,7 @@
     </w:tblStylePr>
     <w:tblStylePr w:type="lastCol">
       <w:rPr>
+        <w:rFonts w:eastAsia="黑体"/>
         <w:b/>
         <w:bCs/>
         <w:color w:themeColor="background1" w:val="FFFFFF"/>
@@ -7336,6 +7703,7 @@
     </w:tblStylePr>
     <w:tblStylePr w:type="nwCell">
       <w:rPr>
+        <w:rFonts w:eastAsia="黑体"/>
         <w:color w:themeColor="background1" w:val="FFFFFF"/>
       </w:rPr>
       <w:tblPr/>
@@ -7379,6 +7747,7 @@
         <w:spacing w:after="0" w:before="0" w:line="240" w:lineRule="auto"/>
       </w:pPr>
       <w:rPr>
+        <w:rFonts w:eastAsia="黑体"/>
         <w:b/>
         <w:bCs/>
         <w:color w:themeColor="background1" w:val="FFFFFF"/>
@@ -7401,6 +7770,7 @@
         <w:spacing w:after="0" w:before="0" w:line="240" w:lineRule="auto"/>
       </w:pPr>
       <w:rPr>
+        <w:rFonts w:eastAsia="黑体"/>
         <w:color w:val="auto"/>
       </w:rPr>
       <w:tblPr/>
@@ -7418,6 +7788,7 @@
     </w:tblStylePr>
     <w:tblStylePr w:type="firstCol">
       <w:rPr>
+        <w:rFonts w:eastAsia="黑体"/>
         <w:b/>
         <w:bCs/>
         <w:color w:themeColor="background1" w:val="FFFFFF"/>
@@ -7437,6 +7808,7 @@
     </w:tblStylePr>
     <w:tblStylePr w:type="lastCol">
       <w:rPr>
+        <w:rFonts w:eastAsia="黑体"/>
         <w:b/>
         <w:bCs/>
         <w:color w:themeColor="background1" w:val="FFFFFF"/>
@@ -7485,6 +7857,7 @@
     </w:tblStylePr>
     <w:tblStylePr w:type="nwCell">
       <w:rPr>
+        <w:rFonts w:eastAsia="黑体"/>
         <w:color w:themeColor="background1" w:val="FFFFFF"/>
       </w:rPr>
       <w:tblPr/>
@@ -7528,6 +7901,7 @@
         <w:spacing w:after="0" w:before="0" w:line="240" w:lineRule="auto"/>
       </w:pPr>
       <w:rPr>
+        <w:rFonts w:eastAsia="黑体"/>
         <w:b/>
         <w:bCs/>
         <w:color w:themeColor="background1" w:val="FFFFFF"/>
@@ -7550,6 +7924,7 @@
         <w:spacing w:after="0" w:before="0" w:line="240" w:lineRule="auto"/>
       </w:pPr>
       <w:rPr>
+        <w:rFonts w:eastAsia="黑体"/>
         <w:color w:val="auto"/>
       </w:rPr>
       <w:tblPr/>
@@ -7567,6 +7942,7 @@
     </w:tblStylePr>
     <w:tblStylePr w:type="firstCol">
       <w:rPr>
+        <w:rFonts w:eastAsia="黑体"/>
         <w:b/>
         <w:bCs/>
         <w:color w:themeColor="background1" w:val="FFFFFF"/>
@@ -7586,6 +7962,7 @@
     </w:tblStylePr>
     <w:tblStylePr w:type="lastCol">
       <w:rPr>
+        <w:rFonts w:eastAsia="黑体"/>
         <w:b/>
         <w:bCs/>
         <w:color w:themeColor="background1" w:val="FFFFFF"/>
@@ -7634,6 +8011,7 @@
     </w:tblStylePr>
     <w:tblStylePr w:type="nwCell">
       <w:rPr>
+        <w:rFonts w:eastAsia="黑体"/>
         <w:color w:themeColor="background1" w:val="FFFFFF"/>
       </w:rPr>
       <w:tblPr/>
@@ -7677,6 +8055,7 @@
         <w:spacing w:after="0" w:before="0" w:line="240" w:lineRule="auto"/>
       </w:pPr>
       <w:rPr>
+        <w:rFonts w:eastAsia="黑体"/>
         <w:b/>
         <w:bCs/>
         <w:color w:themeColor="background1" w:val="FFFFFF"/>
@@ -7699,6 +8078,7 @@
         <w:spacing w:after="0" w:before="0" w:line="240" w:lineRule="auto"/>
       </w:pPr>
       <w:rPr>
+        <w:rFonts w:eastAsia="黑体"/>
         <w:color w:val="auto"/>
       </w:rPr>
       <w:tblPr/>
@@ -7716,6 +8096,7 @@
     </w:tblStylePr>
     <w:tblStylePr w:type="firstCol">
       <w:rPr>
+        <w:rFonts w:eastAsia="黑体"/>
         <w:b/>
         <w:bCs/>
         <w:color w:themeColor="background1" w:val="FFFFFF"/>
@@ -7735,6 +8116,7 @@
     </w:tblStylePr>
     <w:tblStylePr w:type="lastCol">
       <w:rPr>
+        <w:rFonts w:eastAsia="黑体"/>
         <w:b/>
         <w:bCs/>
         <w:color w:themeColor="background1" w:val="FFFFFF"/>
@@ -7783,6 +8165,7 @@
     </w:tblStylePr>
     <w:tblStylePr w:type="nwCell">
       <w:rPr>
+        <w:rFonts w:eastAsia="黑体"/>
         <w:color w:themeColor="background1" w:val="FFFFFF"/>
       </w:rPr>
       <w:tblPr/>
@@ -7826,6 +8209,7 @@
         <w:spacing w:after="0" w:before="0" w:line="240" w:lineRule="auto"/>
       </w:pPr>
       <w:rPr>
+        <w:rFonts w:eastAsia="黑体"/>
         <w:b/>
         <w:bCs/>
         <w:color w:themeColor="background1" w:val="FFFFFF"/>
@@ -7848,6 +8232,7 @@
         <w:spacing w:after="0" w:before="0" w:line="240" w:lineRule="auto"/>
       </w:pPr>
       <w:rPr>
+        <w:rFonts w:eastAsia="黑体"/>
         <w:color w:val="auto"/>
       </w:rPr>
       <w:tblPr/>
@@ -7865,6 +8250,7 @@
     </w:tblStylePr>
     <w:tblStylePr w:type="firstCol">
       <w:rPr>
+        <w:rFonts w:eastAsia="黑体"/>
         <w:b/>
         <w:bCs/>
         <w:color w:themeColor="background1" w:val="FFFFFF"/>
@@ -7884,6 +8270,7 @@
     </w:tblStylePr>
     <w:tblStylePr w:type="lastCol">
       <w:rPr>
+        <w:rFonts w:eastAsia="黑体"/>
         <w:b/>
         <w:bCs/>
         <w:color w:themeColor="background1" w:val="FFFFFF"/>
@@ -7932,6 +8319,7 @@
     </w:tblStylePr>
     <w:tblStylePr w:type="nwCell">
       <w:rPr>
+        <w:rFonts w:eastAsia="黑体"/>
         <w:color w:themeColor="background1" w:val="FFFFFF"/>
       </w:rPr>
       <w:tblPr/>
@@ -7975,6 +8363,7 @@
         <w:spacing w:after="0" w:before="0" w:line="240" w:lineRule="auto"/>
       </w:pPr>
       <w:rPr>
+        <w:rFonts w:eastAsia="黑体"/>
         <w:b/>
         <w:bCs/>
         <w:color w:themeColor="background1" w:val="FFFFFF"/>
@@ -7997,6 +8386,7 @@
         <w:spacing w:after="0" w:before="0" w:line="240" w:lineRule="auto"/>
       </w:pPr>
       <w:rPr>
+        <w:rFonts w:eastAsia="黑体"/>
         <w:color w:val="auto"/>
       </w:rPr>
       <w:tblPr/>
@@ -8014,6 +8404,7 @@
     </w:tblStylePr>
     <w:tblStylePr w:type="firstCol">
       <w:rPr>
+        <w:rFonts w:eastAsia="黑体"/>
         <w:b/>
         <w:bCs/>
         <w:color w:themeColor="background1" w:val="FFFFFF"/>
@@ -8033,6 +8424,7 @@
     </w:tblStylePr>
     <w:tblStylePr w:type="lastCol">
       <w:rPr>
+        <w:rFonts w:eastAsia="黑体"/>
         <w:b/>
         <w:bCs/>
         <w:color w:themeColor="background1" w:val="FFFFFF"/>
@@ -8081,6 +8473,7 @@
     </w:tblStylePr>
     <w:tblStylePr w:type="nwCell">
       <w:rPr>
+        <w:rFonts w:eastAsia="黑体"/>
         <w:color w:themeColor="background1" w:val="FFFFFF"/>
       </w:rPr>
       <w:tblPr/>
@@ -8105,6 +8498,7 @@
       <w:spacing w:after="0" w:line="240" w:lineRule="auto"/>
     </w:pPr>
     <w:rPr>
+      <w:rFonts w:eastAsia="黑体"/>
       <w:color w:themeColor="text1" w:val="000000"/>
     </w:rPr>
     <w:tblPr>
@@ -8124,7 +8518,7 @@
     </w:tblPr>
     <w:tblStylePr w:type="firstRow">
       <w:rPr>
-        <w:rFonts w:asciiTheme="majorHAnsi" w:cstheme="majorBidi" w:eastAsiaTheme="majorEastAsia" w:hAnsiTheme="majorHAnsi"/>
+        <w:rFonts w:asciiTheme="majorHAnsi" w:cstheme="majorBidi" w:hAnsiTheme="majorHAnsi" w:eastAsia="黑体"/>
       </w:rPr>
       <w:tblPr/>
       <w:tcPr>
@@ -8136,6 +8530,7 @@
     </w:tblStylePr>
     <w:tblStylePr w:type="lastRow">
       <w:rPr>
+        <w:rFonts w:eastAsia="黑体"/>
         <w:b/>
         <w:bCs/>
         <w:color w:themeColor="text2" w:val="1F497D"/>
@@ -8150,12 +8545,14 @@
     </w:tblStylePr>
     <w:tblStylePr w:type="firstCol">
       <w:rPr>
+        <w:rFonts w:eastAsia="黑体"/>
         <w:b/>
         <w:bCs/>
       </w:rPr>
     </w:tblStylePr>
     <w:tblStylePr w:type="lastCol">
       <w:rPr>
+        <w:rFonts w:eastAsia="黑体"/>
         <w:b/>
         <w:bCs/>
       </w:rPr>
@@ -8189,6 +8586,7 @@
       <w:spacing w:after="0" w:line="240" w:lineRule="auto"/>
     </w:pPr>
     <w:rPr>
+      <w:rFonts w:eastAsia="黑体"/>
       <w:color w:themeColor="text1" w:val="000000"/>
     </w:rPr>
     <w:tblPr>
@@ -8208,7 +8606,7 @@
     </w:tblPr>
     <w:tblStylePr w:type="firstRow">
       <w:rPr>
-        <w:rFonts w:asciiTheme="majorHAnsi" w:cstheme="majorBidi" w:eastAsiaTheme="majorEastAsia" w:hAnsiTheme="majorHAnsi"/>
+        <w:rFonts w:asciiTheme="majorHAnsi" w:cstheme="majorBidi" w:hAnsiTheme="majorHAnsi" w:eastAsia="黑体"/>
       </w:rPr>
       <w:tblPr/>
       <w:tcPr>
@@ -8220,6 +8618,7 @@
     </w:tblStylePr>
     <w:tblStylePr w:type="lastRow">
       <w:rPr>
+        <w:rFonts w:eastAsia="黑体"/>
         <w:b/>
         <w:bCs/>
         <w:color w:themeColor="text2" w:val="1F497D"/>
@@ -8234,12 +8633,14 @@
     </w:tblStylePr>
     <w:tblStylePr w:type="firstCol">
       <w:rPr>
+        <w:rFonts w:eastAsia="黑体"/>
         <w:b/>
         <w:bCs/>
       </w:rPr>
     </w:tblStylePr>
     <w:tblStylePr w:type="lastCol">
       <w:rPr>
+        <w:rFonts w:eastAsia="黑体"/>
         <w:b/>
         <w:bCs/>
       </w:rPr>
@@ -8273,6 +8674,7 @@
       <w:spacing w:after="0" w:line="240" w:lineRule="auto"/>
     </w:pPr>
     <w:rPr>
+      <w:rFonts w:eastAsia="黑体"/>
       <w:color w:themeColor="text1" w:val="000000"/>
     </w:rPr>
     <w:tblPr>
@@ -8292,7 +8694,7 @@
     </w:tblPr>
     <w:tblStylePr w:type="firstRow">
       <w:rPr>
-        <w:rFonts w:asciiTheme="majorHAnsi" w:cstheme="majorBidi" w:eastAsiaTheme="majorEastAsia" w:hAnsiTheme="majorHAnsi"/>
+        <w:rFonts w:asciiTheme="majorHAnsi" w:cstheme="majorBidi" w:hAnsiTheme="majorHAnsi" w:eastAsia="黑体"/>
       </w:rPr>
       <w:tblPr/>
       <w:tcPr>
@@ -8304,6 +8706,7 @@
     </w:tblStylePr>
     <w:tblStylePr w:type="lastRow">
       <w:rPr>
+        <w:rFonts w:eastAsia="黑体"/>
         <w:b/>
         <w:bCs/>
         <w:color w:themeColor="text2" w:val="1F497D"/>
@@ -8318,12 +8721,14 @@
     </w:tblStylePr>
     <w:tblStylePr w:type="firstCol">
       <w:rPr>
+        <w:rFonts w:eastAsia="黑体"/>
         <w:b/>
         <w:bCs/>
       </w:rPr>
     </w:tblStylePr>
     <w:tblStylePr w:type="lastCol">
       <w:rPr>
+        <w:rFonts w:eastAsia="黑体"/>
         <w:b/>
         <w:bCs/>
       </w:rPr>
@@ -8357,6 +8762,7 @@
       <w:spacing w:after="0" w:line="240" w:lineRule="auto"/>
     </w:pPr>
     <w:rPr>
+      <w:rFonts w:eastAsia="黑体"/>
       <w:color w:themeColor="text1" w:val="000000"/>
     </w:rPr>
     <w:tblPr>
@@ -8376,7 +8782,7 @@
     </w:tblPr>
     <w:tblStylePr w:type="firstRow">
       <w:rPr>
-        <w:rFonts w:asciiTheme="majorHAnsi" w:cstheme="majorBidi" w:eastAsiaTheme="majorEastAsia" w:hAnsiTheme="majorHAnsi"/>
+        <w:rFonts w:asciiTheme="majorHAnsi" w:cstheme="majorBidi" w:hAnsiTheme="majorHAnsi" w:eastAsia="黑体"/>
       </w:rPr>
       <w:tblPr/>
       <w:tcPr>
@@ -8388,6 +8794,7 @@
     </w:tblStylePr>
     <w:tblStylePr w:type="lastRow">
       <w:rPr>
+        <w:rFonts w:eastAsia="黑体"/>
         <w:b/>
         <w:bCs/>
         <w:color w:themeColor="text2" w:val="1F497D"/>
@@ -8402,12 +8809,14 @@
     </w:tblStylePr>
     <w:tblStylePr w:type="firstCol">
       <w:rPr>
+        <w:rFonts w:eastAsia="黑体"/>
         <w:b/>
         <w:bCs/>
       </w:rPr>
     </w:tblStylePr>
     <w:tblStylePr w:type="lastCol">
       <w:rPr>
+        <w:rFonts w:eastAsia="黑体"/>
         <w:b/>
         <w:bCs/>
       </w:rPr>
@@ -8441,6 +8850,7 @@
       <w:spacing w:after="0" w:line="240" w:lineRule="auto"/>
     </w:pPr>
     <w:rPr>
+      <w:rFonts w:eastAsia="黑体"/>
       <w:color w:themeColor="text1" w:val="000000"/>
     </w:rPr>
     <w:tblPr>
@@ -8460,7 +8870,7 @@
     </w:tblPr>
     <w:tblStylePr w:type="firstRow">
       <w:rPr>
-        <w:rFonts w:asciiTheme="majorHAnsi" w:cstheme="majorBidi" w:eastAsiaTheme="majorEastAsia" w:hAnsiTheme="majorHAnsi"/>
+        <w:rFonts w:asciiTheme="majorHAnsi" w:cstheme="majorBidi" w:hAnsiTheme="majorHAnsi" w:eastAsia="黑体"/>
       </w:rPr>
       <w:tblPr/>
       <w:tcPr>
@@ -8472,6 +8882,7 @@
     </w:tblStylePr>
     <w:tblStylePr w:type="lastRow">
       <w:rPr>
+        <w:rFonts w:eastAsia="黑体"/>
         <w:b/>
         <w:bCs/>
         <w:color w:themeColor="text2" w:val="1F497D"/>
@@ -8486,12 +8897,14 @@
     </w:tblStylePr>
     <w:tblStylePr w:type="firstCol">
       <w:rPr>
+        <w:rFonts w:eastAsia="黑体"/>
         <w:b/>
         <w:bCs/>
       </w:rPr>
     </w:tblStylePr>
     <w:tblStylePr w:type="lastCol">
       <w:rPr>
+        <w:rFonts w:eastAsia="黑体"/>
         <w:b/>
         <w:bCs/>
       </w:rPr>
@@ -8525,6 +8938,7 @@
       <w:spacing w:after="0" w:line="240" w:lineRule="auto"/>
     </w:pPr>
     <w:rPr>
+      <w:rFonts w:eastAsia="黑体"/>
       <w:color w:themeColor="text1" w:val="000000"/>
     </w:rPr>
     <w:tblPr>
@@ -8544,7 +8958,7 @@
     </w:tblPr>
     <w:tblStylePr w:type="firstRow">
       <w:rPr>
-        <w:rFonts w:asciiTheme="majorHAnsi" w:cstheme="majorBidi" w:eastAsiaTheme="majorEastAsia" w:hAnsiTheme="majorHAnsi"/>
+        <w:rFonts w:asciiTheme="majorHAnsi" w:cstheme="majorBidi" w:hAnsiTheme="majorHAnsi" w:eastAsia="黑体"/>
       </w:rPr>
       <w:tblPr/>
       <w:tcPr>
@@ -8556,6 +8970,7 @@
     </w:tblStylePr>
     <w:tblStylePr w:type="lastRow">
       <w:rPr>
+        <w:rFonts w:eastAsia="黑体"/>
         <w:b/>
         <w:bCs/>
         <w:color w:themeColor="text2" w:val="1F497D"/>
@@ -8570,12 +8985,14 @@
     </w:tblStylePr>
     <w:tblStylePr w:type="firstCol">
       <w:rPr>
+        <w:rFonts w:eastAsia="黑体"/>
         <w:b/>
         <w:bCs/>
       </w:rPr>
     </w:tblStylePr>
     <w:tblStylePr w:type="lastCol">
       <w:rPr>
+        <w:rFonts w:eastAsia="黑体"/>
         <w:b/>
         <w:bCs/>
       </w:rPr>
@@ -8609,6 +9026,7 @@
       <w:spacing w:after="0" w:line="240" w:lineRule="auto"/>
     </w:pPr>
     <w:rPr>
+      <w:rFonts w:eastAsia="黑体"/>
       <w:color w:themeColor="text1" w:val="000000"/>
     </w:rPr>
     <w:tblPr>
@@ -8628,7 +9046,7 @@
     </w:tblPr>
     <w:tblStylePr w:type="firstRow">
       <w:rPr>
-        <w:rFonts w:asciiTheme="majorHAnsi" w:cstheme="majorBidi" w:eastAsiaTheme="majorEastAsia" w:hAnsiTheme="majorHAnsi"/>
+        <w:rFonts w:asciiTheme="majorHAnsi" w:cstheme="majorBidi" w:hAnsiTheme="majorHAnsi" w:eastAsia="黑体"/>
       </w:rPr>
       <w:tblPr/>
       <w:tcPr>
@@ -8640,6 +9058,7 @@
     </w:tblStylePr>
     <w:tblStylePr w:type="lastRow">
       <w:rPr>
+        <w:rFonts w:eastAsia="黑体"/>
         <w:b/>
         <w:bCs/>
         <w:color w:themeColor="text2" w:val="1F497D"/>
@@ -8654,12 +9073,14 @@
     </w:tblStylePr>
     <w:tblStylePr w:type="firstCol">
       <w:rPr>
+        <w:rFonts w:eastAsia="黑体"/>
         <w:b/>
         <w:bCs/>
       </w:rPr>
     </w:tblStylePr>
     <w:tblStylePr w:type="lastCol">
       <w:rPr>
+        <w:rFonts w:eastAsia="黑体"/>
         <w:b/>
         <w:bCs/>
       </w:rPr>
@@ -8693,7 +9114,7 @@
       <w:spacing w:after="0" w:line="240" w:lineRule="auto"/>
     </w:pPr>
     <w:rPr>
-      <w:rFonts w:asciiTheme="majorHAnsi" w:cstheme="majorBidi" w:eastAsiaTheme="majorEastAsia" w:hAnsiTheme="majorHAnsi"/>
+      <w:rFonts w:asciiTheme="majorHAnsi" w:cstheme="majorBidi" w:hAnsiTheme="majorHAnsi" w:eastAsia="黑体"/>
       <w:color w:themeColor="text1" w:val="000000"/>
     </w:rPr>
     <w:tblPr>
@@ -8715,6 +9136,7 @@
     </w:tblPr>
     <w:tblStylePr w:type="firstRow">
       <w:rPr>
+        <w:rFonts w:eastAsia="黑体"/>
         <w:sz w:val="24"/>
         <w:szCs w:val="24"/>
       </w:rPr>
@@ -8821,7 +9243,7 @@
       <w:spacing w:after="0" w:line="240" w:lineRule="auto"/>
     </w:pPr>
     <w:rPr>
-      <w:rFonts w:asciiTheme="majorHAnsi" w:cstheme="majorBidi" w:eastAsiaTheme="majorEastAsia" w:hAnsiTheme="majorHAnsi"/>
+      <w:rFonts w:asciiTheme="majorHAnsi" w:cstheme="majorBidi" w:hAnsiTheme="majorHAnsi" w:eastAsia="黑体"/>
       <w:color w:themeColor="text1" w:val="000000"/>
     </w:rPr>
     <w:tblPr>
@@ -8843,6 +9265,7 @@
     </w:tblPr>
     <w:tblStylePr w:type="firstRow">
       <w:rPr>
+        <w:rFonts w:eastAsia="黑体"/>
         <w:sz w:val="24"/>
         <w:szCs w:val="24"/>
       </w:rPr>
@@ -8949,7 +9372,7 @@
       <w:spacing w:after="0" w:line="240" w:lineRule="auto"/>
     </w:pPr>
     <w:rPr>
-      <w:rFonts w:asciiTheme="majorHAnsi" w:cstheme="majorBidi" w:eastAsiaTheme="majorEastAsia" w:hAnsiTheme="majorHAnsi"/>
+      <w:rFonts w:asciiTheme="majorHAnsi" w:cstheme="majorBidi" w:hAnsiTheme="majorHAnsi" w:eastAsia="黑体"/>
       <w:color w:themeColor="text1" w:val="000000"/>
     </w:rPr>
     <w:tblPr>
@@ -8971,6 +9394,7 @@
     </w:tblPr>
     <w:tblStylePr w:type="firstRow">
       <w:rPr>
+        <w:rFonts w:eastAsia="黑体"/>
         <w:sz w:val="24"/>
         <w:szCs w:val="24"/>
       </w:rPr>
@@ -9077,7 +9501,7 @@
       <w:spacing w:after="0" w:line="240" w:lineRule="auto"/>
     </w:pPr>
     <w:rPr>
-      <w:rFonts w:asciiTheme="majorHAnsi" w:cstheme="majorBidi" w:eastAsiaTheme="majorEastAsia" w:hAnsiTheme="majorHAnsi"/>
+      <w:rFonts w:asciiTheme="majorHAnsi" w:cstheme="majorBidi" w:hAnsiTheme="majorHAnsi" w:eastAsia="黑体"/>
       <w:color w:themeColor="text1" w:val="000000"/>
     </w:rPr>
     <w:tblPr>
@@ -9099,6 +9523,7 @@
     </w:tblPr>
     <w:tblStylePr w:type="firstRow">
       <w:rPr>
+        <w:rFonts w:eastAsia="黑体"/>
         <w:sz w:val="24"/>
         <w:szCs w:val="24"/>
       </w:rPr>
@@ -9205,7 +9630,7 @@
       <w:spacing w:after="0" w:line="240" w:lineRule="auto"/>
     </w:pPr>
     <w:rPr>
-      <w:rFonts w:asciiTheme="majorHAnsi" w:cstheme="majorBidi" w:eastAsiaTheme="majorEastAsia" w:hAnsiTheme="majorHAnsi"/>
+      <w:rFonts w:asciiTheme="majorHAnsi" w:cstheme="majorBidi" w:hAnsiTheme="majorHAnsi" w:eastAsia="黑体"/>
       <w:color w:themeColor="text1" w:val="000000"/>
     </w:rPr>
     <w:tblPr>
@@ -9227,6 +9652,7 @@
     </w:tblPr>
     <w:tblStylePr w:type="firstRow">
       <w:rPr>
+        <w:rFonts w:eastAsia="黑体"/>
         <w:sz w:val="24"/>
         <w:szCs w:val="24"/>
       </w:rPr>
@@ -9333,7 +9759,7 @@
       <w:spacing w:after="0" w:line="240" w:lineRule="auto"/>
     </w:pPr>
     <w:rPr>
-      <w:rFonts w:asciiTheme="majorHAnsi" w:cstheme="majorBidi" w:eastAsiaTheme="majorEastAsia" w:hAnsiTheme="majorHAnsi"/>
+      <w:rFonts w:asciiTheme="majorHAnsi" w:cstheme="majorBidi" w:hAnsiTheme="majorHAnsi" w:eastAsia="黑体"/>
       <w:color w:themeColor="text1" w:val="000000"/>
     </w:rPr>
     <w:tblPr>
@@ -9355,6 +9781,7 @@
     </w:tblPr>
     <w:tblStylePr w:type="firstRow">
       <w:rPr>
+        <w:rFonts w:eastAsia="黑体"/>
         <w:sz w:val="24"/>
         <w:szCs w:val="24"/>
       </w:rPr>
@@ -9461,7 +9888,7 @@
       <w:spacing w:after="0" w:line="240" w:lineRule="auto"/>
     </w:pPr>
     <w:rPr>
-      <w:rFonts w:asciiTheme="majorHAnsi" w:cstheme="majorBidi" w:eastAsiaTheme="majorEastAsia" w:hAnsiTheme="majorHAnsi"/>
+      <w:rFonts w:asciiTheme="majorHAnsi" w:cstheme="majorBidi" w:hAnsiTheme="majorHAnsi" w:eastAsia="黑体"/>
       <w:color w:themeColor="text1" w:val="000000"/>
     </w:rPr>
     <w:tblPr>
@@ -9483,6 +9910,7 @@
     </w:tblPr>
     <w:tblStylePr w:type="firstRow">
       <w:rPr>
+        <w:rFonts w:eastAsia="黑体"/>
         <w:sz w:val="24"/>
         <w:szCs w:val="24"/>
       </w:rPr>
@@ -9612,12 +10040,14 @@
     </w:tcPr>
     <w:tblStylePr w:type="firstRow">
       <w:rPr>
+        <w:rFonts w:eastAsia="黑体"/>
         <w:b/>
         <w:bCs/>
       </w:rPr>
     </w:tblStylePr>
     <w:tblStylePr w:type="lastRow">
       <w:rPr>
+        <w:rFonts w:eastAsia="黑体"/>
         <w:b/>
         <w:bCs/>
       </w:rPr>
@@ -9630,12 +10060,14 @@
     </w:tblStylePr>
     <w:tblStylePr w:type="firstCol">
       <w:rPr>
+        <w:rFonts w:eastAsia="黑体"/>
         <w:b/>
         <w:bCs/>
       </w:rPr>
     </w:tblStylePr>
     <w:tblStylePr w:type="lastCol">
       <w:rPr>
+        <w:rFonts w:eastAsia="黑体"/>
         <w:b/>
         <w:bCs/>
       </w:rPr>
@@ -9685,12 +10117,14 @@
     </w:tcPr>
     <w:tblStylePr w:type="firstRow">
       <w:rPr>
+        <w:rFonts w:eastAsia="黑体"/>
         <w:b/>
         <w:bCs/>
       </w:rPr>
     </w:tblStylePr>
     <w:tblStylePr w:type="lastRow">
       <w:rPr>
+        <w:rFonts w:eastAsia="黑体"/>
         <w:b/>
         <w:bCs/>
       </w:rPr>
@@ -9703,12 +10137,14 @@
     </w:tblStylePr>
     <w:tblStylePr w:type="firstCol">
       <w:rPr>
+        <w:rFonts w:eastAsia="黑体"/>
         <w:b/>
         <w:bCs/>
       </w:rPr>
     </w:tblStylePr>
     <w:tblStylePr w:type="lastCol">
       <w:rPr>
+        <w:rFonts w:eastAsia="黑体"/>
         <w:b/>
         <w:bCs/>
       </w:rPr>
@@ -9758,12 +10194,14 @@
     </w:tcPr>
     <w:tblStylePr w:type="firstRow">
       <w:rPr>
+        <w:rFonts w:eastAsia="黑体"/>
         <w:b/>
         <w:bCs/>
       </w:rPr>
     </w:tblStylePr>
     <w:tblStylePr w:type="lastRow">
       <w:rPr>
+        <w:rFonts w:eastAsia="黑体"/>
         <w:b/>
         <w:bCs/>
       </w:rPr>
@@ -9776,12 +10214,14 @@
     </w:tblStylePr>
     <w:tblStylePr w:type="firstCol">
       <w:rPr>
+        <w:rFonts w:eastAsia="黑体"/>
         <w:b/>
         <w:bCs/>
       </w:rPr>
     </w:tblStylePr>
     <w:tblStylePr w:type="lastCol">
       <w:rPr>
+        <w:rFonts w:eastAsia="黑体"/>
         <w:b/>
         <w:bCs/>
       </w:rPr>
@@ -9831,12 +10271,14 @@
     </w:tcPr>
     <w:tblStylePr w:type="firstRow">
       <w:rPr>
+        <w:rFonts w:eastAsia="黑体"/>
         <w:b/>
         <w:bCs/>
       </w:rPr>
     </w:tblStylePr>
     <w:tblStylePr w:type="lastRow">
       <w:rPr>
+        <w:rFonts w:eastAsia="黑体"/>
         <w:b/>
         <w:bCs/>
       </w:rPr>
@@ -9849,12 +10291,14 @@
     </w:tblStylePr>
     <w:tblStylePr w:type="firstCol">
       <w:rPr>
+        <w:rFonts w:eastAsia="黑体"/>
         <w:b/>
         <w:bCs/>
       </w:rPr>
     </w:tblStylePr>
     <w:tblStylePr w:type="lastCol">
       <w:rPr>
+        <w:rFonts w:eastAsia="黑体"/>
         <w:b/>
         <w:bCs/>
       </w:rPr>
@@ -9904,12 +10348,14 @@
     </w:tcPr>
     <w:tblStylePr w:type="firstRow">
       <w:rPr>
+        <w:rFonts w:eastAsia="黑体"/>
         <w:b/>
         <w:bCs/>
       </w:rPr>
     </w:tblStylePr>
     <w:tblStylePr w:type="lastRow">
       <w:rPr>
+        <w:rFonts w:eastAsia="黑体"/>
         <w:b/>
         <w:bCs/>
       </w:rPr>
@@ -9922,12 +10368,14 @@
     </w:tblStylePr>
     <w:tblStylePr w:type="firstCol">
       <w:rPr>
+        <w:rFonts w:eastAsia="黑体"/>
         <w:b/>
         <w:bCs/>
       </w:rPr>
     </w:tblStylePr>
     <w:tblStylePr w:type="lastCol">
       <w:rPr>
+        <w:rFonts w:eastAsia="黑体"/>
         <w:b/>
         <w:bCs/>
       </w:rPr>
@@ -9977,12 +10425,14 @@
     </w:tcPr>
     <w:tblStylePr w:type="firstRow">
       <w:rPr>
+        <w:rFonts w:eastAsia="黑体"/>
         <w:b/>
         <w:bCs/>
       </w:rPr>
     </w:tblStylePr>
     <w:tblStylePr w:type="lastRow">
       <w:rPr>
+        <w:rFonts w:eastAsia="黑体"/>
         <w:b/>
         <w:bCs/>
       </w:rPr>
@@ -9995,12 +10445,14 @@
     </w:tblStylePr>
     <w:tblStylePr w:type="firstCol">
       <w:rPr>
+        <w:rFonts w:eastAsia="黑体"/>
         <w:b/>
         <w:bCs/>
       </w:rPr>
     </w:tblStylePr>
     <w:tblStylePr w:type="lastCol">
       <w:rPr>
+        <w:rFonts w:eastAsia="黑体"/>
         <w:b/>
         <w:bCs/>
       </w:rPr>
@@ -10050,12 +10502,14 @@
     </w:tcPr>
     <w:tblStylePr w:type="firstRow">
       <w:rPr>
+        <w:rFonts w:eastAsia="黑体"/>
         <w:b/>
         <w:bCs/>
       </w:rPr>
     </w:tblStylePr>
     <w:tblStylePr w:type="lastRow">
       <w:rPr>
+        <w:rFonts w:eastAsia="黑体"/>
         <w:b/>
         <w:bCs/>
       </w:rPr>
@@ -10068,12 +10522,14 @@
     </w:tblStylePr>
     <w:tblStylePr w:type="firstCol">
       <w:rPr>
+        <w:rFonts w:eastAsia="黑体"/>
         <w:b/>
         <w:bCs/>
       </w:rPr>
     </w:tblStylePr>
     <w:tblStylePr w:type="lastCol">
       <w:rPr>
+        <w:rFonts w:eastAsia="黑体"/>
         <w:b/>
         <w:bCs/>
       </w:rPr>
@@ -10100,7 +10556,7 @@
       <w:spacing w:after="0" w:line="240" w:lineRule="auto"/>
     </w:pPr>
     <w:rPr>
-      <w:rFonts w:asciiTheme="majorHAnsi" w:cstheme="majorBidi" w:eastAsiaTheme="majorEastAsia" w:hAnsiTheme="majorHAnsi"/>
+      <w:rFonts w:asciiTheme="majorHAnsi" w:cstheme="majorBidi" w:hAnsiTheme="majorHAnsi" w:eastAsia="黑体"/>
       <w:color w:themeColor="text1" w:val="000000"/>
     </w:rPr>
     <w:tblPr>
@@ -10127,6 +10583,7 @@
     </w:tcPr>
     <w:tblStylePr w:type="firstRow">
       <w:rPr>
+        <w:rFonts w:eastAsia="黑体"/>
         <w:b/>
         <w:bCs/>
         <w:color w:themeColor="text1" w:val="000000"/>
@@ -10138,6 +10595,7 @@
     </w:tblStylePr>
     <w:tblStylePr w:type="lastRow">
       <w:rPr>
+        <w:rFonts w:eastAsia="黑体"/>
         <w:b/>
         <w:bCs/>
         <w:color w:themeColor="text1" w:val="000000"/>
@@ -10157,6 +10615,7 @@
     </w:tblStylePr>
     <w:tblStylePr w:type="firstCol">
       <w:rPr>
+        <w:rFonts w:eastAsia="黑体"/>
         <w:b/>
         <w:bCs/>
         <w:color w:themeColor="text1" w:val="000000"/>
@@ -10176,6 +10635,7 @@
     </w:tblStylePr>
     <w:tblStylePr w:type="lastCol">
       <w:rPr>
+        <w:rFonts w:eastAsia="黑体"/>
         <w:b w:val="0"/>
         <w:bCs w:val="0"/>
         <w:color w:themeColor="text1" w:val="000000"/>
@@ -10225,7 +10685,7 @@
       <w:spacing w:after="0" w:line="240" w:lineRule="auto"/>
     </w:pPr>
     <w:rPr>
-      <w:rFonts w:asciiTheme="majorHAnsi" w:cstheme="majorBidi" w:eastAsiaTheme="majorEastAsia" w:hAnsiTheme="majorHAnsi"/>
+      <w:rFonts w:asciiTheme="majorHAnsi" w:cstheme="majorBidi" w:hAnsiTheme="majorHAnsi" w:eastAsia="黑体"/>
       <w:color w:themeColor="text1" w:val="000000"/>
     </w:rPr>
     <w:tblPr>
@@ -10252,6 +10712,7 @@
     </w:tcPr>
     <w:tblStylePr w:type="firstRow">
       <w:rPr>
+        <w:rFonts w:eastAsia="黑体"/>
         <w:b/>
         <w:bCs/>
         <w:color w:themeColor="text1" w:val="000000"/>
@@ -10263,6 +10724,7 @@
     </w:tblStylePr>
     <w:tblStylePr w:type="lastRow">
       <w:rPr>
+        <w:rFonts w:eastAsia="黑体"/>
         <w:b/>
         <w:bCs/>
         <w:color w:themeColor="text1" w:val="000000"/>
@@ -10282,6 +10744,7 @@
     </w:tblStylePr>
     <w:tblStylePr w:type="firstCol">
       <w:rPr>
+        <w:rFonts w:eastAsia="黑体"/>
         <w:b/>
         <w:bCs/>
         <w:color w:themeColor="text1" w:val="000000"/>
@@ -10301,6 +10764,7 @@
     </w:tblStylePr>
     <w:tblStylePr w:type="lastCol">
       <w:rPr>
+        <w:rFonts w:eastAsia="黑体"/>
         <w:b w:val="0"/>
         <w:bCs w:val="0"/>
         <w:color w:themeColor="text1" w:val="000000"/>
@@ -10350,7 +10814,7 @@
       <w:spacing w:after="0" w:line="240" w:lineRule="auto"/>
     </w:pPr>
     <w:rPr>
-      <w:rFonts w:asciiTheme="majorHAnsi" w:cstheme="majorBidi" w:eastAsiaTheme="majorEastAsia" w:hAnsiTheme="majorHAnsi"/>
+      <w:rFonts w:asciiTheme="majorHAnsi" w:cstheme="majorBidi" w:hAnsiTheme="majorHAnsi" w:eastAsia="黑体"/>
       <w:color w:themeColor="text1" w:val="000000"/>
     </w:rPr>
     <w:tblPr>
@@ -10377,6 +10841,7 @@
     </w:tcPr>
     <w:tblStylePr w:type="firstRow">
       <w:rPr>
+        <w:rFonts w:eastAsia="黑体"/>
         <w:b/>
         <w:bCs/>
         <w:color w:themeColor="text1" w:val="000000"/>
@@ -10388,6 +10853,7 @@
     </w:tblStylePr>
     <w:tblStylePr w:type="lastRow">
       <w:rPr>
+        <w:rFonts w:eastAsia="黑体"/>
         <w:b/>
         <w:bCs/>
         <w:color w:themeColor="text1" w:val="000000"/>
@@ -10407,6 +10873,7 @@
     </w:tblStylePr>
     <w:tblStylePr w:type="firstCol">
       <w:rPr>
+        <w:rFonts w:eastAsia="黑体"/>
         <w:b/>
         <w:bCs/>
         <w:color w:themeColor="text1" w:val="000000"/>
@@ -10426,6 +10893,7 @@
     </w:tblStylePr>
     <w:tblStylePr w:type="lastCol">
       <w:rPr>
+        <w:rFonts w:eastAsia="黑体"/>
         <w:b w:val="0"/>
         <w:bCs w:val="0"/>
         <w:color w:themeColor="text1" w:val="000000"/>
@@ -10475,7 +10943,7 @@
       <w:spacing w:after="0" w:line="240" w:lineRule="auto"/>
     </w:pPr>
     <w:rPr>
-      <w:rFonts w:asciiTheme="majorHAnsi" w:cstheme="majorBidi" w:eastAsiaTheme="majorEastAsia" w:hAnsiTheme="majorHAnsi"/>
+      <w:rFonts w:asciiTheme="majorHAnsi" w:cstheme="majorBidi" w:hAnsiTheme="majorHAnsi" w:eastAsia="黑体"/>
       <w:color w:themeColor="text1" w:val="000000"/>
     </w:rPr>
     <w:tblPr>
@@ -10502,6 +10970,7 @@
     </w:tcPr>
     <w:tblStylePr w:type="firstRow">
       <w:rPr>
+        <w:rFonts w:eastAsia="黑体"/>
         <w:b/>
         <w:bCs/>
         <w:color w:themeColor="text1" w:val="000000"/>
@@ -10513,6 +10982,7 @@
     </w:tblStylePr>
     <w:tblStylePr w:type="lastRow">
       <w:rPr>
+        <w:rFonts w:eastAsia="黑体"/>
         <w:b/>
         <w:bCs/>
         <w:color w:themeColor="text1" w:val="000000"/>
@@ -10532,6 +11002,7 @@
     </w:tblStylePr>
     <w:tblStylePr w:type="firstCol">
       <w:rPr>
+        <w:rFonts w:eastAsia="黑体"/>
         <w:b/>
         <w:bCs/>
         <w:color w:themeColor="text1" w:val="000000"/>
@@ -10551,6 +11022,7 @@
     </w:tblStylePr>
     <w:tblStylePr w:type="lastCol">
       <w:rPr>
+        <w:rFonts w:eastAsia="黑体"/>
         <w:b w:val="0"/>
         <w:bCs w:val="0"/>
         <w:color w:themeColor="text1" w:val="000000"/>
@@ -10600,7 +11072,7 @@
       <w:spacing w:after="0" w:line="240" w:lineRule="auto"/>
     </w:pPr>
     <w:rPr>
-      <w:rFonts w:asciiTheme="majorHAnsi" w:cstheme="majorBidi" w:eastAsiaTheme="majorEastAsia" w:hAnsiTheme="majorHAnsi"/>
+      <w:rFonts w:asciiTheme="majorHAnsi" w:cstheme="majorBidi" w:hAnsiTheme="majorHAnsi" w:eastAsia="黑体"/>
       <w:color w:themeColor="text1" w:val="000000"/>
     </w:rPr>
     <w:tblPr>
@@ -10627,6 +11099,7 @@
     </w:tcPr>
     <w:tblStylePr w:type="firstRow">
       <w:rPr>
+        <w:rFonts w:eastAsia="黑体"/>
         <w:b/>
         <w:bCs/>
         <w:color w:themeColor="text1" w:val="000000"/>
@@ -10638,6 +11111,7 @@
     </w:tblStylePr>
     <w:tblStylePr w:type="lastRow">
       <w:rPr>
+        <w:rFonts w:eastAsia="黑体"/>
         <w:b/>
         <w:bCs/>
         <w:color w:themeColor="text1" w:val="000000"/>
@@ -10657,6 +11131,7 @@
     </w:tblStylePr>
     <w:tblStylePr w:type="firstCol">
       <w:rPr>
+        <w:rFonts w:eastAsia="黑体"/>
         <w:b/>
         <w:bCs/>
         <w:color w:themeColor="text1" w:val="000000"/>
@@ -10676,6 +11151,7 @@
     </w:tblStylePr>
     <w:tblStylePr w:type="lastCol">
       <w:rPr>
+        <w:rFonts w:eastAsia="黑体"/>
         <w:b w:val="0"/>
         <w:bCs w:val="0"/>
         <w:color w:themeColor="text1" w:val="000000"/>
@@ -10725,7 +11201,7 @@
       <w:spacing w:after="0" w:line="240" w:lineRule="auto"/>
     </w:pPr>
     <w:rPr>
-      <w:rFonts w:asciiTheme="majorHAnsi" w:cstheme="majorBidi" w:eastAsiaTheme="majorEastAsia" w:hAnsiTheme="majorHAnsi"/>
+      <w:rFonts w:asciiTheme="majorHAnsi" w:cstheme="majorBidi" w:hAnsiTheme="majorHAnsi" w:eastAsia="黑体"/>
       <w:color w:themeColor="text1" w:val="000000"/>
     </w:rPr>
     <w:tblPr>
@@ -10752,6 +11228,7 @@
     </w:tcPr>
     <w:tblStylePr w:type="firstRow">
       <w:rPr>
+        <w:rFonts w:eastAsia="黑体"/>
         <w:b/>
         <w:bCs/>
         <w:color w:themeColor="text1" w:val="000000"/>
@@ -10763,6 +11240,7 @@
     </w:tblStylePr>
     <w:tblStylePr w:type="lastRow">
       <w:rPr>
+        <w:rFonts w:eastAsia="黑体"/>
         <w:b/>
         <w:bCs/>
         <w:color w:themeColor="text1" w:val="000000"/>
@@ -10782,6 +11260,7 @@
     </w:tblStylePr>
     <w:tblStylePr w:type="firstCol">
       <w:rPr>
+        <w:rFonts w:eastAsia="黑体"/>
         <w:b/>
         <w:bCs/>
         <w:color w:themeColor="text1" w:val="000000"/>
@@ -10801,6 +11280,7 @@
     </w:tblStylePr>
     <w:tblStylePr w:type="lastCol">
       <w:rPr>
+        <w:rFonts w:eastAsia="黑体"/>
         <w:b w:val="0"/>
         <w:bCs w:val="0"/>
         <w:color w:themeColor="text1" w:val="000000"/>
@@ -10850,7 +11330,7 @@
       <w:spacing w:after="0" w:line="240" w:lineRule="auto"/>
     </w:pPr>
     <w:rPr>
-      <w:rFonts w:asciiTheme="majorHAnsi" w:cstheme="majorBidi" w:eastAsiaTheme="majorEastAsia" w:hAnsiTheme="majorHAnsi"/>
+      <w:rFonts w:asciiTheme="majorHAnsi" w:cstheme="majorBidi" w:hAnsiTheme="majorHAnsi" w:eastAsia="黑体"/>
       <w:color w:themeColor="text1" w:val="000000"/>
     </w:rPr>
     <w:tblPr>
@@ -10877,6 +11357,7 @@
     </w:tcPr>
     <w:tblStylePr w:type="firstRow">
       <w:rPr>
+        <w:rFonts w:eastAsia="黑体"/>
         <w:b/>
         <w:bCs/>
         <w:color w:themeColor="text1" w:val="000000"/>
@@ -10888,6 +11369,7 @@
     </w:tblStylePr>
     <w:tblStylePr w:type="lastRow">
       <w:rPr>
+        <w:rFonts w:eastAsia="黑体"/>
         <w:b/>
         <w:bCs/>
         <w:color w:themeColor="text1" w:val="000000"/>
@@ -10907,6 +11389,7 @@
     </w:tblStylePr>
     <w:tblStylePr w:type="firstCol">
       <w:rPr>
+        <w:rFonts w:eastAsia="黑体"/>
         <w:b/>
         <w:bCs/>
         <w:color w:themeColor="text1" w:val="000000"/>
@@ -10926,6 +11409,7 @@
     </w:tblStylePr>
     <w:tblStylePr w:type="lastCol">
       <w:rPr>
+        <w:rFonts w:eastAsia="黑体"/>
         <w:b w:val="0"/>
         <w:bCs w:val="0"/>
         <w:color w:themeColor="text1" w:val="000000"/>
@@ -10998,6 +11482,7 @@
     </w:tcPr>
     <w:tblStylePr w:type="firstRow">
       <w:rPr>
+        <w:rFonts w:eastAsia="黑体"/>
         <w:b/>
         <w:bCs/>
         <w:i w:val="0"/>
@@ -11019,6 +11504,7 @@
     </w:tblStylePr>
     <w:tblStylePr w:type="lastRow">
       <w:rPr>
+        <w:rFonts w:eastAsia="黑体"/>
         <w:b/>
         <w:bCs/>
         <w:i w:val="0"/>
@@ -11040,6 +11526,7 @@
     </w:tblStylePr>
     <w:tblStylePr w:type="firstCol">
       <w:rPr>
+        <w:rFonts w:eastAsia="黑体"/>
         <w:b/>
         <w:bCs/>
         <w:i w:val="0"/>
@@ -11059,6 +11546,7 @@
     </w:tblStylePr>
     <w:tblStylePr w:type="lastCol">
       <w:rPr>
+        <w:rFonts w:eastAsia="黑体"/>
         <w:b/>
         <w:bCs/>
         <w:i w:val="0"/>
@@ -11139,6 +11627,7 @@
     </w:tcPr>
     <w:tblStylePr w:type="firstRow">
       <w:rPr>
+        <w:rFonts w:eastAsia="黑体"/>
         <w:b/>
         <w:bCs/>
         <w:i w:val="0"/>
@@ -11160,6 +11649,7 @@
     </w:tblStylePr>
     <w:tblStylePr w:type="lastRow">
       <w:rPr>
+        <w:rFonts w:eastAsia="黑体"/>
         <w:b/>
         <w:bCs/>
         <w:i w:val="0"/>
@@ -11181,6 +11671,7 @@
     </w:tblStylePr>
     <w:tblStylePr w:type="firstCol">
       <w:rPr>
+        <w:rFonts w:eastAsia="黑体"/>
         <w:b/>
         <w:bCs/>
         <w:i w:val="0"/>
@@ -11200,6 +11691,7 @@
     </w:tblStylePr>
     <w:tblStylePr w:type="lastCol">
       <w:rPr>
+        <w:rFonts w:eastAsia="黑体"/>
         <w:b/>
         <w:bCs/>
         <w:i w:val="0"/>
@@ -11280,6 +11772,7 @@
     </w:tcPr>
     <w:tblStylePr w:type="firstRow">
       <w:rPr>
+        <w:rFonts w:eastAsia="黑体"/>
         <w:b/>
         <w:bCs/>
         <w:i w:val="0"/>
@@ -11301,6 +11794,7 @@
     </w:tblStylePr>
     <w:tblStylePr w:type="lastRow">
       <w:rPr>
+        <w:rFonts w:eastAsia="黑体"/>
         <w:b/>
         <w:bCs/>
         <w:i w:val="0"/>
@@ -11322,6 +11816,7 @@
     </w:tblStylePr>
     <w:tblStylePr w:type="firstCol">
       <w:rPr>
+        <w:rFonts w:eastAsia="黑体"/>
         <w:b/>
         <w:bCs/>
         <w:i w:val="0"/>
@@ -11341,6 +11836,7 @@
     </w:tblStylePr>
     <w:tblStylePr w:type="lastCol">
       <w:rPr>
+        <w:rFonts w:eastAsia="黑体"/>
         <w:b/>
         <w:bCs/>
         <w:i w:val="0"/>
@@ -11421,6 +11917,7 @@
     </w:tcPr>
     <w:tblStylePr w:type="firstRow">
       <w:rPr>
+        <w:rFonts w:eastAsia="黑体"/>
         <w:b/>
         <w:bCs/>
         <w:i w:val="0"/>
@@ -11442,6 +11939,7 @@
     </w:tblStylePr>
     <w:tblStylePr w:type="lastRow">
       <w:rPr>
+        <w:rFonts w:eastAsia="黑体"/>
         <w:b/>
         <w:bCs/>
         <w:i w:val="0"/>
@@ -11463,6 +11961,7 @@
     </w:tblStylePr>
     <w:tblStylePr w:type="firstCol">
       <w:rPr>
+        <w:rFonts w:eastAsia="黑体"/>
         <w:b/>
         <w:bCs/>
         <w:i w:val="0"/>
@@ -11482,6 +11981,7 @@
     </w:tblStylePr>
     <w:tblStylePr w:type="lastCol">
       <w:rPr>
+        <w:rFonts w:eastAsia="黑体"/>
         <w:b/>
         <w:bCs/>
         <w:i w:val="0"/>
@@ -11562,6 +12062,7 @@
     </w:tcPr>
     <w:tblStylePr w:type="firstRow">
       <w:rPr>
+        <w:rFonts w:eastAsia="黑体"/>
         <w:b/>
         <w:bCs/>
         <w:i w:val="0"/>
@@ -11583,6 +12084,7 @@
     </w:tblStylePr>
     <w:tblStylePr w:type="lastRow">
       <w:rPr>
+        <w:rFonts w:eastAsia="黑体"/>
         <w:b/>
         <w:bCs/>
         <w:i w:val="0"/>
@@ -11604,6 +12106,7 @@
     </w:tblStylePr>
     <w:tblStylePr w:type="firstCol">
       <w:rPr>
+        <w:rFonts w:eastAsia="黑体"/>
         <w:b/>
         <w:bCs/>
         <w:i w:val="0"/>
@@ -11623,6 +12126,7 @@
     </w:tblStylePr>
     <w:tblStylePr w:type="lastCol">
       <w:rPr>
+        <w:rFonts w:eastAsia="黑体"/>
         <w:b/>
         <w:bCs/>
         <w:i w:val="0"/>
@@ -11703,6 +12207,7 @@
     </w:tcPr>
     <w:tblStylePr w:type="firstRow">
       <w:rPr>
+        <w:rFonts w:eastAsia="黑体"/>
         <w:b/>
         <w:bCs/>
         <w:i w:val="0"/>
@@ -11724,6 +12229,7 @@
     </w:tblStylePr>
     <w:tblStylePr w:type="lastRow">
       <w:rPr>
+        <w:rFonts w:eastAsia="黑体"/>
         <w:b/>
         <w:bCs/>
         <w:i w:val="0"/>
@@ -11745,6 +12251,7 @@
     </w:tblStylePr>
     <w:tblStylePr w:type="firstCol">
       <w:rPr>
+        <w:rFonts w:eastAsia="黑体"/>
         <w:b/>
         <w:bCs/>
         <w:i w:val="0"/>
@@ -11764,6 +12271,7 @@
     </w:tblStylePr>
     <w:tblStylePr w:type="lastCol">
       <w:rPr>
+        <w:rFonts w:eastAsia="黑体"/>
         <w:b/>
         <w:bCs/>
         <w:i w:val="0"/>
@@ -11844,6 +12352,7 @@
     </w:tcPr>
     <w:tblStylePr w:type="firstRow">
       <w:rPr>
+        <w:rFonts w:eastAsia="黑体"/>
         <w:b/>
         <w:bCs/>
         <w:i w:val="0"/>
@@ -11865,6 +12374,7 @@
     </w:tblStylePr>
     <w:tblStylePr w:type="lastRow">
       <w:rPr>
+        <w:rFonts w:eastAsia="黑体"/>
         <w:b/>
         <w:bCs/>
         <w:i w:val="0"/>
@@ -11886,6 +12396,7 @@
     </w:tblStylePr>
     <w:tblStylePr w:type="firstCol">
       <w:rPr>
+        <w:rFonts w:eastAsia="黑体"/>
         <w:b/>
         <w:bCs/>
         <w:i w:val="0"/>
@@ -11905,6 +12416,7 @@
     </w:tblStylePr>
     <w:tblStylePr w:type="lastCol">
       <w:rPr>
+        <w:rFonts w:eastAsia="黑体"/>
         <w:b/>
         <w:bCs/>
         <w:i w:val="0"/>
@@ -11962,6 +12474,7 @@
       <w:spacing w:after="0" w:line="240" w:lineRule="auto"/>
     </w:pPr>
     <w:rPr>
+      <w:rFonts w:eastAsia="黑体"/>
       <w:color w:themeColor="background1" w:val="FFFFFF"/>
     </w:rPr>
     <w:tblPr>
@@ -11980,6 +12493,7 @@
     </w:tcPr>
     <w:tblStylePr w:type="firstRow">
       <w:rPr>
+        <w:rFonts w:eastAsia="黑体"/>
         <w:b/>
         <w:bCs/>
       </w:rPr>
@@ -12076,6 +12590,7 @@
       <w:spacing w:after="0" w:line="240" w:lineRule="auto"/>
     </w:pPr>
     <w:rPr>
+      <w:rFonts w:eastAsia="黑体"/>
       <w:color w:themeColor="background1" w:val="FFFFFF"/>
     </w:rPr>
     <w:tblPr>
@@ -12094,6 +12609,7 @@
     </w:tcPr>
     <w:tblStylePr w:type="firstRow">
       <w:rPr>
+        <w:rFonts w:eastAsia="黑体"/>
         <w:b/>
         <w:bCs/>
       </w:rPr>
@@ -12190,6 +12706,7 @@
       <w:spacing w:after="0" w:line="240" w:lineRule="auto"/>
     </w:pPr>
     <w:rPr>
+      <w:rFonts w:eastAsia="黑体"/>
       <w:color w:themeColor="background1" w:val="FFFFFF"/>
     </w:rPr>
     <w:tblPr>
@@ -12208,6 +12725,7 @@
     </w:tcPr>
     <w:tblStylePr w:type="firstRow">
       <w:rPr>
+        <w:rFonts w:eastAsia="黑体"/>
         <w:b/>
         <w:bCs/>
       </w:rPr>
@@ -12304,6 +12822,7 @@
       <w:spacing w:after="0" w:line="240" w:lineRule="auto"/>
     </w:pPr>
     <w:rPr>
+      <w:rFonts w:eastAsia="黑体"/>
       <w:color w:themeColor="background1" w:val="FFFFFF"/>
     </w:rPr>
     <w:tblPr>
@@ -12322,6 +12841,7 @@
     </w:tcPr>
     <w:tblStylePr w:type="firstRow">
       <w:rPr>
+        <w:rFonts w:eastAsia="黑体"/>
         <w:b/>
         <w:bCs/>
       </w:rPr>
@@ -12418,6 +12938,7 @@
       <w:spacing w:after="0" w:line="240" w:lineRule="auto"/>
     </w:pPr>
     <w:rPr>
+      <w:rFonts w:eastAsia="黑体"/>
       <w:color w:themeColor="background1" w:val="FFFFFF"/>
     </w:rPr>
     <w:tblPr>
@@ -12436,6 +12957,7 @@
     </w:tcPr>
     <w:tblStylePr w:type="firstRow">
       <w:rPr>
+        <w:rFonts w:eastAsia="黑体"/>
         <w:b/>
         <w:bCs/>
       </w:rPr>
@@ -12532,6 +13054,7 @@
       <w:spacing w:after="0" w:line="240" w:lineRule="auto"/>
     </w:pPr>
     <w:rPr>
+      <w:rFonts w:eastAsia="黑体"/>
       <w:color w:themeColor="background1" w:val="FFFFFF"/>
     </w:rPr>
     <w:tblPr>
@@ -12550,6 +13073,7 @@
     </w:tcPr>
     <w:tblStylePr w:type="firstRow">
       <w:rPr>
+        <w:rFonts w:eastAsia="黑体"/>
         <w:b/>
         <w:bCs/>
       </w:rPr>
@@ -12646,6 +13170,7 @@
       <w:spacing w:after="0" w:line="240" w:lineRule="auto"/>
     </w:pPr>
     <w:rPr>
+      <w:rFonts w:eastAsia="黑体"/>
       <w:color w:themeColor="background1" w:val="FFFFFF"/>
     </w:rPr>
     <w:tblPr>
@@ -12664,6 +13189,7 @@
     </w:tcPr>
     <w:tblStylePr w:type="firstRow">
       <w:rPr>
+        <w:rFonts w:eastAsia="黑体"/>
         <w:b/>
         <w:bCs/>
       </w:rPr>
@@ -12760,6 +13286,7 @@
       <w:spacing w:after="0" w:line="240" w:lineRule="auto"/>
     </w:pPr>
     <w:rPr>
+      <w:rFonts w:eastAsia="黑体"/>
       <w:color w:themeColor="text1" w:val="000000"/>
     </w:rPr>
     <w:tblPr>
@@ -12786,6 +13313,7 @@
     </w:tcPr>
     <w:tblStylePr w:type="firstRow">
       <w:rPr>
+        <w:rFonts w:eastAsia="黑体"/>
         <w:b/>
         <w:bCs/>
       </w:rPr>
@@ -12804,6 +13332,7 @@
     </w:tblStylePr>
     <w:tblStylePr w:type="lastRow">
       <w:rPr>
+        <w:rFonts w:eastAsia="黑体"/>
         <w:b/>
         <w:bCs/>
         <w:color w:themeColor="background1" w:val="FFFFFF"/>
@@ -12818,6 +13347,7 @@
     </w:tblStylePr>
     <w:tblStylePr w:type="firstCol">
       <w:rPr>
+        <w:rFonts w:eastAsia="黑体"/>
         <w:color w:themeColor="background1" w:val="FFFFFF"/>
       </w:rPr>
       <w:tblPr/>
@@ -12835,6 +13365,7 @@
     </w:tblStylePr>
     <w:tblStylePr w:type="lastCol">
       <w:rPr>
+        <w:rFonts w:eastAsia="黑体"/>
         <w:color w:themeColor="background1" w:val="FFFFFF"/>
       </w:rPr>
       <w:tblPr/>
@@ -12864,11 +13395,13 @@
     </w:tblStylePr>
     <w:tblStylePr w:type="neCell">
       <w:rPr>
+        <w:rFonts w:eastAsia="黑体"/>
         <w:color w:themeColor="text1" w:val="000000"/>
       </w:rPr>
     </w:tblStylePr>
     <w:tblStylePr w:type="nwCell">
       <w:rPr>
+        <w:rFonts w:eastAsia="黑体"/>
         <w:color w:themeColor="text1" w:val="000000"/>
       </w:rPr>
     </w:tblStylePr>
@@ -12882,6 +13415,7 @@
       <w:spacing w:after="0" w:line="240" w:lineRule="auto"/>
     </w:pPr>
     <w:rPr>
+      <w:rFonts w:eastAsia="黑体"/>
       <w:color w:themeColor="text1" w:val="000000"/>
     </w:rPr>
     <w:tblPr>
@@ -12908,6 +13442,7 @@
     </w:tcPr>
     <w:tblStylePr w:type="firstRow">
       <w:rPr>
+        <w:rFonts w:eastAsia="黑体"/>
         <w:b/>
         <w:bCs/>
       </w:rPr>
@@ -12926,6 +13461,7 @@
     </w:tblStylePr>
     <w:tblStylePr w:type="lastRow">
       <w:rPr>
+        <w:rFonts w:eastAsia="黑体"/>
         <w:b/>
         <w:bCs/>
         <w:color w:themeColor="background1" w:val="FFFFFF"/>
@@ -12940,6 +13476,7 @@
     </w:tblStylePr>
     <w:tblStylePr w:type="firstCol">
       <w:rPr>
+        <w:rFonts w:eastAsia="黑体"/>
         <w:color w:themeColor="background1" w:val="FFFFFF"/>
       </w:rPr>
       <w:tblPr/>
@@ -12957,6 +13494,7 @@
     </w:tblStylePr>
     <w:tblStylePr w:type="lastCol">
       <w:rPr>
+        <w:rFonts w:eastAsia="黑体"/>
         <w:color w:themeColor="background1" w:val="FFFFFF"/>
       </w:rPr>
       <w:tblPr/>
@@ -12986,11 +13524,13 @@
     </w:tblStylePr>
     <w:tblStylePr w:type="neCell">
       <w:rPr>
+        <w:rFonts w:eastAsia="黑体"/>
         <w:color w:themeColor="text1" w:val="000000"/>
       </w:rPr>
     </w:tblStylePr>
     <w:tblStylePr w:type="nwCell">
       <w:rPr>
+        <w:rFonts w:eastAsia="黑体"/>
         <w:color w:themeColor="text1" w:val="000000"/>
       </w:rPr>
     </w:tblStylePr>
@@ -13004,6 +13544,7 @@
       <w:spacing w:after="0" w:line="240" w:lineRule="auto"/>
     </w:pPr>
     <w:rPr>
+      <w:rFonts w:eastAsia="黑体"/>
       <w:color w:themeColor="text1" w:val="000000"/>
     </w:rPr>
     <w:tblPr>
@@ -13030,6 +13571,7 @@
     </w:tcPr>
     <w:tblStylePr w:type="firstRow">
       <w:rPr>
+        <w:rFonts w:eastAsia="黑体"/>
         <w:b/>
         <w:bCs/>
       </w:rPr>
@@ -13048,6 +13590,7 @@
     </w:tblStylePr>
     <w:tblStylePr w:type="lastRow">
       <w:rPr>
+        <w:rFonts w:eastAsia="黑体"/>
         <w:b/>
         <w:bCs/>
         <w:color w:themeColor="background1" w:val="FFFFFF"/>
@@ -13062,6 +13605,7 @@
     </w:tblStylePr>
     <w:tblStylePr w:type="firstCol">
       <w:rPr>
+        <w:rFonts w:eastAsia="黑体"/>
         <w:color w:themeColor="background1" w:val="FFFFFF"/>
       </w:rPr>
       <w:tblPr/>
@@ -13079,6 +13623,7 @@
     </w:tblStylePr>
     <w:tblStylePr w:type="lastCol">
       <w:rPr>
+        <w:rFonts w:eastAsia="黑体"/>
         <w:color w:themeColor="background1" w:val="FFFFFF"/>
       </w:rPr>
       <w:tblPr/>
@@ -13108,11 +13653,13 @@
     </w:tblStylePr>
     <w:tblStylePr w:type="neCell">
       <w:rPr>
+        <w:rFonts w:eastAsia="黑体"/>
         <w:color w:themeColor="text1" w:val="000000"/>
       </w:rPr>
     </w:tblStylePr>
     <w:tblStylePr w:type="nwCell">
       <w:rPr>
+        <w:rFonts w:eastAsia="黑体"/>
         <w:color w:themeColor="text1" w:val="000000"/>
       </w:rPr>
     </w:tblStylePr>
@@ -13126,6 +13673,7 @@
       <w:spacing w:after="0" w:line="240" w:lineRule="auto"/>
     </w:pPr>
     <w:rPr>
+      <w:rFonts w:eastAsia="黑体"/>
       <w:color w:themeColor="text1" w:val="000000"/>
     </w:rPr>
     <w:tblPr>
@@ -13152,6 +13700,7 @@
     </w:tcPr>
     <w:tblStylePr w:type="firstRow">
       <w:rPr>
+        <w:rFonts w:eastAsia="黑体"/>
         <w:b/>
         <w:bCs/>
       </w:rPr>
@@ -13170,6 +13719,7 @@
     </w:tblStylePr>
     <w:tblStylePr w:type="lastRow">
       <w:rPr>
+        <w:rFonts w:eastAsia="黑体"/>
         <w:b/>
         <w:bCs/>
         <w:color w:themeColor="background1" w:val="FFFFFF"/>
@@ -13184,6 +13734,7 @@
     </w:tblStylePr>
     <w:tblStylePr w:type="firstCol">
       <w:rPr>
+        <w:rFonts w:eastAsia="黑体"/>
         <w:color w:themeColor="background1" w:val="FFFFFF"/>
       </w:rPr>
       <w:tblPr/>
@@ -13201,6 +13752,7 @@
     </w:tblStylePr>
     <w:tblStylePr w:type="lastCol">
       <w:rPr>
+        <w:rFonts w:eastAsia="黑体"/>
         <w:color w:themeColor="background1" w:val="FFFFFF"/>
       </w:rPr>
       <w:tblPr/>
@@ -13238,6 +13790,7 @@
       <w:spacing w:after="0" w:line="240" w:lineRule="auto"/>
     </w:pPr>
     <w:rPr>
+      <w:rFonts w:eastAsia="黑体"/>
       <w:color w:themeColor="text1" w:val="000000"/>
     </w:rPr>
     <w:tblPr>
@@ -13264,6 +13817,7 @@
     </w:tcPr>
     <w:tblStylePr w:type="firstRow">
       <w:rPr>
+        <w:rFonts w:eastAsia="黑体"/>
         <w:b/>
         <w:bCs/>
       </w:rPr>
@@ -13282,6 +13836,7 @@
     </w:tblStylePr>
     <w:tblStylePr w:type="lastRow">
       <w:rPr>
+        <w:rFonts w:eastAsia="黑体"/>
         <w:b/>
         <w:bCs/>
         <w:color w:themeColor="background1" w:val="FFFFFF"/>
@@ -13296,6 +13851,7 @@
     </w:tblStylePr>
     <w:tblStylePr w:type="firstCol">
       <w:rPr>
+        <w:rFonts w:eastAsia="黑体"/>
         <w:color w:themeColor="background1" w:val="FFFFFF"/>
       </w:rPr>
       <w:tblPr/>
@@ -13313,6 +13869,7 @@
     </w:tblStylePr>
     <w:tblStylePr w:type="lastCol">
       <w:rPr>
+        <w:rFonts w:eastAsia="黑体"/>
         <w:color w:themeColor="background1" w:val="FFFFFF"/>
       </w:rPr>
       <w:tblPr/>
@@ -13342,11 +13899,13 @@
     </w:tblStylePr>
     <w:tblStylePr w:type="neCell">
       <w:rPr>
+        <w:rFonts w:eastAsia="黑体"/>
         <w:color w:themeColor="text1" w:val="000000"/>
       </w:rPr>
     </w:tblStylePr>
     <w:tblStylePr w:type="nwCell">
       <w:rPr>
+        <w:rFonts w:eastAsia="黑体"/>
         <w:color w:themeColor="text1" w:val="000000"/>
       </w:rPr>
     </w:tblStylePr>
@@ -13360,6 +13919,7 @@
       <w:spacing w:after="0" w:line="240" w:lineRule="auto"/>
     </w:pPr>
     <w:rPr>
+      <w:rFonts w:eastAsia="黑体"/>
       <w:color w:themeColor="text1" w:val="000000"/>
     </w:rPr>
     <w:tblPr>
@@ -13386,6 +13946,7 @@
     </w:tcPr>
     <w:tblStylePr w:type="firstRow">
       <w:rPr>
+        <w:rFonts w:eastAsia="黑体"/>
         <w:b/>
         <w:bCs/>
       </w:rPr>
@@ -13404,6 +13965,7 @@
     </w:tblStylePr>
     <w:tblStylePr w:type="lastRow">
       <w:rPr>
+        <w:rFonts w:eastAsia="黑体"/>
         <w:b/>
         <w:bCs/>
         <w:color w:themeColor="background1" w:val="FFFFFF"/>
@@ -13418,6 +13980,7 @@
     </w:tblStylePr>
     <w:tblStylePr w:type="firstCol">
       <w:rPr>
+        <w:rFonts w:eastAsia="黑体"/>
         <w:color w:themeColor="background1" w:val="FFFFFF"/>
       </w:rPr>
       <w:tblPr/>
@@ -13435,6 +13998,7 @@
     </w:tblStylePr>
     <w:tblStylePr w:type="lastCol">
       <w:rPr>
+        <w:rFonts w:eastAsia="黑体"/>
         <w:color w:themeColor="background1" w:val="FFFFFF"/>
       </w:rPr>
       <w:tblPr/>
@@ -13464,11 +14028,13 @@
     </w:tblStylePr>
     <w:tblStylePr w:type="neCell">
       <w:rPr>
+        <w:rFonts w:eastAsia="黑体"/>
         <w:color w:themeColor="text1" w:val="000000"/>
       </w:rPr>
     </w:tblStylePr>
     <w:tblStylePr w:type="nwCell">
       <w:rPr>
+        <w:rFonts w:eastAsia="黑体"/>
         <w:color w:themeColor="text1" w:val="000000"/>
       </w:rPr>
     </w:tblStylePr>
@@ -13482,6 +14048,7 @@
       <w:spacing w:after="0" w:line="240" w:lineRule="auto"/>
     </w:pPr>
     <w:rPr>
+      <w:rFonts w:eastAsia="黑体"/>
       <w:color w:themeColor="text1" w:val="000000"/>
     </w:rPr>
     <w:tblPr>
@@ -13508,6 +14075,7 @@
     </w:tcPr>
     <w:tblStylePr w:type="firstRow">
       <w:rPr>
+        <w:rFonts w:eastAsia="黑体"/>
         <w:b/>
         <w:bCs/>
       </w:rPr>
@@ -13526,6 +14094,7 @@
     </w:tblStylePr>
     <w:tblStylePr w:type="lastRow">
       <w:rPr>
+        <w:rFonts w:eastAsia="黑体"/>
         <w:b/>
         <w:bCs/>
         <w:color w:themeColor="background1" w:val="FFFFFF"/>
@@ -13540,6 +14109,7 @@
     </w:tblStylePr>
     <w:tblStylePr w:type="firstCol">
       <w:rPr>
+        <w:rFonts w:eastAsia="黑体"/>
         <w:color w:themeColor="background1" w:val="FFFFFF"/>
       </w:rPr>
       <w:tblPr/>
@@ -13557,6 +14127,7 @@
     </w:tblStylePr>
     <w:tblStylePr w:type="lastCol">
       <w:rPr>
+        <w:rFonts w:eastAsia="黑体"/>
         <w:color w:themeColor="background1" w:val="FFFFFF"/>
       </w:rPr>
       <w:tblPr/>
@@ -13586,11 +14157,13 @@
     </w:tblStylePr>
     <w:tblStylePr w:type="neCell">
       <w:rPr>
+        <w:rFonts w:eastAsia="黑体"/>
         <w:color w:themeColor="text1" w:val="000000"/>
       </w:rPr>
     </w:tblStylePr>
     <w:tblStylePr w:type="nwCell">
       <w:rPr>
+        <w:rFonts w:eastAsia="黑体"/>
         <w:color w:themeColor="text1" w:val="000000"/>
       </w:rPr>
     </w:tblStylePr>
@@ -13604,6 +14177,7 @@
       <w:spacing w:after="0" w:line="240" w:lineRule="auto"/>
     </w:pPr>
     <w:rPr>
+      <w:rFonts w:eastAsia="黑体"/>
       <w:color w:themeColor="text1" w:val="000000"/>
     </w:rPr>
     <w:tblPr>
@@ -13622,6 +14196,7 @@
     </w:tcPr>
     <w:tblStylePr w:type="firstRow">
       <w:rPr>
+        <w:rFonts w:eastAsia="黑体"/>
         <w:b/>
         <w:bCs/>
         <w:color w:themeColor="background1" w:val="FFFFFF"/>
@@ -13636,6 +14211,7 @@
     </w:tblStylePr>
     <w:tblStylePr w:type="lastRow">
       <w:rPr>
+        <w:rFonts w:eastAsia="黑体"/>
         <w:b/>
         <w:bCs/>
         <w:color w:themeColor="accent2" w:themeShade="CC" w:val="9E3A38"/>
@@ -13650,12 +14226,14 @@
     </w:tblStylePr>
     <w:tblStylePr w:type="firstCol">
       <w:rPr>
+        <w:rFonts w:eastAsia="黑体"/>
         <w:b/>
         <w:bCs/>
       </w:rPr>
     </w:tblStylePr>
     <w:tblStylePr w:type="lastCol">
       <w:rPr>
+        <w:rFonts w:eastAsia="黑体"/>
         <w:b/>
         <w:bCs/>
       </w:rPr>
@@ -13690,6 +14268,7 @@
       <w:spacing w:after="0" w:line="240" w:lineRule="auto"/>
     </w:pPr>
     <w:rPr>
+      <w:rFonts w:eastAsia="黑体"/>
       <w:color w:themeColor="text1" w:val="000000"/>
     </w:rPr>
     <w:tblPr>
@@ -13708,6 +14287,7 @@
     </w:tcPr>
     <w:tblStylePr w:type="firstRow">
       <w:rPr>
+        <w:rFonts w:eastAsia="黑体"/>
         <w:b/>
         <w:bCs/>
         <w:color w:themeColor="background1" w:val="FFFFFF"/>
@@ -13722,6 +14302,7 @@
     </w:tblStylePr>
     <w:tblStylePr w:type="lastRow">
       <w:rPr>
+        <w:rFonts w:eastAsia="黑体"/>
         <w:b/>
         <w:bCs/>
         <w:color w:themeColor="accent2" w:themeShade="CC" w:val="9E3A38"/>
@@ -13736,12 +14317,14 @@
     </w:tblStylePr>
     <w:tblStylePr w:type="firstCol">
       <w:rPr>
+        <w:rFonts w:eastAsia="黑体"/>
         <w:b/>
         <w:bCs/>
       </w:rPr>
     </w:tblStylePr>
     <w:tblStylePr w:type="lastCol">
       <w:rPr>
+        <w:rFonts w:eastAsia="黑体"/>
         <w:b/>
         <w:bCs/>
       </w:rPr>
@@ -13776,6 +14359,7 @@
       <w:spacing w:after="0" w:line="240" w:lineRule="auto"/>
     </w:pPr>
     <w:rPr>
+      <w:rFonts w:eastAsia="黑体"/>
       <w:color w:themeColor="text1" w:val="000000"/>
     </w:rPr>
     <w:tblPr>
@@ -13794,6 +14378,7 @@
     </w:tcPr>
     <w:tblStylePr w:type="firstRow">
       <w:rPr>
+        <w:rFonts w:eastAsia="黑体"/>
         <w:b/>
         <w:bCs/>
         <w:color w:themeColor="background1" w:val="FFFFFF"/>
@@ -13808,6 +14393,7 @@
     </w:tblStylePr>
     <w:tblStylePr w:type="lastRow">
       <w:rPr>
+        <w:rFonts w:eastAsia="黑体"/>
         <w:b/>
         <w:bCs/>
         <w:color w:themeColor="accent2" w:themeShade="CC" w:val="9E3A38"/>
@@ -13822,12 +14408,14 @@
     </w:tblStylePr>
     <w:tblStylePr w:type="firstCol">
       <w:rPr>
+        <w:rFonts w:eastAsia="黑体"/>
         <w:b/>
         <w:bCs/>
       </w:rPr>
     </w:tblStylePr>
     <w:tblStylePr w:type="lastCol">
       <w:rPr>
+        <w:rFonts w:eastAsia="黑体"/>
         <w:b/>
         <w:bCs/>
       </w:rPr>
@@ -13862,6 +14450,7 @@
       <w:spacing w:after="0" w:line="240" w:lineRule="auto"/>
     </w:pPr>
     <w:rPr>
+      <w:rFonts w:eastAsia="黑体"/>
       <w:color w:themeColor="text1" w:val="000000"/>
     </w:rPr>
     <w:tblPr>
@@ -13880,6 +14469,7 @@
     </w:tcPr>
     <w:tblStylePr w:type="firstRow">
       <w:rPr>
+        <w:rFonts w:eastAsia="黑体"/>
         <w:b/>
         <w:bCs/>
         <w:color w:themeColor="background1" w:val="FFFFFF"/>
@@ -13894,6 +14484,7 @@
     </w:tblStylePr>
     <w:tblStylePr w:type="lastRow">
       <w:rPr>
+        <w:rFonts w:eastAsia="黑体"/>
         <w:b/>
         <w:bCs/>
         <w:color w:themeColor="accent4" w:themeShade="CC" w:val="664E82"/>
@@ -13908,12 +14499,14 @@
     </w:tblStylePr>
     <w:tblStylePr w:type="firstCol">
       <w:rPr>
+        <w:rFonts w:eastAsia="黑体"/>
         <w:b/>
         <w:bCs/>
       </w:rPr>
     </w:tblStylePr>
     <w:tblStylePr w:type="lastCol">
       <w:rPr>
+        <w:rFonts w:eastAsia="黑体"/>
         <w:b/>
         <w:bCs/>
       </w:rPr>
@@ -13948,6 +14541,7 @@
       <w:spacing w:after="0" w:line="240" w:lineRule="auto"/>
     </w:pPr>
     <w:rPr>
+      <w:rFonts w:eastAsia="黑体"/>
       <w:color w:themeColor="text1" w:val="000000"/>
     </w:rPr>
     <w:tblPr>
@@ -13966,6 +14560,7 @@
     </w:tcPr>
     <w:tblStylePr w:type="firstRow">
       <w:rPr>
+        <w:rFonts w:eastAsia="黑体"/>
         <w:b/>
         <w:bCs/>
         <w:color w:themeColor="background1" w:val="FFFFFF"/>
@@ -13980,6 +14575,7 @@
     </w:tblStylePr>
     <w:tblStylePr w:type="lastRow">
       <w:rPr>
+        <w:rFonts w:eastAsia="黑体"/>
         <w:b/>
         <w:bCs/>
         <w:color w:themeColor="accent3" w:themeShade="CC" w:val="7E9C40"/>
@@ -13994,12 +14590,14 @@
     </w:tblStylePr>
     <w:tblStylePr w:type="firstCol">
       <w:rPr>
+        <w:rFonts w:eastAsia="黑体"/>
         <w:b/>
         <w:bCs/>
       </w:rPr>
     </w:tblStylePr>
     <w:tblStylePr w:type="lastCol">
       <w:rPr>
+        <w:rFonts w:eastAsia="黑体"/>
         <w:b/>
         <w:bCs/>
       </w:rPr>
@@ -14034,6 +14632,7 @@
       <w:spacing w:after="0" w:line="240" w:lineRule="auto"/>
     </w:pPr>
     <w:rPr>
+      <w:rFonts w:eastAsia="黑体"/>
       <w:color w:themeColor="text1" w:val="000000"/>
     </w:rPr>
     <w:tblPr>
@@ -14052,6 +14651,7 @@
     </w:tcPr>
     <w:tblStylePr w:type="firstRow">
       <w:rPr>
+        <w:rFonts w:eastAsia="黑体"/>
         <w:b/>
         <w:bCs/>
         <w:color w:themeColor="background1" w:val="FFFFFF"/>
@@ -14066,6 +14666,7 @@
     </w:tblStylePr>
     <w:tblStylePr w:type="lastRow">
       <w:rPr>
+        <w:rFonts w:eastAsia="黑体"/>
         <w:b/>
         <w:bCs/>
         <w:color w:themeColor="accent6" w:themeShade="CC" w:val="F2730A"/>
@@ -14080,12 +14681,14 @@
     </w:tblStylePr>
     <w:tblStylePr w:type="firstCol">
       <w:rPr>
+        <w:rFonts w:eastAsia="黑体"/>
         <w:b/>
         <w:bCs/>
       </w:rPr>
     </w:tblStylePr>
     <w:tblStylePr w:type="lastCol">
       <w:rPr>
+        <w:rFonts w:eastAsia="黑体"/>
         <w:b/>
         <w:bCs/>
       </w:rPr>
@@ -14120,6 +14723,7 @@
       <w:spacing w:after="0" w:line="240" w:lineRule="auto"/>
     </w:pPr>
     <w:rPr>
+      <w:rFonts w:eastAsia="黑体"/>
       <w:color w:themeColor="text1" w:val="000000"/>
     </w:rPr>
     <w:tblPr>
@@ -14138,6 +14742,7 @@
     </w:tcPr>
     <w:tblStylePr w:type="firstRow">
       <w:rPr>
+        <w:rFonts w:eastAsia="黑体"/>
         <w:b/>
         <w:bCs/>
         <w:color w:themeColor="background1" w:val="FFFFFF"/>
@@ -14152,6 +14757,7 @@
     </w:tblStylePr>
     <w:tblStylePr w:type="lastRow">
       <w:rPr>
+        <w:rFonts w:eastAsia="黑体"/>
         <w:b/>
         <w:bCs/>
         <w:color w:themeColor="accent5" w:themeShade="CC" w:val="348DA5"/>
@@ -14166,12 +14772,14 @@
     </w:tblStylePr>
     <w:tblStylePr w:type="firstCol">
       <w:rPr>
+        <w:rFonts w:eastAsia="黑体"/>
         <w:b/>
         <w:bCs/>
       </w:rPr>
     </w:tblStylePr>
     <w:tblStylePr w:type="lastCol">
       <w:rPr>
+        <w:rFonts w:eastAsia="黑体"/>
         <w:b/>
         <w:bCs/>
       </w:rPr>
@@ -14206,6 +14814,7 @@
       <w:spacing w:after="0" w:line="240" w:lineRule="auto"/>
     </w:pPr>
     <w:rPr>
+      <w:rFonts w:eastAsia="黑体"/>
       <w:color w:themeColor="text1" w:val="000000"/>
     </w:rPr>
     <w:tblPr>
@@ -14227,6 +14836,7 @@
     </w:tcPr>
     <w:tblStylePr w:type="firstRow">
       <w:rPr>
+        <w:rFonts w:eastAsia="黑体"/>
         <w:b/>
         <w:bCs/>
       </w:rPr>
@@ -14237,6 +14847,7 @@
     </w:tblStylePr>
     <w:tblStylePr w:type="lastRow">
       <w:rPr>
+        <w:rFonts w:eastAsia="黑体"/>
         <w:b/>
         <w:bCs/>
         <w:color w:themeColor="text1" w:val="000000"/>
@@ -14248,6 +14859,7 @@
     </w:tblStylePr>
     <w:tblStylePr w:type="firstCol">
       <w:rPr>
+        <w:rFonts w:eastAsia="黑体"/>
         <w:color w:themeColor="background1" w:val="FFFFFF"/>
       </w:rPr>
       <w:tblPr/>
@@ -14257,6 +14869,7 @@
     </w:tblStylePr>
     <w:tblStylePr w:type="lastCol">
       <w:rPr>
+        <w:rFonts w:eastAsia="黑体"/>
         <w:color w:themeColor="background1" w:val="FFFFFF"/>
       </w:rPr>
       <w:tblPr/>
@@ -14286,6 +14899,7 @@
       <w:spacing w:after="0" w:line="240" w:lineRule="auto"/>
     </w:pPr>
     <w:rPr>
+      <w:rFonts w:eastAsia="黑体"/>
       <w:color w:themeColor="text1" w:val="000000"/>
     </w:rPr>
     <w:tblPr>
@@ -14307,6 +14921,7 @@
     </w:tcPr>
     <w:tblStylePr w:type="firstRow">
       <w:rPr>
+        <w:rFonts w:eastAsia="黑体"/>
         <w:b/>
         <w:bCs/>
       </w:rPr>
@@ -14317,6 +14932,7 @@
     </w:tblStylePr>
     <w:tblStylePr w:type="lastRow">
       <w:rPr>
+        <w:rFonts w:eastAsia="黑体"/>
         <w:b/>
         <w:bCs/>
         <w:color w:themeColor="text1" w:val="000000"/>
@@ -14328,6 +14944,7 @@
     </w:tblStylePr>
     <w:tblStylePr w:type="firstCol">
       <w:rPr>
+        <w:rFonts w:eastAsia="黑体"/>
         <w:color w:themeColor="background1" w:val="FFFFFF"/>
       </w:rPr>
       <w:tblPr/>
@@ -14337,6 +14954,7 @@
     </w:tblStylePr>
     <w:tblStylePr w:type="lastCol">
       <w:rPr>
+        <w:rFonts w:eastAsia="黑体"/>
         <w:color w:themeColor="background1" w:val="FFFFFF"/>
       </w:rPr>
       <w:tblPr/>
@@ -14366,6 +14984,7 @@
       <w:spacing w:after="0" w:line="240" w:lineRule="auto"/>
     </w:pPr>
     <w:rPr>
+      <w:rFonts w:eastAsia="黑体"/>
       <w:color w:themeColor="text1" w:val="000000"/>
     </w:rPr>
     <w:tblPr>
@@ -14387,6 +15006,7 @@
     </w:tcPr>
     <w:tblStylePr w:type="firstRow">
       <w:rPr>
+        <w:rFonts w:eastAsia="黑体"/>
         <w:b/>
         <w:bCs/>
       </w:rPr>
@@ -14397,6 +15017,7 @@
     </w:tblStylePr>
     <w:tblStylePr w:type="lastRow">
       <w:rPr>
+        <w:rFonts w:eastAsia="黑体"/>
         <w:b/>
         <w:bCs/>
         <w:color w:themeColor="text1" w:val="000000"/>
@@ -14408,6 +15029,7 @@
     </w:tblStylePr>
     <w:tblStylePr w:type="firstCol">
       <w:rPr>
+        <w:rFonts w:eastAsia="黑体"/>
         <w:color w:themeColor="background1" w:val="FFFFFF"/>
       </w:rPr>
       <w:tblPr/>
@@ -14417,6 +15039,7 @@
     </w:tblStylePr>
     <w:tblStylePr w:type="lastCol">
       <w:rPr>
+        <w:rFonts w:eastAsia="黑体"/>
         <w:color w:themeColor="background1" w:val="FFFFFF"/>
       </w:rPr>
       <w:tblPr/>
@@ -14446,6 +15069,7 @@
       <w:spacing w:after="0" w:line="240" w:lineRule="auto"/>
     </w:pPr>
     <w:rPr>
+      <w:rFonts w:eastAsia="黑体"/>
       <w:color w:themeColor="text1" w:val="000000"/>
     </w:rPr>
     <w:tblPr>
@@ -14467,6 +15091,7 @@
     </w:tcPr>
     <w:tblStylePr w:type="firstRow">
       <w:rPr>
+        <w:rFonts w:eastAsia="黑体"/>
         <w:b/>
         <w:bCs/>
       </w:rPr>
@@ -14477,6 +15102,7 @@
     </w:tblStylePr>
     <w:tblStylePr w:type="lastRow">
       <w:rPr>
+        <w:rFonts w:eastAsia="黑体"/>
         <w:b/>
         <w:bCs/>
         <w:color w:themeColor="text1" w:val="000000"/>
@@ -14488,6 +15114,7 @@
     </w:tblStylePr>
     <w:tblStylePr w:type="firstCol">
       <w:rPr>
+        <w:rFonts w:eastAsia="黑体"/>
         <w:color w:themeColor="background1" w:val="FFFFFF"/>
       </w:rPr>
       <w:tblPr/>
@@ -14497,6 +15124,7 @@
     </w:tblStylePr>
     <w:tblStylePr w:type="lastCol">
       <w:rPr>
+        <w:rFonts w:eastAsia="黑体"/>
         <w:color w:themeColor="background1" w:val="FFFFFF"/>
       </w:rPr>
       <w:tblPr/>
@@ -14526,6 +15154,7 @@
       <w:spacing w:after="0" w:line="240" w:lineRule="auto"/>
     </w:pPr>
     <w:rPr>
+      <w:rFonts w:eastAsia="黑体"/>
       <w:color w:themeColor="text1" w:val="000000"/>
     </w:rPr>
     <w:tblPr>
@@ -14547,6 +15176,7 @@
     </w:tcPr>
     <w:tblStylePr w:type="firstRow">
       <w:rPr>
+        <w:rFonts w:eastAsia="黑体"/>
         <w:b/>
         <w:bCs/>
       </w:rPr>
@@ -14557,6 +15187,7 @@
     </w:tblStylePr>
     <w:tblStylePr w:type="lastRow">
       <w:rPr>
+        <w:rFonts w:eastAsia="黑体"/>
         <w:b/>
         <w:bCs/>
         <w:color w:themeColor="text1" w:val="000000"/>
@@ -14568,6 +15199,7 @@
     </w:tblStylePr>
     <w:tblStylePr w:type="firstCol">
       <w:rPr>
+        <w:rFonts w:eastAsia="黑体"/>
         <w:color w:themeColor="background1" w:val="FFFFFF"/>
       </w:rPr>
       <w:tblPr/>
@@ -14577,6 +15209,7 @@
     </w:tblStylePr>
     <w:tblStylePr w:type="lastCol">
       <w:rPr>
+        <w:rFonts w:eastAsia="黑体"/>
         <w:color w:themeColor="background1" w:val="FFFFFF"/>
       </w:rPr>
       <w:tblPr/>
@@ -14606,6 +15239,7 @@
       <w:spacing w:after="0" w:line="240" w:lineRule="auto"/>
     </w:pPr>
     <w:rPr>
+      <w:rFonts w:eastAsia="黑体"/>
       <w:color w:themeColor="text1" w:val="000000"/>
     </w:rPr>
     <w:tblPr>
@@ -14627,6 +15261,7 @@
     </w:tcPr>
     <w:tblStylePr w:type="firstRow">
       <w:rPr>
+        <w:rFonts w:eastAsia="黑体"/>
         <w:b/>
         <w:bCs/>
       </w:rPr>
@@ -14637,6 +15272,7 @@
     </w:tblStylePr>
     <w:tblStylePr w:type="lastRow">
       <w:rPr>
+        <w:rFonts w:eastAsia="黑体"/>
         <w:b/>
         <w:bCs/>
         <w:color w:themeColor="text1" w:val="000000"/>
@@ -14648,6 +15284,7 @@
     </w:tblStylePr>
     <w:tblStylePr w:type="firstCol">
       <w:rPr>
+        <w:rFonts w:eastAsia="黑体"/>
         <w:color w:themeColor="background1" w:val="FFFFFF"/>
       </w:rPr>
       <w:tblPr/>
@@ -14657,6 +15294,7 @@
     </w:tblStylePr>
     <w:tblStylePr w:type="lastCol">
       <w:rPr>
+        <w:rFonts w:eastAsia="黑体"/>
         <w:color w:themeColor="background1" w:val="FFFFFF"/>
       </w:rPr>
       <w:tblPr/>
@@ -14686,6 +15324,7 @@
       <w:spacing w:after="0" w:line="240" w:lineRule="auto"/>
     </w:pPr>
     <w:rPr>
+      <w:rFonts w:eastAsia="黑体"/>
       <w:color w:themeColor="text1" w:val="000000"/>
     </w:rPr>
     <w:tblPr>
@@ -14707,6 +15346,7 @@
     </w:tcPr>
     <w:tblStylePr w:type="firstRow">
       <w:rPr>
+        <w:rFonts w:eastAsia="黑体"/>
         <w:b/>
         <w:bCs/>
       </w:rPr>
@@ -14717,6 +15357,7 @@
     </w:tblStylePr>
     <w:tblStylePr w:type="lastRow">
       <w:rPr>
+        <w:rFonts w:eastAsia="黑体"/>
         <w:b/>
         <w:bCs/>
         <w:color w:themeColor="text1" w:val="000000"/>
@@ -14728,6 +15369,7 @@
     </w:tblStylePr>
     <w:tblStylePr w:type="firstCol">
       <w:rPr>
+        <w:rFonts w:eastAsia="黑体"/>
         <w:color w:themeColor="background1" w:val="FFFFFF"/>
       </w:rPr>
       <w:tblPr/>
@@ -14737,6 +15379,7 @@
     </w:tblStylePr>
     <w:tblStylePr w:type="lastCol">
       <w:rPr>
+        <w:rFonts w:eastAsia="黑体"/>
         <w:color w:themeColor="background1" w:val="FFFFFF"/>
       </w:rPr>
       <w:tblPr/>
@@ -14769,6 +15412,7 @@
     <w:name w:val="KeywordTok"/>
     <w:basedOn w:val="VerbatimChar"/>
     <w:rPr>
+      <w:rFonts w:eastAsia="黑体"/>
       <w:b/>
       <w:color w:val="007020"/>
     </w:rPr>
@@ -14777,6 +15421,7 @@
     <w:name w:val="DataTypeTok"/>
     <w:basedOn w:val="VerbatimChar"/>
     <w:rPr>
+      <w:rFonts w:eastAsia="黑体"/>
       <w:color w:val="902000"/>
     </w:rPr>
   </w:style>
@@ -14784,6 +15429,7 @@
     <w:name w:val="DecValTok"/>
     <w:basedOn w:val="VerbatimChar"/>
     <w:rPr>
+      <w:rFonts w:eastAsia="黑体"/>
       <w:color w:val="40a070"/>
     </w:rPr>
   </w:style>
@@ -14791,6 +15437,7 @@
     <w:name w:val="BaseNTok"/>
     <w:basedOn w:val="VerbatimChar"/>
     <w:rPr>
+      <w:rFonts w:eastAsia="黑体"/>
       <w:color w:val="40a070"/>
     </w:rPr>
   </w:style>
@@ -14798,6 +15445,7 @@
     <w:name w:val="FloatTok"/>
     <w:basedOn w:val="VerbatimChar"/>
     <w:rPr>
+      <w:rFonts w:eastAsia="黑体"/>
       <w:color w:val="40a070"/>
     </w:rPr>
   </w:style>
@@ -14805,6 +15453,7 @@
     <w:name w:val="ConstantTok"/>
     <w:basedOn w:val="VerbatimChar"/>
     <w:rPr>
+      <w:rFonts w:eastAsia="黑体"/>
       <w:color w:val="880000"/>
     </w:rPr>
   </w:style>
@@ -14812,6 +15461,7 @@
     <w:name w:val="CharTok"/>
     <w:basedOn w:val="VerbatimChar"/>
     <w:rPr>
+      <w:rFonts w:eastAsia="黑体"/>
       <w:color w:val="4070a0"/>
     </w:rPr>
   </w:style>
@@ -14819,6 +15469,7 @@
     <w:name w:val="SpecialCharTok"/>
     <w:basedOn w:val="VerbatimChar"/>
     <w:rPr>
+      <w:rFonts w:eastAsia="黑体"/>
       <w:color w:val="4070a0"/>
     </w:rPr>
   </w:style>
@@ -14826,6 +15477,7 @@
     <w:name w:val="StringTok"/>
     <w:basedOn w:val="VerbatimChar"/>
     <w:rPr>
+      <w:rFonts w:eastAsia="黑体"/>
       <w:color w:val="4070a0"/>
     </w:rPr>
   </w:style>
@@ -14833,6 +15485,7 @@
     <w:name w:val="VerbatimStringTok"/>
     <w:basedOn w:val="VerbatimChar"/>
     <w:rPr>
+      <w:rFonts w:eastAsia="黑体"/>
       <w:color w:val="4070a0"/>
     </w:rPr>
   </w:style>
@@ -14840,6 +15493,7 @@
     <w:name w:val="SpecialStringTok"/>
     <w:basedOn w:val="VerbatimChar"/>
     <w:rPr>
+      <w:rFonts w:eastAsia="黑体"/>
       <w:color w:val="bb6688"/>
     </w:rPr>
   </w:style>
@@ -14847,6 +15501,7 @@
     <w:name w:val="ImportTok"/>
     <w:basedOn w:val="VerbatimChar"/>
     <w:rPr>
+      <w:rFonts w:eastAsia="黑体"/>
       <w:b/>
       <w:color w:val="008000"/>
     </w:rPr>
@@ -14855,6 +15510,7 @@
     <w:name w:val="CommentTok"/>
     <w:basedOn w:val="VerbatimChar"/>
     <w:rPr>
+      <w:rFonts w:eastAsia="黑体"/>
       <w:i/>
       <w:color w:val="60a0b0"/>
     </w:rPr>
@@ -14863,6 +15519,7 @@
     <w:name w:val="DocumentationTok"/>
     <w:basedOn w:val="VerbatimChar"/>
     <w:rPr>
+      <w:rFonts w:eastAsia="黑体"/>
       <w:i/>
       <w:color w:val="ba2121"/>
     </w:rPr>
@@ -14871,6 +15528,7 @@
     <w:name w:val="AnnotationTok"/>
     <w:basedOn w:val="VerbatimChar"/>
     <w:rPr>
+      <w:rFonts w:eastAsia="黑体"/>
       <w:b/>
       <w:i/>
       <w:color w:val="60a0b0"/>
@@ -14880,6 +15538,7 @@
     <w:name w:val="CommentVarTok"/>
     <w:basedOn w:val="VerbatimChar"/>
     <w:rPr>
+      <w:rFonts w:eastAsia="黑体"/>
       <w:b/>
       <w:i/>
       <w:color w:val="60a0b0"/>
@@ -14889,6 +15548,7 @@
     <w:name w:val="OtherTok"/>
     <w:basedOn w:val="VerbatimChar"/>
     <w:rPr>
+      <w:rFonts w:eastAsia="黑体"/>
       <w:color w:val="007020"/>
     </w:rPr>
   </w:style>
@@ -14896,6 +15556,7 @@
     <w:name w:val="FunctionTok"/>
     <w:basedOn w:val="VerbatimChar"/>
     <w:rPr>
+      <w:rFonts w:eastAsia="黑体"/>
       <w:color w:val="06287e"/>
     </w:rPr>
   </w:style>
@@ -14903,6 +15564,7 @@
     <w:name w:val="VariableTok"/>
     <w:basedOn w:val="VerbatimChar"/>
     <w:rPr>
+      <w:rFonts w:eastAsia="黑体"/>
       <w:color w:val="19177c"/>
     </w:rPr>
   </w:style>
@@ -14910,6 +15572,7 @@
     <w:name w:val="ControlFlowTok"/>
     <w:basedOn w:val="VerbatimChar"/>
     <w:rPr>
+      <w:rFonts w:eastAsia="黑体"/>
       <w:b/>
       <w:color w:val="007020"/>
     </w:rPr>
@@ -14918,6 +15581,7 @@
     <w:name w:val="OperatorTok"/>
     <w:basedOn w:val="VerbatimChar"/>
     <w:rPr>
+      <w:rFonts w:eastAsia="黑体"/>
       <w:color w:val="666666"/>
     </w:rPr>
   </w:style>
@@ -14925,18 +15589,22 @@
     <w:name w:val="BuiltInTok"/>
     <w:basedOn w:val="VerbatimChar"/>
     <w:rPr>
+      <w:rFonts w:eastAsia="黑体"/>
       <w:color w:val="008000"/>
     </w:rPr>
   </w:style>
   <w:style w:type="character" w:customStyle="1" w:styleId="ExtensionTok">
     <w:name w:val="ExtensionTok"/>
     <w:basedOn w:val="VerbatimChar"/>
-    <w:rPr/>
+    <w:rPr>
+      <w:rFonts w:eastAsia="黑体"/>
+    </w:rPr>
   </w:style>
   <w:style w:type="character" w:customStyle="1" w:styleId="PreprocessorTok">
     <w:name w:val="PreprocessorTok"/>
     <w:basedOn w:val="VerbatimChar"/>
     <w:rPr>
+      <w:rFonts w:eastAsia="黑体"/>
       <w:color w:val="bc7a00"/>
     </w:rPr>
   </w:style>
@@ -14944,18 +15612,22 @@
     <w:name w:val="AttributeTok"/>
     <w:basedOn w:val="VerbatimChar"/>
     <w:rPr>
+      <w:rFonts w:eastAsia="黑体"/>
       <w:color w:val="7d9029"/>
     </w:rPr>
   </w:style>
   <w:style w:type="character" w:customStyle="1" w:styleId="RegionMarkerTok">
     <w:name w:val="RegionMarkerTok"/>
     <w:basedOn w:val="VerbatimChar"/>
-    <w:rPr/>
+    <w:rPr>
+      <w:rFonts w:eastAsia="黑体"/>
+    </w:rPr>
   </w:style>
   <w:style w:type="character" w:customStyle="1" w:styleId="InformationTok">
     <w:name w:val="InformationTok"/>
     <w:basedOn w:val="VerbatimChar"/>
     <w:rPr>
+      <w:rFonts w:eastAsia="黑体"/>
       <w:b/>
       <w:i/>
       <w:color w:val="60a0b0"/>
@@ -14965,6 +15637,7 @@
     <w:name w:val="WarningTok"/>
     <w:basedOn w:val="VerbatimChar"/>
     <w:rPr>
+      <w:rFonts w:eastAsia="黑体"/>
       <w:b/>
       <w:i/>
       <w:color w:val="60a0b0"/>
@@ -14974,6 +15647,7 @@
     <w:name w:val="AlertTok"/>
     <w:basedOn w:val="VerbatimChar"/>
     <w:rPr>
+      <w:rFonts w:eastAsia="黑体"/>
       <w:b/>
       <w:color w:val="ff0000"/>
     </w:rPr>
@@ -14982,6 +15656,7 @@
     <w:name w:val="ErrorTok"/>
     <w:basedOn w:val="VerbatimChar"/>
     <w:rPr>
+      <w:rFonts w:eastAsia="黑体"/>
       <w:b/>
       <w:color w:val="ff0000"/>
     </w:rPr>
@@ -14989,7 +15664,9 @@
   <w:style w:type="character" w:customStyle="1" w:styleId="NormalTok">
     <w:name w:val="NormalTok"/>
     <w:basedOn w:val="VerbatimChar"/>
-    <w:rPr/>
+    <w:rPr>
+      <w:rFonts w:eastAsia="黑体"/>
+    </w:rPr>
   </w:style>
 </w:styles>
 </file>
@@ -15038,12 +15715,12 @@
     <a:fontScheme name="Office">
       <a:majorFont>
         <a:latin typeface="Calibri"/>
-        <a:ea typeface=""/>
+        <a:ea typeface="黑体"/>
         <a:cs typeface=""/>
         <a:font script="Jpan" typeface="ＭＳ ゴシック"/>
         <a:font script="Hang" typeface="맑은 고딕"/>
-        <a:font script="Hans" typeface="宋体"/>
-        <a:font script="Hant" typeface="新細明體"/>
+        <a:font script="Hans" typeface="黑体"/>
+        <a:font script="Hant" typeface="黑体"/>
         <a:font script="Arab" typeface="Times New Roman"/>
         <a:font script="Hebr" typeface="Times New Roman"/>
         <a:font script="Thai" typeface="Angsana New"/>
@@ -15073,12 +15750,12 @@
       </a:majorFont>
       <a:minorFont>
         <a:latin typeface="Cambria"/>
-        <a:ea typeface=""/>
+        <a:ea typeface="黑体"/>
         <a:cs typeface=""/>
         <a:font script="Jpan" typeface="ＭＳ 明朝"/>
         <a:font script="Hang" typeface="맑은 고딕"/>
-        <a:font script="Hans" typeface="宋体"/>
-        <a:font script="Hant" typeface="新細明體"/>
+        <a:font script="Hans" typeface="黑体"/>
+        <a:font script="Hant" typeface="黑体"/>
         <a:font script="Arab" typeface="Arial"/>
         <a:font script="Hebr" typeface="Arial"/>
         <a:font script="Thai" typeface="Cordia New"/>

--- a/02-放大电路/01-运算放大电路/指数放大电路/指数放大电路.docx
+++ b/02-放大电路/01-运算放大电路/指数放大电路/指数放大电路.docx
@@ -2644,7 +2644,7 @@
           <w:color w:val="555555"/>
           <w:sz w:val="21"/>
         </w:rPr>
-        <w:t>材料收集者：杜文杰，WX手机：19519196569，QQ:3478827729</w:t>
+        <w:t>材料收集者：杜文杰，微信/手机：19519196569，QQ:3478827729</w:t>
       </w:r>
     </w:p>
     <w:sectPr>
